--- a/2025년도 문제.docx
+++ b/2025년도 문제.docx
@@ -65,7 +65,21 @@
         <w:rPr>
           <w:rFonts w:eastAsiaTheme="minorHAnsi" w:hint="eastAsia"/>
         </w:rPr>
-        <w:t xml:space="preserve"> 링슬리브 </w:t>
+        <w:t xml:space="preserve"> </w:t>
+      </w:r>
+      <w:proofErr w:type="spellStart"/>
+      <w:r>
+        <w:rPr>
+          <w:rFonts w:eastAsiaTheme="minorHAnsi" w:hint="eastAsia"/>
+        </w:rPr>
+        <w:t>링슬리브</w:t>
+      </w:r>
+      <w:proofErr w:type="spellEnd"/>
+      <w:r>
+        <w:rPr>
+          <w:rFonts w:eastAsiaTheme="minorHAnsi" w:hint="eastAsia"/>
+        </w:rPr>
+        <w:t xml:space="preserve"> </w:t>
       </w:r>
       <w:r>
         <w:rPr>
@@ -77,8 +91,16 @@
         <w:rPr>
           <w:rFonts w:eastAsiaTheme="minorHAnsi" w:hint="eastAsia"/>
         </w:rPr>
-        <w:t xml:space="preserve"> 스프링와셔</w:t>
-      </w:r>
+        <w:t xml:space="preserve"> </w:t>
+      </w:r>
+      <w:proofErr w:type="spellStart"/>
+      <w:r>
+        <w:rPr>
+          <w:rFonts w:eastAsiaTheme="minorHAnsi" w:hint="eastAsia"/>
+        </w:rPr>
+        <w:t>스프링와셔</w:t>
+      </w:r>
+      <w:proofErr w:type="spellEnd"/>
     </w:p>
     <w:p/>
     <w:p>
@@ -304,12 +326,14 @@
         </w:rPr>
         <w:t xml:space="preserve"> </w:t>
       </w:r>
+      <w:proofErr w:type="spellStart"/>
       <w:r>
         <w:rPr>
           <w:rFonts w:eastAsiaTheme="minorHAnsi"/>
         </w:rPr>
         <w:t>단독접지</w:t>
       </w:r>
+      <w:proofErr w:type="spellEnd"/>
       <w:r>
         <w:rPr>
           <w:rFonts w:eastAsiaTheme="minorHAnsi" w:hint="eastAsia"/>
@@ -322,12 +346,14 @@
         </w:rPr>
         <w:t>②</w:t>
       </w:r>
+      <w:proofErr w:type="spellStart"/>
       <w:r>
         <w:rPr>
           <w:rFonts w:eastAsiaTheme="minorHAnsi"/>
         </w:rPr>
         <w:t>공통접지</w:t>
       </w:r>
+      <w:proofErr w:type="spellEnd"/>
       <w:r>
         <w:rPr>
           <w:rFonts w:eastAsiaTheme="minorHAnsi" w:hint="eastAsia"/>
@@ -340,12 +366,14 @@
         </w:rPr>
         <w:t>③</w:t>
       </w:r>
+      <w:proofErr w:type="spellStart"/>
       <w:r>
         <w:rPr>
           <w:rFonts w:eastAsiaTheme="minorHAnsi"/>
         </w:rPr>
         <w:t>통합접지</w:t>
       </w:r>
+      <w:proofErr w:type="spellEnd"/>
       <w:r>
         <w:rPr>
           <w:rFonts w:eastAsiaTheme="minorHAnsi" w:hint="eastAsia"/>
@@ -358,12 +386,14 @@
         </w:rPr>
         <w:t>④</w:t>
       </w:r>
+      <w:proofErr w:type="spellStart"/>
       <w:r>
         <w:rPr>
           <w:rFonts w:eastAsiaTheme="minorHAnsi"/>
         </w:rPr>
         <w:t>보호접지</w:t>
       </w:r>
+      <w:proofErr w:type="spellEnd"/>
     </w:p>
     <w:p/>
     <w:p>
@@ -481,8 +511,16 @@
         <w:rPr>
           <w:rFonts w:eastAsiaTheme="minorHAnsi"/>
         </w:rPr>
-        <w:t>③ 히스테리시스손을</w:t>
-      </w:r>
+        <w:t xml:space="preserve">③ </w:t>
+      </w:r>
+      <w:proofErr w:type="spellStart"/>
+      <w:r>
+        <w:rPr>
+          <w:rFonts w:eastAsiaTheme="minorHAnsi"/>
+        </w:rPr>
+        <w:t>히스테리시스손을</w:t>
+      </w:r>
+      <w:proofErr w:type="spellEnd"/>
       <w:r>
         <w:rPr>
           <w:rFonts w:eastAsiaTheme="minorHAnsi" w:hint="eastAsia"/>
@@ -539,7 +577,21 @@
         <w:rPr>
           <w:rFonts w:hint="eastAsia"/>
         </w:rPr>
-        <w:t>11. 전선 접속 시 사용되는 슬리브(Sleeve)의 종류가 아닌 것은?</w:t>
+        <w:t xml:space="preserve">11. 전선 접속 시 사용되는 </w:t>
+      </w:r>
+      <w:proofErr w:type="spellStart"/>
+      <w:r>
+        <w:rPr>
+          <w:rFonts w:hint="eastAsia"/>
+        </w:rPr>
+        <w:t>슬리브</w:t>
+      </w:r>
+      <w:proofErr w:type="spellEnd"/>
+      <w:r>
+        <w:rPr>
+          <w:rFonts w:hint="eastAsia"/>
+        </w:rPr>
+        <w:t>(Sleeve)의 종류가 아닌 것은?</w:t>
       </w:r>
       <w:r>
         <w:rPr>
@@ -592,7 +644,21 @@
         <w:rPr>
           <w:rFonts w:asciiTheme="minorEastAsia" w:hAnsiTheme="minorEastAsia" w:hint="eastAsia"/>
         </w:rPr>
-        <w:t>① 저항 측정 ② 무부하 시험 ③ 구속 시험 ④ 슬립 측정</w:t>
+        <w:t xml:space="preserve">① 저항 측정 ② </w:t>
+      </w:r>
+      <w:proofErr w:type="spellStart"/>
+      <w:r>
+        <w:rPr>
+          <w:rFonts w:asciiTheme="minorEastAsia" w:hAnsiTheme="minorEastAsia" w:hint="eastAsia"/>
+        </w:rPr>
+        <w:t>무부하</w:t>
+      </w:r>
+      <w:proofErr w:type="spellEnd"/>
+      <w:r>
+        <w:rPr>
+          <w:rFonts w:asciiTheme="minorEastAsia" w:hAnsiTheme="minorEastAsia" w:hint="eastAsia"/>
+        </w:rPr>
+        <w:t xml:space="preserve"> 시험 ③ 구속 시험 ④ 슬립 측정</w:t>
       </w:r>
     </w:p>
     <w:p/>
@@ -636,7 +702,21 @@
         <w:rPr>
           <w:rFonts w:eastAsiaTheme="minorHAnsi" w:hint="eastAsia"/>
         </w:rPr>
-        <w:t>이상이어야 하는가?(단, 동선의 경우이다.)</w:t>
+        <w:t xml:space="preserve">이상이어야 </w:t>
+      </w:r>
+      <w:proofErr w:type="gramStart"/>
+      <w:r>
+        <w:rPr>
+          <w:rFonts w:eastAsiaTheme="minorHAnsi" w:hint="eastAsia"/>
+        </w:rPr>
+        <w:t>하는가?(</w:t>
+      </w:r>
+      <w:proofErr w:type="gramEnd"/>
+      <w:r>
+        <w:rPr>
+          <w:rFonts w:eastAsiaTheme="minorHAnsi" w:hint="eastAsia"/>
+        </w:rPr>
+        <w:t>단, 동선의 경우이다.)</w:t>
       </w:r>
       <w:r>
         <w:rPr>
@@ -713,7 +793,49 @@
         <w:rPr>
           <w:rFonts w:hint="eastAsia"/>
         </w:rPr>
-        <w:t>14. 금속몰드의 지지점 간의 거리는 몇[m]이하로 하는 것이 가장 바람직한가?</w:t>
+        <w:t xml:space="preserve">14. </w:t>
+      </w:r>
+      <w:proofErr w:type="spellStart"/>
+      <w:r>
+        <w:rPr>
+          <w:rFonts w:hint="eastAsia"/>
+        </w:rPr>
+        <w:t>금속몰드의</w:t>
+      </w:r>
+      <w:proofErr w:type="spellEnd"/>
+      <w:r>
+        <w:rPr>
+          <w:rFonts w:hint="eastAsia"/>
+        </w:rPr>
+        <w:t xml:space="preserve"> </w:t>
+      </w:r>
+      <w:proofErr w:type="spellStart"/>
+      <w:r>
+        <w:rPr>
+          <w:rFonts w:hint="eastAsia"/>
+        </w:rPr>
+        <w:t>지지점</w:t>
+      </w:r>
+      <w:proofErr w:type="spellEnd"/>
+      <w:r>
+        <w:rPr>
+          <w:rFonts w:hint="eastAsia"/>
+        </w:rPr>
+        <w:t xml:space="preserve"> 간의 거리는 몇[m]이하로 하는 것이 가장 </w:t>
+      </w:r>
+      <w:proofErr w:type="spellStart"/>
+      <w:r>
+        <w:rPr>
+          <w:rFonts w:hint="eastAsia"/>
+        </w:rPr>
+        <w:t>바람직한가</w:t>
+      </w:r>
+      <w:proofErr w:type="spellEnd"/>
+      <w:r>
+        <w:rPr>
+          <w:rFonts w:hint="eastAsia"/>
+        </w:rPr>
+        <w:t>?</w:t>
       </w:r>
       <w:r>
         <w:rPr>
@@ -789,7 +911,49 @@
         <w:rPr>
           <w:rFonts w:hint="eastAsia"/>
         </w:rPr>
-        <w:t>15. 영구 자석 또는 전자석 끝부분에 설치한 자성 재료편으로서, 전기자에 대응하여 계자 자속을 공극에 적당히 분포시키는 역할을 하는 것은 무엇인가?</w:t>
+        <w:t xml:space="preserve">15. 영구 자석 또는 전자석 끝부분에 설치한 자성 재료편으로서, 전기자에 대응하여 계자 </w:t>
+      </w:r>
+      <w:proofErr w:type="spellStart"/>
+      <w:r>
+        <w:rPr>
+          <w:rFonts w:hint="eastAsia"/>
+        </w:rPr>
+        <w:t>자속을</w:t>
+      </w:r>
+      <w:proofErr w:type="spellEnd"/>
+      <w:r>
+        <w:rPr>
+          <w:rFonts w:hint="eastAsia"/>
+        </w:rPr>
+        <w:t xml:space="preserve"> </w:t>
+      </w:r>
+      <w:proofErr w:type="spellStart"/>
+      <w:r>
+        <w:rPr>
+          <w:rFonts w:hint="eastAsia"/>
+        </w:rPr>
+        <w:t>공극에</w:t>
+      </w:r>
+      <w:proofErr w:type="spellEnd"/>
+      <w:r>
+        <w:rPr>
+          <w:rFonts w:hint="eastAsia"/>
+        </w:rPr>
+        <w:t xml:space="preserve"> 적당히 </w:t>
+      </w:r>
+      <w:proofErr w:type="spellStart"/>
+      <w:r>
+        <w:rPr>
+          <w:rFonts w:hint="eastAsia"/>
+        </w:rPr>
+        <w:t>분포시키는</w:t>
+      </w:r>
+      <w:proofErr w:type="spellEnd"/>
+      <w:r>
+        <w:rPr>
+          <w:rFonts w:hint="eastAsia"/>
+        </w:rPr>
+        <w:t xml:space="preserve"> 역할을 하는 것은 무엇인가?</w:t>
       </w:r>
       <w:r>
         <w:rPr>
@@ -814,7 +978,35 @@
         <w:rPr>
           <w:rFonts w:asciiTheme="minorEastAsia" w:hAnsiTheme="minorEastAsia" w:hint="eastAsia"/>
         </w:rPr>
-        <w:t>① 자극편 ② 정류자 ③ 공극 ④ 브러시</w:t>
+        <w:t xml:space="preserve">① </w:t>
+      </w:r>
+      <w:proofErr w:type="spellStart"/>
+      <w:r>
+        <w:rPr>
+          <w:rFonts w:asciiTheme="minorEastAsia" w:hAnsiTheme="minorEastAsia" w:hint="eastAsia"/>
+        </w:rPr>
+        <w:t>자극편</w:t>
+      </w:r>
+      <w:proofErr w:type="spellEnd"/>
+      <w:r>
+        <w:rPr>
+          <w:rFonts w:asciiTheme="minorEastAsia" w:hAnsiTheme="minorEastAsia" w:hint="eastAsia"/>
+        </w:rPr>
+        <w:t xml:space="preserve"> ② 정류자 ③ </w:t>
+      </w:r>
+      <w:proofErr w:type="spellStart"/>
+      <w:r>
+        <w:rPr>
+          <w:rFonts w:asciiTheme="minorEastAsia" w:hAnsiTheme="minorEastAsia" w:hint="eastAsia"/>
+        </w:rPr>
+        <w:t>공극</w:t>
+      </w:r>
+      <w:proofErr w:type="spellEnd"/>
+      <w:r>
+        <w:rPr>
+          <w:rFonts w:asciiTheme="minorEastAsia" w:hAnsiTheme="minorEastAsia" w:hint="eastAsia"/>
+        </w:rPr>
+        <w:t xml:space="preserve"> ④ 브러시</w:t>
       </w:r>
     </w:p>
     <w:p/>
@@ -848,61 +1040,94 @@
         <w:rPr>
           <w:rFonts w:asciiTheme="minorEastAsia" w:hAnsiTheme="minorEastAsia" w:hint="eastAsia"/>
         </w:rPr>
-        <w:t>① 링 리듀서 ② 부싱 ③ 커넥터 ④ 로크너트</w:t>
-      </w:r>
-    </w:p>
-    <w:tbl>
-      <w:tblPr>
-        <w:tblStyle w:val="aa"/>
-        <w:tblW w:w="0" w:type="auto"/>
-        <w:tblLook w:val="04A0" w:firstRow="1" w:lastRow="0" w:firstColumn="1" w:lastColumn="0" w:noHBand="0" w:noVBand="1"/>
-      </w:tblPr>
-      <w:tblGrid>
-        <w:gridCol w:w="9016"/>
-      </w:tblGrid>
-      <w:tr>
-        <w:tc>
-          <w:tcPr>
-            <w:tcW w:w="9016" w:type="dxa"/>
-          </w:tcPr>
-          <w:p>
-            <w:r>
-              <w:rPr>
-                <w:rFonts w:hint="eastAsia"/>
-              </w:rPr>
-              <w:t>설명: 단원명-전기설비</w:t>
-            </w:r>
-          </w:p>
-          <w:p>
-            <w:pPr>
-              <w:ind w:left="220" w:hangingChars="100" w:hanging="220"/>
-              <w:rPr>
-                <w:rFonts w:eastAsiaTheme="minorHAnsi"/>
-              </w:rPr>
-            </w:pPr>
-            <w:r>
-              <w:rPr>
-                <w:rFonts w:hint="eastAsia"/>
-              </w:rPr>
-              <w:t xml:space="preserve">- 링 리듀서: 금속관을 </w:t>
-            </w:r>
-            <w:r>
-              <w:rPr>
-                <w:rFonts w:hint="eastAsia"/>
-              </w:rPr>
-              <w:t>아웃렛 박스에 접속할 때 박스 지름이 관보다 클 경우 사용하는 보조 접속기구</w:t>
-            </w:r>
-          </w:p>
-        </w:tc>
-      </w:tr>
-    </w:tbl>
+        <w:t xml:space="preserve">① 링 </w:t>
+      </w:r>
+      <w:proofErr w:type="spellStart"/>
+      <w:r>
+        <w:rPr>
+          <w:rFonts w:asciiTheme="minorEastAsia" w:hAnsiTheme="minorEastAsia" w:hint="eastAsia"/>
+        </w:rPr>
+        <w:t>리듀서</w:t>
+      </w:r>
+      <w:proofErr w:type="spellEnd"/>
+      <w:r>
+        <w:rPr>
+          <w:rFonts w:asciiTheme="minorEastAsia" w:hAnsiTheme="minorEastAsia" w:hint="eastAsia"/>
+        </w:rPr>
+        <w:t xml:space="preserve"> ② </w:t>
+      </w:r>
+      <w:proofErr w:type="spellStart"/>
+      <w:r>
+        <w:rPr>
+          <w:rFonts w:asciiTheme="minorEastAsia" w:hAnsiTheme="minorEastAsia" w:hint="eastAsia"/>
+        </w:rPr>
+        <w:t>부싱</w:t>
+      </w:r>
+      <w:proofErr w:type="spellEnd"/>
+      <w:r>
+        <w:rPr>
+          <w:rFonts w:asciiTheme="minorEastAsia" w:hAnsiTheme="minorEastAsia" w:hint="eastAsia"/>
+        </w:rPr>
+        <w:t xml:space="preserve"> ③ 커넥터 ④ </w:t>
+      </w:r>
+      <w:proofErr w:type="spellStart"/>
+      <w:r>
+        <w:rPr>
+          <w:rFonts w:asciiTheme="minorEastAsia" w:hAnsiTheme="minorEastAsia" w:hint="eastAsia"/>
+        </w:rPr>
+        <w:t>로크너트</w:t>
+      </w:r>
+      <w:proofErr w:type="spellEnd"/>
+    </w:p>
     <w:p/>
     <w:p>
       <w:r>
         <w:rPr>
           <w:rFonts w:hint="eastAsia"/>
         </w:rPr>
-        <w:t xml:space="preserve">20. 절연 전선으로 가선된 배선 선로에서 활선 상태인 경우 전선의 피복을 벗기는 것은 매우 곤란한 작업이다. 이런 경우 활선 상태에서 </w:t>
+        <w:t xml:space="preserve">20. 절연 전선으로 </w:t>
+      </w:r>
+      <w:proofErr w:type="spellStart"/>
+      <w:r>
+        <w:rPr>
+          <w:rFonts w:hint="eastAsia"/>
+        </w:rPr>
+        <w:t>가선된</w:t>
+      </w:r>
+      <w:proofErr w:type="spellEnd"/>
+      <w:r>
+        <w:rPr>
+          <w:rFonts w:hint="eastAsia"/>
+        </w:rPr>
+        <w:t xml:space="preserve"> 배선 선로에서 </w:t>
+      </w:r>
+      <w:proofErr w:type="spellStart"/>
+      <w:r>
+        <w:rPr>
+          <w:rFonts w:hint="eastAsia"/>
+        </w:rPr>
+        <w:t>활선</w:t>
+      </w:r>
+      <w:proofErr w:type="spellEnd"/>
+      <w:r>
+        <w:rPr>
+          <w:rFonts w:hint="eastAsia"/>
+        </w:rPr>
+        <w:t xml:space="preserve"> 상태인 경우 전선의 피복을 벗기는 것은 매우 곤란한 작업이다. 이런 경우 </w:t>
+      </w:r>
+      <w:proofErr w:type="spellStart"/>
+      <w:r>
+        <w:rPr>
+          <w:rFonts w:hint="eastAsia"/>
+        </w:rPr>
+        <w:t>활선</w:t>
+      </w:r>
+      <w:proofErr w:type="spellEnd"/>
+      <w:r>
+        <w:rPr>
+          <w:rFonts w:hint="eastAsia"/>
+        </w:rPr>
+        <w:t xml:space="preserve"> 상태에서 </w:t>
       </w:r>
       <w:r>
         <w:rPr>
@@ -926,7 +1151,7 @@
     <w:p>
       <w:pPr>
         <w:rPr>
-          <w:rFonts w:asciiTheme="minorEastAsia" w:hAnsiTheme="minorEastAsia" w:hint="eastAsia"/>
+          <w:rFonts w:asciiTheme="minorEastAsia" w:hAnsiTheme="minorEastAsia"/>
         </w:rPr>
       </w:pPr>
       <w:r>
@@ -935,11 +1160,19 @@
         </w:rPr>
         <w:t xml:space="preserve">① </w:t>
       </w:r>
-      <w:r>
-        <w:rPr>
-          <w:rFonts w:asciiTheme="minorEastAsia" w:hAnsiTheme="minorEastAsia" w:hint="eastAsia"/>
-        </w:rPr>
-        <w:t>데드 엔드 커버</w:t>
+      <w:proofErr w:type="spellStart"/>
+      <w:r>
+        <w:rPr>
+          <w:rFonts w:asciiTheme="minorEastAsia" w:hAnsiTheme="minorEastAsia" w:hint="eastAsia"/>
+        </w:rPr>
+        <w:t>데드</w:t>
+      </w:r>
+      <w:proofErr w:type="spellEnd"/>
+      <w:r>
+        <w:rPr>
+          <w:rFonts w:asciiTheme="minorEastAsia" w:hAnsiTheme="minorEastAsia" w:hint="eastAsia"/>
+        </w:rPr>
+        <w:t xml:space="preserve"> 엔드 커버</w:t>
       </w:r>
       <w:r>
         <w:rPr>
@@ -975,8 +1208,16 @@
         <w:rPr>
           <w:rFonts w:asciiTheme="minorEastAsia" w:hAnsiTheme="minorEastAsia" w:hint="eastAsia"/>
         </w:rPr>
-        <w:t xml:space="preserve"> 전선 피박기</w:t>
-      </w:r>
+        <w:t xml:space="preserve"> 전선 </w:t>
+      </w:r>
+      <w:proofErr w:type="spellStart"/>
+      <w:r>
+        <w:rPr>
+          <w:rFonts w:asciiTheme="minorEastAsia" w:hAnsiTheme="minorEastAsia" w:hint="eastAsia"/>
+        </w:rPr>
+        <w:t>피박기</w:t>
+      </w:r>
+      <w:proofErr w:type="spellEnd"/>
     </w:p>
     <w:p/>
     <w:p>
@@ -1122,8 +1363,976 @@
         <w:rPr>
           <w:rFonts w:asciiTheme="minorEastAsia" w:hAnsiTheme="minorEastAsia" w:hint="eastAsia"/>
         </w:rPr>
+        <w:t xml:space="preserve">② 애자사용공사에 의한 경우 </w:t>
+      </w:r>
+    </w:p>
+    <w:p>
+      <w:pPr>
+        <w:rPr>
+          <w:rFonts w:asciiTheme="minorEastAsia" w:hAnsiTheme="minorEastAsia"/>
+        </w:rPr>
+      </w:pPr>
+      <w:r>
+        <w:rPr>
+          <w:rFonts w:asciiTheme="minorEastAsia" w:hAnsiTheme="minorEastAsia" w:hint="eastAsia"/>
+        </w:rPr>
+        <w:t xml:space="preserve">③ 케이블을 사용하여 지중에 시설할 것 </w:t>
+      </w:r>
+    </w:p>
+    <w:p>
+      <w:pPr>
+        <w:rPr>
+          <w:rFonts w:asciiTheme="minorEastAsia" w:hAnsiTheme="minorEastAsia"/>
+        </w:rPr>
+      </w:pPr>
+      <w:r>
+        <w:rPr>
+          <w:rFonts w:asciiTheme="minorEastAsia" w:hAnsiTheme="minorEastAsia" w:hint="eastAsia"/>
+        </w:rPr>
+        <w:t xml:space="preserve">④ </w:t>
+      </w:r>
+      <w:r>
+        <w:rPr>
+          <w:rFonts w:asciiTheme="minorEastAsia" w:hAnsiTheme="minorEastAsia" w:hint="eastAsia"/>
+        </w:rPr>
+        <w:t>모든 접속은 전폐형으로 할 것</w:t>
+      </w:r>
+    </w:p>
+    <w:p/>
+    <w:p>
+      <w:r>
+        <w:rPr>
+          <w:rFonts w:hint="eastAsia"/>
+        </w:rPr>
+        <w:t xml:space="preserve">28. 사람이 쉽게 </w:t>
+      </w:r>
+      <w:proofErr w:type="spellStart"/>
+      <w:r>
+        <w:rPr>
+          <w:rFonts w:hint="eastAsia"/>
+        </w:rPr>
+        <w:t>좁촉하는</w:t>
+      </w:r>
+      <w:proofErr w:type="spellEnd"/>
+      <w:r>
+        <w:rPr>
+          <w:rFonts w:hint="eastAsia"/>
+        </w:rPr>
+        <w:t xml:space="preserve"> 장소에 설치하는 누전차단기의 사용 전압 기준은 몇 [V</w:t>
+      </w:r>
+      <w:r>
+        <w:t>]</w:t>
+      </w:r>
+      <w:r>
+        <w:rPr>
+          <w:rFonts w:hint="eastAsia"/>
+        </w:rPr>
+        <w:t xml:space="preserve"> 초과인가?</w:t>
+      </w:r>
+      <w:r>
+        <w:rPr>
+          <w:rFonts w:hint="eastAsia"/>
+        </w:rPr>
+        <w:t xml:space="preserve"> </w:t>
+      </w:r>
+      <w:r>
+        <w:rPr>
+          <w:rFonts w:asciiTheme="minorEastAsia" w:hAnsiTheme="minorEastAsia" w:hint="eastAsia"/>
+        </w:rPr>
+        <w:t>①</w:t>
+      </w:r>
+    </w:p>
+    <w:p>
+      <w:pPr>
+        <w:rPr>
+          <w:rFonts w:asciiTheme="minorEastAsia" w:hAnsiTheme="minorEastAsia"/>
+        </w:rPr>
+      </w:pPr>
+      <w:r>
+        <w:rPr>
+          <w:rFonts w:asciiTheme="minorEastAsia" w:hAnsiTheme="minorEastAsia" w:hint="eastAsia"/>
+        </w:rPr>
+        <w:t>① 50 ② 110 ③ 150 ④ 220</w:t>
+      </w:r>
+    </w:p>
+    <w:p/>
+    <w:p>
+      <w:r>
+        <w:rPr>
+          <w:rFonts w:hint="eastAsia"/>
+        </w:rPr>
+        <w:t>32. 3상 유도 전동기의 회전 방향을 바꾸기 위한 방법으로 옳은 것은?</w:t>
+      </w:r>
+      <w:r>
+        <w:rPr>
+          <w:rFonts w:hint="eastAsia"/>
+        </w:rPr>
+        <w:t xml:space="preserve"> </w:t>
+      </w:r>
+      <w:r>
+        <w:rPr>
+          <w:rFonts w:asciiTheme="minorEastAsia" w:hAnsiTheme="minorEastAsia" w:hint="eastAsia"/>
+        </w:rPr>
+        <w:t>④</w:t>
+      </w:r>
+    </w:p>
+    <w:p>
+      <w:pPr>
+        <w:rPr>
+          <w:rFonts w:asciiTheme="minorEastAsia" w:hAnsiTheme="minorEastAsia"/>
+        </w:rPr>
+      </w:pPr>
+      <w:r>
+        <w:rPr>
+          <w:rFonts w:asciiTheme="minorEastAsia" w:hAnsiTheme="minorEastAsia" w:hint="eastAsia"/>
+        </w:rPr>
+        <w:t>① 전원의 전압과 주파수를 바꾸어 준다.</w:t>
+      </w:r>
+    </w:p>
+    <w:p>
+      <w:pPr>
+        <w:rPr>
+          <w:rFonts w:asciiTheme="minorEastAsia" w:hAnsiTheme="minorEastAsia"/>
+        </w:rPr>
+      </w:pPr>
+      <w:r>
+        <w:rPr>
+          <w:rFonts w:asciiTheme="minorEastAsia" w:hAnsiTheme="minorEastAsia" w:hint="eastAsia"/>
+        </w:rPr>
+        <w:t xml:space="preserve">② </w:t>
+      </w:r>
+      <w:proofErr w:type="spellStart"/>
+      <w:r>
+        <w:rPr>
+          <w:rFonts w:asciiTheme="minorEastAsia" w:hAnsiTheme="minorEastAsia" w:hint="eastAsia"/>
+        </w:rPr>
+        <w:t>Δ</w:t>
+      </w:r>
+      <w:proofErr w:type="spellEnd"/>
+      <w:r>
+        <w:rPr>
+          <w:rFonts w:asciiTheme="minorEastAsia" w:hAnsiTheme="minorEastAsia" w:hint="eastAsia"/>
+        </w:rPr>
+        <w:t>—Y 결선으로 결선법을 바꾸어 준다.</w:t>
+      </w:r>
+    </w:p>
+    <w:p>
+      <w:pPr>
+        <w:rPr>
+          <w:rFonts w:asciiTheme="minorEastAsia" w:hAnsiTheme="minorEastAsia"/>
+        </w:rPr>
+      </w:pPr>
+      <w:r>
+        <w:rPr>
+          <w:rFonts w:asciiTheme="minorEastAsia" w:hAnsiTheme="minorEastAsia" w:hint="eastAsia"/>
+        </w:rPr>
+        <w:t>③ 기동 보상기를 사용하여 권선을 바꾸어 준다.</w:t>
+      </w:r>
+    </w:p>
+    <w:p>
+      <w:r>
+        <w:rPr>
+          <w:rFonts w:asciiTheme="minorEastAsia" w:hAnsiTheme="minorEastAsia" w:hint="eastAsia"/>
+        </w:rPr>
+        <w:t>④ 전동기의 1차 권선에 있는 3개의 단자 중 어느 2개의 단자를 서로 바꾸어 준다.</w:t>
+      </w:r>
+    </w:p>
+    <w:p/>
+    <w:p>
+      <w:r>
+        <w:rPr>
+          <w:rFonts w:hint="eastAsia"/>
+        </w:rPr>
+        <w:t xml:space="preserve">39. </w:t>
+      </w:r>
+      <w:proofErr w:type="spellStart"/>
+      <w:r>
+        <w:rPr>
+          <w:rFonts w:hint="eastAsia"/>
+        </w:rPr>
+        <w:t>보극이</w:t>
+      </w:r>
+      <w:proofErr w:type="spellEnd"/>
+      <w:r>
+        <w:rPr>
+          <w:rFonts w:hint="eastAsia"/>
+        </w:rPr>
+        <w:t xml:space="preserve"> 없는 </w:t>
+      </w:r>
+      <w:proofErr w:type="spellStart"/>
+      <w:r>
+        <w:rPr>
+          <w:rFonts w:hint="eastAsia"/>
+        </w:rPr>
+        <w:t>직류기</w:t>
+      </w:r>
+      <w:proofErr w:type="spellEnd"/>
+      <w:r>
+        <w:rPr>
+          <w:rFonts w:hint="eastAsia"/>
+        </w:rPr>
+        <w:t xml:space="preserve"> 운전 중 중성점의 위치가 변하지 않는 경우는?</w:t>
+      </w:r>
+      <w:r>
+        <w:rPr>
+          <w:rFonts w:hint="eastAsia"/>
+        </w:rPr>
+        <w:t xml:space="preserve"> </w:t>
+      </w:r>
+      <w:r>
+        <w:rPr>
+          <w:rFonts w:asciiTheme="minorEastAsia" w:hAnsiTheme="minorEastAsia" w:hint="eastAsia"/>
+        </w:rPr>
+        <w:t>④</w:t>
+      </w:r>
+    </w:p>
+    <w:p>
+      <w:pPr>
+        <w:rPr>
+          <w:rFonts w:asciiTheme="minorEastAsia" w:hAnsiTheme="minorEastAsia"/>
+        </w:rPr>
+      </w:pPr>
+      <w:r>
+        <w:rPr>
+          <w:rFonts w:asciiTheme="minorEastAsia" w:hAnsiTheme="minorEastAsia" w:hint="eastAsia"/>
+        </w:rPr>
+        <w:t xml:space="preserve">① 과부하 ② </w:t>
+      </w:r>
+      <w:proofErr w:type="spellStart"/>
+      <w:r>
+        <w:rPr>
+          <w:rFonts w:asciiTheme="minorEastAsia" w:hAnsiTheme="minorEastAsia" w:hint="eastAsia"/>
+        </w:rPr>
+        <w:t>전부하</w:t>
+      </w:r>
+      <w:proofErr w:type="spellEnd"/>
+      <w:r>
+        <w:rPr>
+          <w:rFonts w:asciiTheme="minorEastAsia" w:hAnsiTheme="minorEastAsia" w:hint="eastAsia"/>
+        </w:rPr>
+        <w:t xml:space="preserve"> ③ </w:t>
+      </w:r>
+      <w:proofErr w:type="spellStart"/>
+      <w:r>
+        <w:rPr>
+          <w:rFonts w:asciiTheme="minorEastAsia" w:hAnsiTheme="minorEastAsia" w:hint="eastAsia"/>
+        </w:rPr>
+        <w:t>중부하</w:t>
+      </w:r>
+      <w:proofErr w:type="spellEnd"/>
+      <w:r>
+        <w:rPr>
+          <w:rFonts w:asciiTheme="minorEastAsia" w:hAnsiTheme="minorEastAsia" w:hint="eastAsia"/>
+        </w:rPr>
+        <w:t xml:space="preserve"> ④ </w:t>
+      </w:r>
+      <w:proofErr w:type="spellStart"/>
+      <w:r>
+        <w:rPr>
+          <w:rFonts w:asciiTheme="minorEastAsia" w:hAnsiTheme="minorEastAsia" w:hint="eastAsia"/>
+        </w:rPr>
+        <w:t>무부하</w:t>
+      </w:r>
+      <w:proofErr w:type="spellEnd"/>
+    </w:p>
+    <w:p/>
+    <w:p>
+      <w:r>
+        <w:rPr>
+          <w:rFonts w:hint="eastAsia"/>
+        </w:rPr>
+        <w:t xml:space="preserve">40. 다음 중 </w:t>
+      </w:r>
+      <w:proofErr w:type="spellStart"/>
+      <w:r>
+        <w:rPr>
+          <w:rFonts w:hint="eastAsia"/>
+        </w:rPr>
+        <w:t>기자력</w:t>
+      </w:r>
+      <w:proofErr w:type="spellEnd"/>
+      <w:r>
+        <w:rPr>
+          <w:rFonts w:hint="eastAsia"/>
+        </w:rPr>
+        <w:t>(Magneto-motive Force)에 대한 설명으로 옳지 않은 것은?</w:t>
+      </w:r>
+      <w:r>
+        <w:rPr>
+          <w:rFonts w:hint="eastAsia"/>
+        </w:rPr>
+        <w:t xml:space="preserve"> </w:t>
+      </w:r>
+      <w:r>
+        <w:rPr>
+          <w:rFonts w:asciiTheme="minorEastAsia" w:hAnsiTheme="minorEastAsia" w:hint="eastAsia"/>
+        </w:rPr>
+        <w:t>②</w:t>
+      </w:r>
+    </w:p>
+    <w:p>
+      <w:pPr>
+        <w:rPr>
+          <w:rFonts w:asciiTheme="minorEastAsia" w:hAnsiTheme="minorEastAsia"/>
+        </w:rPr>
+      </w:pPr>
+      <w:r>
+        <w:rPr>
+          <w:rFonts w:asciiTheme="minorEastAsia" w:hAnsiTheme="minorEastAsia" w:hint="eastAsia"/>
+        </w:rPr>
+        <w:t>① 전기회로의 기전력에 대응한다.</w:t>
+      </w:r>
+    </w:p>
+    <w:p>
+      <w:pPr>
+        <w:rPr>
+          <w:rFonts w:asciiTheme="minorEastAsia" w:hAnsiTheme="minorEastAsia"/>
+        </w:rPr>
+      </w:pPr>
+      <w:r>
+        <w:rPr>
+          <w:rFonts w:asciiTheme="minorEastAsia" w:hAnsiTheme="minorEastAsia" w:hint="eastAsia"/>
+        </w:rPr>
+        <w:t>② 코일에 전류를 흘렀을 때 전류 밀도와 코일의 권수의 곱의 크기와 같다.</w:t>
+      </w:r>
+    </w:p>
+    <w:p>
+      <w:pPr>
+        <w:rPr>
+          <w:rFonts w:asciiTheme="minorEastAsia" w:hAnsiTheme="minorEastAsia"/>
+        </w:rPr>
+      </w:pPr>
+      <w:r>
+        <w:rPr>
+          <w:rFonts w:asciiTheme="minorEastAsia" w:hAnsiTheme="minorEastAsia" w:hint="eastAsia"/>
+        </w:rPr>
+        <w:t xml:space="preserve">③ 자기회로의 자기저항과 </w:t>
+      </w:r>
+      <w:proofErr w:type="spellStart"/>
+      <w:r>
+        <w:rPr>
+          <w:rFonts w:asciiTheme="minorEastAsia" w:hAnsiTheme="minorEastAsia" w:hint="eastAsia"/>
+        </w:rPr>
+        <w:t>자속의</w:t>
+      </w:r>
+      <w:proofErr w:type="spellEnd"/>
+      <w:r>
+        <w:rPr>
+          <w:rFonts w:asciiTheme="minorEastAsia" w:hAnsiTheme="minorEastAsia" w:hint="eastAsia"/>
+        </w:rPr>
+        <w:t xml:space="preserve"> 곱과 동일한다.</w:t>
+      </w:r>
+    </w:p>
+    <w:p>
+      <w:pPr>
+        <w:rPr>
+          <w:rFonts w:asciiTheme="minorEastAsia" w:hAnsiTheme="minorEastAsia"/>
+        </w:rPr>
+      </w:pPr>
+      <w:r>
+        <w:rPr>
+          <w:rFonts w:asciiTheme="minorEastAsia" w:hAnsiTheme="minorEastAsia" w:hint="eastAsia"/>
+        </w:rPr>
+        <w:t>④ SI 단위는 암페어[A]이다.</w:t>
+      </w:r>
+    </w:p>
+    <w:p/>
+    <w:p>
+      <w:r>
+        <w:rPr>
+          <w:rFonts w:hint="eastAsia"/>
+        </w:rPr>
+        <w:t>41. 3상 전원에서 2상 전원을 얻기 위한</w:t>
+      </w:r>
+      <w:r>
+        <w:rPr>
+          <w:rFonts w:hint="eastAsia"/>
+        </w:rPr>
+        <w:t xml:space="preserve"> 변압기 결선 방법은?</w:t>
+      </w:r>
+      <w:r>
+        <w:rPr>
+          <w:rFonts w:asciiTheme="minorEastAsia" w:hAnsiTheme="minorEastAsia" w:hint="eastAsia"/>
+        </w:rPr>
+        <w:t xml:space="preserve"> </w:t>
+      </w:r>
+      <w:r>
+        <w:rPr>
+          <w:rFonts w:asciiTheme="minorEastAsia" w:hAnsiTheme="minorEastAsia" w:hint="eastAsia"/>
+        </w:rPr>
+        <w:t>①</w:t>
+      </w:r>
+    </w:p>
+    <w:p>
+      <w:pPr>
+        <w:ind w:firstLineChars="100" w:firstLine="220"/>
+        <w:rPr>
+          <w:rFonts w:asciiTheme="minorEastAsia" w:hAnsiTheme="minorEastAsia"/>
+        </w:rPr>
+      </w:pPr>
+      <w:r>
+        <w:rPr>
+          <w:rFonts w:asciiTheme="minorEastAsia" w:hAnsiTheme="minorEastAsia" w:hint="eastAsia"/>
+        </w:rPr>
+        <w:t xml:space="preserve">① </w:t>
+      </w:r>
+      <w:proofErr w:type="spellStart"/>
+      <w:r>
+        <w:rPr>
+          <w:rFonts w:asciiTheme="minorEastAsia" w:hAnsiTheme="minorEastAsia" w:hint="eastAsia"/>
+        </w:rPr>
+        <w:t>스코트</w:t>
+      </w:r>
+      <w:proofErr w:type="spellEnd"/>
+      <w:r>
+        <w:rPr>
+          <w:rFonts w:asciiTheme="minorEastAsia" w:hAnsiTheme="minorEastAsia" w:hint="eastAsia"/>
+        </w:rPr>
+        <w:t xml:space="preserve"> 결선 </w:t>
+      </w:r>
+      <w:r>
+        <w:rPr>
+          <w:rFonts w:asciiTheme="minorEastAsia" w:hAnsiTheme="minorEastAsia" w:hint="eastAsia"/>
+        </w:rPr>
+        <w:t>②</w:t>
+      </w:r>
+      <w:r>
+        <w:rPr>
+          <w:rFonts w:asciiTheme="minorEastAsia" w:hAnsiTheme="minorEastAsia" w:hint="eastAsia"/>
+        </w:rPr>
+        <w:t xml:space="preserve"> 대각 결선 </w:t>
+      </w:r>
+      <w:r>
+        <w:rPr>
+          <w:rFonts w:asciiTheme="minorEastAsia" w:hAnsiTheme="minorEastAsia" w:hint="eastAsia"/>
+        </w:rPr>
+        <w:t>③</w:t>
+      </w:r>
+      <w:r>
+        <w:rPr>
+          <w:rFonts w:asciiTheme="minorEastAsia" w:hAnsiTheme="minorEastAsia" w:hint="eastAsia"/>
+        </w:rPr>
+        <w:t xml:space="preserve"> 포크 결선 </w:t>
+      </w:r>
+      <w:r>
+        <w:rPr>
+          <w:rFonts w:asciiTheme="minorEastAsia" w:hAnsiTheme="minorEastAsia" w:hint="eastAsia"/>
+        </w:rPr>
+        <w:t>④</w:t>
+      </w:r>
+      <w:r>
+        <w:rPr>
+          <w:rFonts w:asciiTheme="minorEastAsia" w:hAnsiTheme="minorEastAsia" w:hint="eastAsia"/>
+        </w:rPr>
+        <w:t xml:space="preserve"> 2차 2중 Y결선</w:t>
+      </w:r>
+    </w:p>
+    <w:p/>
+    <w:p>
+      <w:r>
+        <w:rPr>
+          <w:rFonts w:hint="eastAsia"/>
+        </w:rPr>
+        <w:t>42. 콘크리트에 매입하는 금속관 공사에서 직각으로 배관할 때 사용하는 것은?</w:t>
+      </w:r>
+      <w:r>
+        <w:rPr>
+          <w:rFonts w:hint="eastAsia"/>
+        </w:rPr>
+        <w:t xml:space="preserve"> </w:t>
+      </w:r>
+      <w:r>
+        <w:rPr>
+          <w:rFonts w:asciiTheme="minorEastAsia" w:hAnsiTheme="minorEastAsia" w:hint="eastAsia"/>
+        </w:rPr>
+        <w:t>①</w:t>
+      </w:r>
+    </w:p>
+    <w:p>
+      <w:pPr>
+        <w:rPr>
+          <w:rFonts w:asciiTheme="minorEastAsia" w:hAnsiTheme="minorEastAsia"/>
+        </w:rPr>
+      </w:pPr>
+      <w:r>
+        <w:rPr>
+          <w:rFonts w:asciiTheme="minorEastAsia" w:hAnsiTheme="minorEastAsia" w:hint="eastAsia"/>
+        </w:rPr>
+        <w:t xml:space="preserve">① </w:t>
+      </w:r>
+      <w:proofErr w:type="spellStart"/>
+      <w:r>
+        <w:rPr>
+          <w:rFonts w:asciiTheme="minorEastAsia" w:hAnsiTheme="minorEastAsia" w:hint="eastAsia"/>
+        </w:rPr>
+        <w:t>노멀</w:t>
+      </w:r>
+      <w:proofErr w:type="spellEnd"/>
+      <w:r>
+        <w:rPr>
+          <w:rFonts w:asciiTheme="minorEastAsia" w:hAnsiTheme="minorEastAsia" w:hint="eastAsia"/>
+        </w:rPr>
+        <w:t xml:space="preserve"> 밴드 ② 뚜껑이 있는 </w:t>
+      </w:r>
+      <w:proofErr w:type="spellStart"/>
+      <w:r>
+        <w:rPr>
+          <w:rFonts w:asciiTheme="minorEastAsia" w:hAnsiTheme="minorEastAsia" w:hint="eastAsia"/>
+        </w:rPr>
+        <w:t>엘보</w:t>
+      </w:r>
+      <w:proofErr w:type="spellEnd"/>
+      <w:r>
+        <w:rPr>
+          <w:rFonts w:asciiTheme="minorEastAsia" w:hAnsiTheme="minorEastAsia" w:hint="eastAsia"/>
+        </w:rPr>
+        <w:t xml:space="preserve"> ③ 서비스 </w:t>
+      </w:r>
+      <w:proofErr w:type="spellStart"/>
+      <w:r>
+        <w:rPr>
+          <w:rFonts w:asciiTheme="minorEastAsia" w:hAnsiTheme="minorEastAsia" w:hint="eastAsia"/>
+        </w:rPr>
+        <w:t>엘보</w:t>
+      </w:r>
+      <w:proofErr w:type="spellEnd"/>
+      <w:r>
+        <w:rPr>
+          <w:rFonts w:asciiTheme="minorEastAsia" w:hAnsiTheme="minorEastAsia" w:hint="eastAsia"/>
+        </w:rPr>
+        <w:t xml:space="preserve"> ④ </w:t>
+      </w:r>
+      <w:proofErr w:type="spellStart"/>
+      <w:r>
+        <w:rPr>
+          <w:rFonts w:asciiTheme="minorEastAsia" w:hAnsiTheme="minorEastAsia" w:hint="eastAsia"/>
+        </w:rPr>
+        <w:t>유니버셜</w:t>
+      </w:r>
+      <w:proofErr w:type="spellEnd"/>
+      <w:r>
+        <w:rPr>
+          <w:rFonts w:asciiTheme="minorEastAsia" w:hAnsiTheme="minorEastAsia" w:hint="eastAsia"/>
+        </w:rPr>
+        <w:t xml:space="preserve"> </w:t>
+      </w:r>
+      <w:proofErr w:type="spellStart"/>
+      <w:r>
+        <w:rPr>
+          <w:rFonts w:asciiTheme="minorEastAsia" w:hAnsiTheme="minorEastAsia" w:hint="eastAsia"/>
+        </w:rPr>
+        <w:t>엘보</w:t>
+      </w:r>
+      <w:proofErr w:type="spellEnd"/>
+    </w:p>
+    <w:p/>
+    <w:p>
+      <w:r>
+        <w:rPr>
+          <w:rFonts w:hint="eastAsia"/>
+        </w:rPr>
+        <w:t>43. RLC직렬공진 회로에서 최소가 되는 것은?</w:t>
+      </w:r>
+      <w:r>
+        <w:rPr>
+          <w:rFonts w:hint="eastAsia"/>
+        </w:rPr>
+        <w:t xml:space="preserve"> </w:t>
+      </w:r>
+      <w:r>
+        <w:rPr>
+          <w:rFonts w:asciiTheme="minorEastAsia" w:hAnsiTheme="minorEastAsia" w:hint="eastAsia"/>
+        </w:rPr>
+        <w:t>②</w:t>
+      </w:r>
+    </w:p>
+    <w:p>
+      <w:pPr>
+        <w:rPr>
+          <w:rFonts w:asciiTheme="minorEastAsia" w:hAnsiTheme="minorEastAsia"/>
+        </w:rPr>
+      </w:pPr>
+      <w:r>
+        <w:rPr>
+          <w:rFonts w:asciiTheme="minorEastAsia" w:hAnsiTheme="minorEastAsia" w:hint="eastAsia"/>
+        </w:rPr>
+        <w:t>① 저항 ② 임피던스 ③ 전류 ④ 전압</w:t>
+      </w:r>
+    </w:p>
+    <w:p/>
+    <w:p>
+      <w:r>
+        <w:rPr>
+          <w:rFonts w:hint="eastAsia"/>
+        </w:rPr>
+        <w:t>44. 교류 송전 방식의 장점이 아닌 것은?</w:t>
+      </w:r>
+      <w:r>
+        <w:rPr>
+          <w:rFonts w:hint="eastAsia"/>
+        </w:rPr>
+        <w:t xml:space="preserve"> </w:t>
+      </w:r>
+      <w:r>
+        <w:rPr>
+          <w:rFonts w:asciiTheme="minorEastAsia" w:hAnsiTheme="minorEastAsia" w:hint="eastAsia"/>
+        </w:rPr>
+        <w:t>③</w:t>
+      </w:r>
+    </w:p>
+    <w:p>
+      <w:pPr>
+        <w:rPr>
+          <w:rFonts w:asciiTheme="minorEastAsia" w:hAnsiTheme="minorEastAsia"/>
+        </w:rPr>
+      </w:pPr>
+      <w:r>
+        <w:rPr>
+          <w:rFonts w:asciiTheme="minorEastAsia" w:hAnsiTheme="minorEastAsia" w:hint="eastAsia"/>
+        </w:rPr>
+        <w:t>① 전압의 변환이 용이해 전력 전송을 합리적이고 경제적으로 운영할 수 있다.</w:t>
+      </w:r>
+    </w:p>
+    <w:p>
+      <w:pPr>
+        <w:ind w:left="440" w:hangingChars="200" w:hanging="440"/>
+        <w:rPr>
+          <w:rFonts w:asciiTheme="minorEastAsia" w:hAnsiTheme="minorEastAsia"/>
+        </w:rPr>
+      </w:pPr>
+      <w:r>
+        <w:rPr>
+          <w:rFonts w:asciiTheme="minorEastAsia" w:hAnsiTheme="minorEastAsia" w:hint="eastAsia"/>
+        </w:rPr>
+        <w:t xml:space="preserve">② 교류 발전기는 직류 발전기보다 구조가 간단하고, 효율이 좋으며, 3상 방식에서 회전 자기장을 쉽게 얻을 수 있다. </w:t>
+      </w:r>
+    </w:p>
+    <w:p>
+      <w:pPr>
+        <w:rPr>
+          <w:rFonts w:asciiTheme="minorEastAsia" w:hAnsiTheme="minorEastAsia"/>
+        </w:rPr>
+      </w:pPr>
+      <w:r>
+        <w:rPr>
+          <w:rFonts w:asciiTheme="minorEastAsia" w:hAnsiTheme="minorEastAsia" w:hint="eastAsia"/>
+        </w:rPr>
+        <w:t>③ 무효 전력이 나타나지 않으므로 전력 손실이나 전압변동이 적다.</w:t>
+      </w:r>
+    </w:p>
+    <w:p>
+      <w:pPr>
+        <w:rPr>
+          <w:rFonts w:asciiTheme="minorEastAsia" w:hAnsiTheme="minorEastAsia"/>
+        </w:rPr>
+      </w:pPr>
+      <w:r>
+        <w:rPr>
+          <w:rFonts w:asciiTheme="minorEastAsia" w:hAnsiTheme="minorEastAsia" w:hint="eastAsia"/>
+        </w:rPr>
+        <w:t>④ 교류 전류의 차단이 비교적 용이하다.</w:t>
+      </w:r>
+    </w:p>
+    <w:p>
+      <w:pPr>
+        <w:rPr>
+          <w:rFonts w:asciiTheme="minorEastAsia" w:hAnsiTheme="minorEastAsia"/>
+        </w:rPr>
+      </w:pPr>
+    </w:p>
+    <w:p>
+      <w:r>
+        <w:rPr>
+          <w:rFonts w:hint="eastAsia"/>
+        </w:rPr>
+        <w:t>45. 직류를 교류로 변환하는 장치는?</w:t>
+      </w:r>
+      <w:r>
+        <w:rPr>
+          <w:rFonts w:hint="eastAsia"/>
+        </w:rPr>
+        <w:t xml:space="preserve"> </w:t>
+      </w:r>
+      <w:r>
+        <w:rPr>
+          <w:rFonts w:asciiTheme="minorEastAsia" w:hAnsiTheme="minorEastAsia" w:hint="eastAsia"/>
+        </w:rPr>
+        <w:t>④</w:t>
+      </w:r>
+    </w:p>
+    <w:p>
+      <w:pPr>
+        <w:rPr>
+          <w:rFonts w:asciiTheme="minorEastAsia" w:hAnsiTheme="minorEastAsia"/>
+        </w:rPr>
+      </w:pPr>
+      <w:r>
+        <w:rPr>
+          <w:rFonts w:asciiTheme="minorEastAsia" w:hAnsiTheme="minorEastAsia" w:hint="eastAsia"/>
+        </w:rPr>
+        <w:t xml:space="preserve">① 정류기 ② 충전기 ③ </w:t>
+      </w:r>
+      <w:proofErr w:type="spellStart"/>
+      <w:r>
+        <w:rPr>
+          <w:rFonts w:asciiTheme="minorEastAsia" w:hAnsiTheme="minorEastAsia" w:hint="eastAsia"/>
+        </w:rPr>
+        <w:t>순변환</w:t>
+      </w:r>
+      <w:proofErr w:type="spellEnd"/>
+      <w:r>
+        <w:rPr>
+          <w:rFonts w:asciiTheme="minorEastAsia" w:hAnsiTheme="minorEastAsia" w:hint="eastAsia"/>
+        </w:rPr>
+        <w:t xml:space="preserve"> 장치 ④ </w:t>
+      </w:r>
+      <w:proofErr w:type="spellStart"/>
+      <w:r>
+        <w:rPr>
+          <w:rFonts w:asciiTheme="minorEastAsia" w:hAnsiTheme="minorEastAsia" w:hint="eastAsia"/>
+        </w:rPr>
+        <w:t>역변환</w:t>
+      </w:r>
+      <w:proofErr w:type="spellEnd"/>
+      <w:r>
+        <w:rPr>
+          <w:rFonts w:asciiTheme="minorEastAsia" w:hAnsiTheme="minorEastAsia" w:hint="eastAsia"/>
+        </w:rPr>
+        <w:t xml:space="preserve"> 장치</w:t>
+      </w:r>
+    </w:p>
+    <w:p/>
+    <w:p>
+      <w:pPr>
+        <w:ind w:left="440" w:hangingChars="200" w:hanging="440"/>
+      </w:pPr>
+      <w:r>
+        <w:rPr>
+          <w:rFonts w:hint="eastAsia"/>
+        </w:rPr>
+        <w:t>47. 슬립이 일정한 경우 유도 전동기의 공급 전압이 1/2배로 감소하면 토크는 처음에 비해 어떻게 되는가?</w:t>
+      </w:r>
+      <w:r>
+        <w:rPr>
+          <w:rFonts w:hint="eastAsia"/>
+        </w:rPr>
+        <w:t xml:space="preserve"> </w:t>
+      </w:r>
+      <w:r>
+        <w:rPr>
+          <w:rFonts w:asciiTheme="minorEastAsia" w:hAnsiTheme="minorEastAsia" w:hint="eastAsia"/>
+        </w:rPr>
+        <w:t>④</w:t>
+      </w:r>
+    </w:p>
+    <w:p>
+      <w:pPr>
+        <w:rPr>
+          <w:rFonts w:asciiTheme="minorEastAsia" w:hAnsiTheme="minorEastAsia"/>
+        </w:rPr>
+      </w:pPr>
+      <w:r>
+        <w:rPr>
+          <w:rFonts w:asciiTheme="minorEastAsia" w:hAnsiTheme="minorEastAsia" w:hint="eastAsia"/>
+        </w:rPr>
+        <w:t>① 2배가 된다. ② 1배가 된다. ③ 1/2배가 된다. ④ 1/4배가 된다.</w:t>
+      </w:r>
+    </w:p>
+    <w:p/>
+    <w:p>
+      <w:r>
+        <w:rPr>
+          <w:rFonts w:hint="eastAsia"/>
+        </w:rPr>
+        <w:t xml:space="preserve">48. </w:t>
+      </w:r>
+      <w:proofErr w:type="spellStart"/>
+      <w:r>
+        <w:rPr>
+          <w:rFonts w:hint="eastAsia"/>
+        </w:rPr>
+        <w:t>비정현파를</w:t>
+      </w:r>
+      <w:proofErr w:type="spellEnd"/>
+      <w:r>
+        <w:rPr>
+          <w:rFonts w:hint="eastAsia"/>
+        </w:rPr>
+        <w:t xml:space="preserve"> 여러 개의 정현파의 합으로 표시하는 방법은?</w:t>
+      </w:r>
+      <w:r>
+        <w:rPr>
+          <w:rFonts w:hint="eastAsia"/>
+        </w:rPr>
+        <w:t xml:space="preserve"> </w:t>
+      </w:r>
+      <w:r>
+        <w:rPr>
+          <w:rFonts w:eastAsiaTheme="minorHAnsi"/>
+        </w:rPr>
+        <w:t>③</w:t>
+      </w:r>
+    </w:p>
+    <w:p>
+      <w:pPr>
+        <w:rPr>
+          <w:rFonts w:eastAsiaTheme="minorHAnsi"/>
+        </w:rPr>
+      </w:pPr>
+      <w:r>
+        <w:rPr>
+          <w:rFonts w:eastAsiaTheme="minorHAnsi"/>
+        </w:rPr>
+        <w:t>①</w:t>
+      </w:r>
+      <w:r>
+        <w:rPr>
+          <w:rFonts w:eastAsiaTheme="minorHAnsi" w:hint="eastAsia"/>
+        </w:rPr>
+        <w:t xml:space="preserve"> </w:t>
+      </w:r>
+      <w:proofErr w:type="spellStart"/>
+      <w:r>
+        <w:rPr>
+          <w:rFonts w:eastAsiaTheme="minorHAnsi" w:hint="eastAsia"/>
+        </w:rPr>
+        <w:t>키르히호프</w:t>
+      </w:r>
+      <w:proofErr w:type="spellEnd"/>
+      <w:r>
+        <w:rPr>
+          <w:rFonts w:eastAsiaTheme="minorHAnsi" w:hint="eastAsia"/>
+        </w:rPr>
+        <w:t xml:space="preserve"> 법칙 </w:t>
+      </w:r>
+      <w:r>
+        <w:rPr>
+          <w:rFonts w:eastAsiaTheme="minorHAnsi"/>
+        </w:rPr>
+        <w:t>②</w:t>
+      </w:r>
+      <w:r>
+        <w:rPr>
+          <w:rFonts w:eastAsiaTheme="minorHAnsi" w:hint="eastAsia"/>
+        </w:rPr>
+        <w:t xml:space="preserve"> 뉴턴의 법칙 </w:t>
+      </w:r>
+      <w:r>
+        <w:rPr>
+          <w:rFonts w:eastAsiaTheme="minorHAnsi"/>
+        </w:rPr>
+        <w:t>③</w:t>
+      </w:r>
+      <w:r>
+        <w:rPr>
+          <w:rFonts w:eastAsiaTheme="minorHAnsi" w:hint="eastAsia"/>
+        </w:rPr>
+        <w:t xml:space="preserve"> 푸리에 분석 </w:t>
+      </w:r>
+      <w:r>
+        <w:rPr>
+          <w:rFonts w:eastAsiaTheme="minorHAnsi"/>
+        </w:rPr>
+        <w:t>④</w:t>
+      </w:r>
+      <w:r>
+        <w:rPr>
+          <w:rFonts w:eastAsiaTheme="minorHAnsi" w:hint="eastAsia"/>
+        </w:rPr>
+        <w:t xml:space="preserve"> </w:t>
+      </w:r>
+      <w:proofErr w:type="spellStart"/>
+      <w:r>
+        <w:rPr>
+          <w:rFonts w:eastAsiaTheme="minorHAnsi" w:hint="eastAsia"/>
+        </w:rPr>
+        <w:t>테일러의</w:t>
+      </w:r>
+      <w:proofErr w:type="spellEnd"/>
+      <w:r>
+        <w:rPr>
+          <w:rFonts w:eastAsiaTheme="minorHAnsi" w:hint="eastAsia"/>
+        </w:rPr>
+        <w:t xml:space="preserve"> 분석 </w:t>
+      </w:r>
+    </w:p>
+    <w:p/>
+    <w:p>
+      <w:r>
+        <w:rPr>
+          <w:rFonts w:hint="eastAsia"/>
+        </w:rPr>
+        <w:t xml:space="preserve">49. 전주 외등을 전주에 부착하는 경우 전주 외등은 하단으로부터 몇[m] 이상 높이에 시설하여야 </w:t>
+      </w:r>
+      <w:proofErr w:type="gramStart"/>
+      <w:r>
+        <w:rPr>
+          <w:rFonts w:hint="eastAsia"/>
+        </w:rPr>
+        <w:t>하는가?(</w:t>
+      </w:r>
+      <w:proofErr w:type="gramEnd"/>
+      <w:r>
+        <w:rPr>
+          <w:rFonts w:hint="eastAsia"/>
+        </w:rPr>
+        <w:t>단, 교통지장이 있는 경우이다.)</w:t>
+      </w:r>
+      <w:r>
+        <w:rPr>
+          <w:rFonts w:hint="eastAsia"/>
+        </w:rPr>
+        <w:t xml:space="preserve"> </w:t>
+      </w:r>
+      <w:r>
+        <w:rPr>
+          <w:rFonts w:asciiTheme="minorEastAsia" w:hAnsiTheme="minorEastAsia" w:hint="eastAsia"/>
+        </w:rPr>
+        <w:t>④</w:t>
+      </w:r>
+    </w:p>
+    <w:p>
+      <w:pPr>
+        <w:rPr>
+          <w:rFonts w:asciiTheme="minorEastAsia" w:hAnsiTheme="minorEastAsia"/>
+        </w:rPr>
+      </w:pPr>
+      <w:r>
+        <w:rPr>
+          <w:rFonts w:asciiTheme="minorEastAsia" w:hAnsiTheme="minorEastAsia" w:hint="eastAsia"/>
+        </w:rPr>
+        <w:t>① 3.0 ② 3.5 ③ 4.0 ④ 4.5</w:t>
+      </w:r>
+    </w:p>
+    <w:p/>
+    <w:p>
+      <w:pPr>
+        <w:ind w:left="220" w:hangingChars="100" w:hanging="220"/>
+      </w:pPr>
+      <w:r>
+        <w:rPr>
+          <w:rFonts w:hint="eastAsia"/>
+        </w:rPr>
+        <w:t xml:space="preserve">52. 코드 상호 간 또는 캡타이어 케이블 상호 간을 접속하는 경우 가장 많이 사용되는 </w:t>
+      </w:r>
+      <w:r>
+        <w:rPr>
+          <w:rFonts w:hint="eastAsia"/>
+        </w:rPr>
         <w:lastRenderedPageBreak/>
-        <w:t xml:space="preserve">② 애자사용공사에 의한 경우 </w:t>
+        <w:t>기구는?</w:t>
+      </w:r>
+      <w:r>
+        <w:rPr>
+          <w:rFonts w:hint="eastAsia"/>
+        </w:rPr>
+        <w:t xml:space="preserve"> </w:t>
+      </w:r>
+      <w:r>
+        <w:rPr>
+          <w:rFonts w:asciiTheme="minorEastAsia" w:hAnsiTheme="minorEastAsia" w:hint="eastAsia"/>
+        </w:rPr>
+        <w:t>②</w:t>
       </w:r>
     </w:p>
     <w:p>
@@ -1136,7 +2345,50 @@
         <w:rPr>
           <w:rFonts w:asciiTheme="minorEastAsia" w:hAnsiTheme="minorEastAsia" w:hint="eastAsia"/>
         </w:rPr>
-        <w:t xml:space="preserve">③ 케이블을 사용하여 지중에 시설할 것 </w:t>
+        <w:t xml:space="preserve">① T형 </w:t>
+      </w:r>
+      <w:proofErr w:type="spellStart"/>
+      <w:r>
+        <w:rPr>
+          <w:rFonts w:asciiTheme="minorEastAsia" w:hAnsiTheme="minorEastAsia" w:hint="eastAsia"/>
+        </w:rPr>
+        <w:t>접속기</w:t>
+      </w:r>
+      <w:proofErr w:type="spellEnd"/>
+      <w:r>
+        <w:rPr>
+          <w:rFonts w:asciiTheme="minorEastAsia" w:hAnsiTheme="minorEastAsia" w:hint="eastAsia"/>
+        </w:rPr>
+        <w:t xml:space="preserve"> ② 코드 </w:t>
+      </w:r>
+      <w:proofErr w:type="spellStart"/>
+      <w:r>
+        <w:rPr>
+          <w:rFonts w:asciiTheme="minorEastAsia" w:hAnsiTheme="minorEastAsia" w:hint="eastAsia"/>
+        </w:rPr>
+        <w:t>접속기</w:t>
+      </w:r>
+      <w:proofErr w:type="spellEnd"/>
+      <w:r>
+        <w:rPr>
+          <w:rFonts w:asciiTheme="minorEastAsia" w:hAnsiTheme="minorEastAsia" w:hint="eastAsia"/>
+        </w:rPr>
+        <w:t xml:space="preserve"> ③ 와이어 커넥터 ④ 박스용 커넥터</w:t>
+      </w:r>
+    </w:p>
+    <w:p/>
+    <w:p>
+      <w:r>
+        <w:rPr>
+          <w:rFonts w:hint="eastAsia"/>
+        </w:rPr>
+        <w:t xml:space="preserve">53. PN접합 다이오드의 대표적인 작용으로 옳은 것은? </w:t>
+      </w:r>
+      <w:r>
+        <w:rPr>
+          <w:rFonts w:asciiTheme="minorEastAsia" w:hAnsiTheme="minorEastAsia" w:hint="eastAsia"/>
+        </w:rPr>
+        <w:t>①</w:t>
       </w:r>
     </w:p>
     <w:p>
@@ -1149,47 +2401,168 @@
         <w:rPr>
           <w:rFonts w:asciiTheme="minorEastAsia" w:hAnsiTheme="minorEastAsia" w:hint="eastAsia"/>
         </w:rPr>
-        <w:t xml:space="preserve">④ </w:t>
-      </w:r>
-      <w:r>
-        <w:rPr>
-          <w:rFonts w:asciiTheme="minorEastAsia" w:hAnsiTheme="minorEastAsia" w:hint="eastAsia"/>
-        </w:rPr>
-        <w:t>모든 접속은 전폐형으로 할 것</w:t>
+        <w:t>① 정류작용 ② 변조작용 ③ 증폭작용 ④ 발진작용</w:t>
+      </w:r>
+    </w:p>
+    <w:p>
+      <w:pPr>
+        <w:rPr>
+          <w:rFonts w:asciiTheme="minorEastAsia" w:hAnsiTheme="minorEastAsia"/>
+        </w:rPr>
+      </w:pPr>
+    </w:p>
+    <w:p>
+      <w:r>
+        <w:rPr>
+          <w:rFonts w:hint="eastAsia"/>
+        </w:rPr>
+        <w:t xml:space="preserve">54. 일반적으로 절연체를 서로 </w:t>
+      </w:r>
+      <w:proofErr w:type="spellStart"/>
+      <w:r>
+        <w:rPr>
+          <w:rFonts w:hint="eastAsia"/>
+        </w:rPr>
+        <w:t>마찰시키면</w:t>
+      </w:r>
+      <w:proofErr w:type="spellEnd"/>
+      <w:r>
+        <w:rPr>
+          <w:rFonts w:hint="eastAsia"/>
+        </w:rPr>
+        <w:t xml:space="preserve"> 이들 물체는 전기를 띠게 된다. 이와 같은 현상은? </w:t>
+      </w:r>
+      <w:r>
+        <w:rPr>
+          <w:rFonts w:asciiTheme="minorEastAsia" w:hAnsiTheme="minorEastAsia" w:hint="eastAsia"/>
+        </w:rPr>
+        <w:t>②</w:t>
+      </w:r>
+    </w:p>
+    <w:p>
+      <w:pPr>
+        <w:rPr>
+          <w:rFonts w:asciiTheme="minorEastAsia" w:hAnsiTheme="minorEastAsia"/>
+        </w:rPr>
+      </w:pPr>
+      <w:r>
+        <w:rPr>
+          <w:rFonts w:asciiTheme="minorEastAsia" w:hAnsiTheme="minorEastAsia" w:hint="eastAsia"/>
+        </w:rPr>
+        <w:t>① 분극 ② 대전 ③ 정전 ④ 코로나</w:t>
       </w:r>
     </w:p>
     <w:p/>
     <w:p>
-      <w:r>
-        <w:rPr>
-          <w:rFonts w:hint="eastAsia"/>
-        </w:rPr>
-        <w:t>28. 사람이 쉽게 좁촉하는 장소에 설치하는 누전차단기의 사용 전압 기준은 몇 [V</w:t>
-      </w:r>
-      <w:r>
-        <w:t>]</w:t>
-      </w:r>
-      <w:r>
-        <w:rPr>
-          <w:rFonts w:hint="eastAsia"/>
-        </w:rPr>
-        <w:t xml:space="preserve"> 초과인가?</w:t>
-      </w:r>
-      <w:r>
-        <w:rPr>
-          <w:rFonts w:hint="eastAsia"/>
-        </w:rPr>
-        <w:t xml:space="preserve"> </w:t>
-      </w:r>
-      <w:r>
-        <w:rPr>
-          <w:rFonts w:asciiTheme="minorEastAsia" w:hAnsiTheme="minorEastAsia" w:hint="eastAsia"/>
+      <w:pPr>
+        <w:ind w:left="220" w:hangingChars="100" w:hanging="220"/>
+      </w:pPr>
+      <w:r>
+        <w:rPr>
+          <w:rFonts w:hint="eastAsia"/>
+        </w:rPr>
+        <w:t>55. 사람이 접촉될 우려가 있는 곳에 시설하는 경우 접지극은 지하 몇[cm]이상의 깊이에 매설하여야 하는가?</w:t>
+      </w:r>
+      <w:r>
+        <w:rPr>
+          <w:rFonts w:hint="eastAsia"/>
+        </w:rPr>
+        <w:t xml:space="preserve"> </w:t>
+      </w:r>
+      <w:r>
+        <w:rPr>
+          <w:rFonts w:eastAsiaTheme="minorHAnsi"/>
+        </w:rPr>
+        <w:t>④</w:t>
+      </w:r>
+    </w:p>
+    <w:p>
+      <w:pPr>
+        <w:ind w:left="220" w:hangingChars="100" w:hanging="220"/>
+        <w:rPr>
+          <w:rFonts w:eastAsiaTheme="minorHAnsi"/>
+        </w:rPr>
+      </w:pPr>
+      <w:r>
+        <w:rPr>
+          <w:rFonts w:eastAsiaTheme="minorHAnsi"/>
         </w:rPr>
         <w:t>①</w:t>
       </w:r>
-    </w:p>
-    <w:p>
-      <w:pPr>
+      <w:r>
+        <w:rPr>
+          <w:rFonts w:eastAsiaTheme="minorHAnsi" w:hint="eastAsia"/>
+        </w:rPr>
+        <w:t xml:space="preserve"> 30 </w:t>
+      </w:r>
+      <w:r>
+        <w:rPr>
+          <w:rFonts w:eastAsiaTheme="minorHAnsi"/>
+        </w:rPr>
+        <w:t>②</w:t>
+      </w:r>
+      <w:r>
+        <w:rPr>
+          <w:rFonts w:eastAsiaTheme="minorHAnsi" w:hint="eastAsia"/>
+        </w:rPr>
+        <w:t xml:space="preserve"> 45 </w:t>
+      </w:r>
+      <w:r>
+        <w:rPr>
+          <w:rFonts w:eastAsiaTheme="minorHAnsi"/>
+        </w:rPr>
+        <w:t>③</w:t>
+      </w:r>
+      <w:r>
+        <w:rPr>
+          <w:rFonts w:eastAsiaTheme="minorHAnsi" w:hint="eastAsia"/>
+        </w:rPr>
+        <w:t xml:space="preserve"> 50 </w:t>
+      </w:r>
+      <w:r>
+        <w:rPr>
+          <w:rFonts w:eastAsiaTheme="minorHAnsi"/>
+        </w:rPr>
+        <w:t>④</w:t>
+      </w:r>
+      <w:r>
+        <w:rPr>
+          <w:rFonts w:eastAsiaTheme="minorHAnsi" w:hint="eastAsia"/>
+        </w:rPr>
+        <w:t xml:space="preserve"> 75 </w:t>
+      </w:r>
+    </w:p>
+    <w:p>
+      <w:pPr>
+        <w:ind w:left="220" w:hangingChars="100" w:hanging="220"/>
+      </w:pPr>
+    </w:p>
+    <w:p>
+      <w:pPr>
+        <w:ind w:left="220" w:hangingChars="100" w:hanging="220"/>
+      </w:pPr>
+      <w:r>
+        <w:rPr>
+          <w:rFonts w:hint="eastAsia"/>
+        </w:rPr>
+        <w:t>56. 비사인파의 일반적인 구성이 아닌 것은?</w:t>
+      </w:r>
+      <w:r>
+        <w:rPr>
+          <w:rFonts w:hint="eastAsia"/>
+        </w:rPr>
+        <w:t xml:space="preserve"> </w:t>
+      </w:r>
+      <w:r>
+        <w:rPr>
+          <w:rFonts w:asciiTheme="minorEastAsia" w:hAnsiTheme="minorEastAsia" w:hint="eastAsia"/>
+        </w:rPr>
+        <w:t>①</w:t>
+      </w:r>
+    </w:p>
+    <w:p>
+      <w:pPr>
+        <w:ind w:left="220" w:hangingChars="100" w:hanging="220"/>
         <w:rPr>
           <w:rFonts w:asciiTheme="minorEastAsia" w:hAnsiTheme="minorEastAsia"/>
         </w:rPr>
@@ -1198,32 +2571,80 @@
         <w:rPr>
           <w:rFonts w:asciiTheme="minorEastAsia" w:hAnsiTheme="minorEastAsia" w:hint="eastAsia"/>
         </w:rPr>
-        <w:t>① 50 ② 110 ③ 150 ④ 220</w:t>
-      </w:r>
-    </w:p>
-    <w:p/>
-    <w:p>
-      <w:r>
-        <w:rPr>
-          <w:rFonts w:hint="eastAsia"/>
-        </w:rPr>
-        <w:t>32. 3상 유도 전동기의 회전 방향을 바꾸기 위한 방법으로 옳은 것은?</w:t>
-      </w:r>
-      <w:r>
-        <w:rPr>
-          <w:rFonts w:hint="eastAsia"/>
-        </w:rPr>
-        <w:t xml:space="preserve"> </w:t>
-      </w:r>
-      <w:r>
-        <w:rPr>
-          <w:rFonts w:asciiTheme="minorEastAsia" w:hAnsiTheme="minorEastAsia" w:hint="eastAsia"/>
-        </w:rPr>
-        <w:t>④</w:t>
-      </w:r>
-    </w:p>
-    <w:p>
-      <w:pPr>
+        <w:t xml:space="preserve">① 삼각파 ② 고조파 ③ </w:t>
+      </w:r>
+      <w:proofErr w:type="spellStart"/>
+      <w:r>
+        <w:rPr>
+          <w:rFonts w:asciiTheme="minorEastAsia" w:hAnsiTheme="minorEastAsia" w:hint="eastAsia"/>
+        </w:rPr>
+        <w:t>기본파</w:t>
+      </w:r>
+      <w:proofErr w:type="spellEnd"/>
+      <w:r>
+        <w:rPr>
+          <w:rFonts w:asciiTheme="minorEastAsia" w:hAnsiTheme="minorEastAsia" w:hint="eastAsia"/>
+        </w:rPr>
+        <w:t xml:space="preserve"> ④ </w:t>
+      </w:r>
+      <w:proofErr w:type="spellStart"/>
+      <w:r>
+        <w:rPr>
+          <w:rFonts w:asciiTheme="minorEastAsia" w:hAnsiTheme="minorEastAsia" w:hint="eastAsia"/>
+        </w:rPr>
+        <w:t>직류분</w:t>
+      </w:r>
+      <w:proofErr w:type="spellEnd"/>
+      <w:r>
+        <w:rPr>
+          <w:rFonts w:asciiTheme="minorEastAsia" w:hAnsiTheme="minorEastAsia" w:hint="eastAsia"/>
+        </w:rPr>
+        <w:t xml:space="preserve"> </w:t>
+      </w:r>
+    </w:p>
+    <w:p>
+      <w:pPr>
+        <w:ind w:left="220" w:hangingChars="100" w:hanging="220"/>
+      </w:pPr>
+    </w:p>
+    <w:p>
+      <w:pPr>
+        <w:ind w:left="220" w:hangingChars="100" w:hanging="220"/>
+      </w:pPr>
+      <w:r>
+        <w:rPr>
+          <w:rFonts w:hint="eastAsia"/>
+        </w:rPr>
+        <w:t xml:space="preserve">58. 디지털 </w:t>
+      </w:r>
+      <w:r>
+        <w:rPr>
+          <w:rFonts w:hint="eastAsia"/>
+        </w:rPr>
+        <w:t>시</w:t>
+      </w:r>
+      <w:r>
+        <w:rPr>
+          <w:rFonts w:hint="eastAsia"/>
+        </w:rPr>
+        <w:t>계 등을 표시하는 다이오드는?</w:t>
+      </w:r>
+      <w:r>
+        <w:rPr>
+          <w:rFonts w:asciiTheme="minorEastAsia" w:hAnsiTheme="minorEastAsia" w:hint="eastAsia"/>
+        </w:rPr>
+        <w:t xml:space="preserve"> </w:t>
+      </w:r>
+      <w:r>
+        <w:rPr>
+          <w:rFonts w:asciiTheme="minorEastAsia" w:hAnsiTheme="minorEastAsia" w:hint="eastAsia"/>
+        </w:rPr>
+        <w:t>②</w:t>
+      </w:r>
+    </w:p>
+    <w:p>
+      <w:pPr>
+        <w:ind w:left="220" w:hangingChars="100" w:hanging="220"/>
         <w:rPr>
           <w:rFonts w:asciiTheme="minorEastAsia" w:hAnsiTheme="minorEastAsia"/>
         </w:rPr>
@@ -1232,836 +2653,35 @@
         <w:rPr>
           <w:rFonts w:asciiTheme="minorEastAsia" w:hAnsiTheme="minorEastAsia" w:hint="eastAsia"/>
         </w:rPr>
-        <w:t>① 전원의 전압과 주파수를 바꾸어 준다.</w:t>
-      </w:r>
-    </w:p>
-    <w:p>
-      <w:pPr>
-        <w:rPr>
-          <w:rFonts w:asciiTheme="minorEastAsia" w:hAnsiTheme="minorEastAsia"/>
-        </w:rPr>
-      </w:pPr>
-      <w:r>
-        <w:rPr>
-          <w:rFonts w:asciiTheme="minorEastAsia" w:hAnsiTheme="minorEastAsia" w:hint="eastAsia"/>
-        </w:rPr>
-        <w:t>② Δ—Y 결선으로 결선법을 바꾸어 준다.</w:t>
-      </w:r>
-    </w:p>
-    <w:p>
-      <w:pPr>
-        <w:rPr>
-          <w:rFonts w:asciiTheme="minorEastAsia" w:hAnsiTheme="minorEastAsia"/>
-        </w:rPr>
-      </w:pPr>
-      <w:r>
-        <w:rPr>
-          <w:rFonts w:asciiTheme="minorEastAsia" w:hAnsiTheme="minorEastAsia" w:hint="eastAsia"/>
-        </w:rPr>
-        <w:t>③ 기동 보상기를 사용하여 권선을 바꾸어 준다.</w:t>
-      </w:r>
-    </w:p>
-    <w:p>
-      <w:r>
-        <w:rPr>
-          <w:rFonts w:asciiTheme="minorEastAsia" w:hAnsiTheme="minorEastAsia" w:hint="eastAsia"/>
-        </w:rPr>
-        <w:t>④ 전동기의 1차 권선에 있는 3개의 단자 중 어느 2개의 단자를 서로 바꾸어 준다.</w:t>
-      </w:r>
-    </w:p>
-    <w:p/>
-    <w:p>
-      <w:r>
-        <w:rPr>
-          <w:rFonts w:hint="eastAsia"/>
-        </w:rPr>
-        <w:t>39. 보극이 없는 직류기 운전 중 중성점의 위치가 변하지 않는 경우는?</w:t>
-      </w:r>
-      <w:r>
-        <w:rPr>
-          <w:rFonts w:hint="eastAsia"/>
-        </w:rPr>
-        <w:t xml:space="preserve"> </w:t>
-      </w:r>
-      <w:r>
-        <w:rPr>
-          <w:rFonts w:asciiTheme="minorEastAsia" w:hAnsiTheme="minorEastAsia" w:hint="eastAsia"/>
-        </w:rPr>
-        <w:t>④</w:t>
-      </w:r>
-    </w:p>
-    <w:p>
-      <w:pPr>
-        <w:rPr>
-          <w:rFonts w:asciiTheme="minorEastAsia" w:hAnsiTheme="minorEastAsia"/>
-        </w:rPr>
-      </w:pPr>
-      <w:r>
-        <w:rPr>
-          <w:rFonts w:asciiTheme="minorEastAsia" w:hAnsiTheme="minorEastAsia" w:hint="eastAsia"/>
-        </w:rPr>
-        <w:t>① 과부하 ② 전부하 ③ 중부하 ④ 무부하</w:t>
-      </w:r>
-    </w:p>
-    <w:p/>
-    <w:p>
-      <w:r>
-        <w:rPr>
-          <w:rFonts w:hint="eastAsia"/>
-        </w:rPr>
-        <w:t>40. 다음 중 기자력(Magneto-motive Force)에 대한 설명으로 옳지 않은 것은?</w:t>
-      </w:r>
-      <w:r>
-        <w:rPr>
-          <w:rFonts w:hint="eastAsia"/>
-        </w:rPr>
-        <w:t xml:space="preserve"> </w:t>
-      </w:r>
-      <w:r>
-        <w:rPr>
-          <w:rFonts w:asciiTheme="minorEastAsia" w:hAnsiTheme="minorEastAsia" w:hint="eastAsia"/>
-        </w:rPr>
-        <w:t>②</w:t>
-      </w:r>
-    </w:p>
-    <w:p>
-      <w:pPr>
-        <w:rPr>
-          <w:rFonts w:asciiTheme="minorEastAsia" w:hAnsiTheme="minorEastAsia"/>
-        </w:rPr>
-      </w:pPr>
-      <w:r>
-        <w:rPr>
-          <w:rFonts w:asciiTheme="minorEastAsia" w:hAnsiTheme="minorEastAsia" w:hint="eastAsia"/>
-        </w:rPr>
-        <w:t>① 전기회로의 기전력에 대응한다.</w:t>
-      </w:r>
-    </w:p>
-    <w:p>
-      <w:pPr>
-        <w:rPr>
-          <w:rFonts w:asciiTheme="minorEastAsia" w:hAnsiTheme="minorEastAsia"/>
-        </w:rPr>
-      </w:pPr>
-      <w:r>
-        <w:rPr>
-          <w:rFonts w:asciiTheme="minorEastAsia" w:hAnsiTheme="minorEastAsia" w:hint="eastAsia"/>
-        </w:rPr>
-        <w:t>② 코일에 전류를 흘렀을 때 전류 밀도와 코일의 권수의 곱의 크기와 같다.</w:t>
-      </w:r>
-    </w:p>
-    <w:p>
-      <w:pPr>
-        <w:rPr>
-          <w:rFonts w:asciiTheme="minorEastAsia" w:hAnsiTheme="minorEastAsia"/>
-        </w:rPr>
-      </w:pPr>
-      <w:r>
-        <w:rPr>
-          <w:rFonts w:asciiTheme="minorEastAsia" w:hAnsiTheme="minorEastAsia" w:hint="eastAsia"/>
-        </w:rPr>
-        <w:t>③ 자기회로의 자기저항과 자속의 곱과 동일한다.</w:t>
-      </w:r>
-    </w:p>
-    <w:p>
-      <w:pPr>
-        <w:rPr>
-          <w:rFonts w:asciiTheme="minorEastAsia" w:hAnsiTheme="minorEastAsia"/>
-        </w:rPr>
-      </w:pPr>
-      <w:r>
-        <w:rPr>
-          <w:rFonts w:asciiTheme="minorEastAsia" w:hAnsiTheme="minorEastAsia" w:hint="eastAsia"/>
-        </w:rPr>
-        <w:t>④ SI 단위는 암페어[A]이다.</w:t>
-      </w:r>
-    </w:p>
-    <w:p/>
-    <w:p>
-      <w:r>
-        <w:rPr>
-          <w:rFonts w:hint="eastAsia"/>
-        </w:rPr>
-        <w:t>41. 3상 전원에서 2상 전원을 얻기 위한</w:t>
-      </w:r>
-      <w:r>
-        <w:rPr>
-          <w:rFonts w:hint="eastAsia"/>
-        </w:rPr>
-        <w:t xml:space="preserve"> 변압기 결선 방법은?</w:t>
-      </w:r>
-      <w:r>
-        <w:rPr>
-          <w:rFonts w:asciiTheme="minorEastAsia" w:hAnsiTheme="minorEastAsia" w:hint="eastAsia"/>
-        </w:rPr>
-        <w:t xml:space="preserve"> </w:t>
-      </w:r>
-      <w:r>
-        <w:rPr>
-          <w:rFonts w:asciiTheme="minorEastAsia" w:hAnsiTheme="minorEastAsia" w:hint="eastAsia"/>
-        </w:rPr>
-        <w:t>①</w:t>
-      </w:r>
-    </w:p>
-    <w:p>
-      <w:pPr>
-        <w:ind w:firstLineChars="100" w:firstLine="220"/>
-        <w:rPr>
-          <w:rFonts w:asciiTheme="minorEastAsia" w:hAnsiTheme="minorEastAsia"/>
-        </w:rPr>
-      </w:pPr>
-      <w:r>
-        <w:rPr>
-          <w:rFonts w:asciiTheme="minorEastAsia" w:hAnsiTheme="minorEastAsia" w:hint="eastAsia"/>
-        </w:rPr>
         <w:t xml:space="preserve">① </w:t>
       </w:r>
-      <w:r>
-        <w:rPr>
-          <w:rFonts w:asciiTheme="minorEastAsia" w:hAnsiTheme="minorEastAsia" w:hint="eastAsia"/>
-        </w:rPr>
-        <w:t xml:space="preserve">스코트 결선 </w:t>
-      </w:r>
-      <w:r>
-        <w:rPr>
-          <w:rFonts w:asciiTheme="minorEastAsia" w:hAnsiTheme="minorEastAsia" w:hint="eastAsia"/>
-        </w:rPr>
-        <w:t>②</w:t>
-      </w:r>
-      <w:r>
-        <w:rPr>
-          <w:rFonts w:asciiTheme="minorEastAsia" w:hAnsiTheme="minorEastAsia" w:hint="eastAsia"/>
-        </w:rPr>
-        <w:t xml:space="preserve"> 대각 결선 </w:t>
-      </w:r>
-      <w:r>
-        <w:rPr>
-          <w:rFonts w:asciiTheme="minorEastAsia" w:hAnsiTheme="minorEastAsia" w:hint="eastAsia"/>
-        </w:rPr>
-        <w:t>③</w:t>
-      </w:r>
-      <w:r>
-        <w:rPr>
-          <w:rFonts w:asciiTheme="minorEastAsia" w:hAnsiTheme="minorEastAsia" w:hint="eastAsia"/>
-        </w:rPr>
-        <w:t xml:space="preserve"> 포크 결선 </w:t>
-      </w:r>
-      <w:r>
-        <w:rPr>
-          <w:rFonts w:asciiTheme="minorEastAsia" w:hAnsiTheme="minorEastAsia" w:hint="eastAsia"/>
-        </w:rPr>
-        <w:t>④</w:t>
-      </w:r>
-      <w:r>
-        <w:rPr>
-          <w:rFonts w:asciiTheme="minorEastAsia" w:hAnsiTheme="minorEastAsia" w:hint="eastAsia"/>
-        </w:rPr>
-        <w:t xml:space="preserve"> 2차 2중 Y결선</w:t>
-      </w:r>
-    </w:p>
-    <w:p/>
-    <w:p>
-      <w:r>
-        <w:rPr>
-          <w:rFonts w:hint="eastAsia"/>
-        </w:rPr>
-        <w:t>42. 콘크리트에 매입하는 금속관 공사에서 직각으로 배관할 때 사용하는 것은?</w:t>
-      </w:r>
-      <w:r>
-        <w:rPr>
-          <w:rFonts w:hint="eastAsia"/>
-        </w:rPr>
-        <w:t xml:space="preserve"> </w:t>
-      </w:r>
-      <w:r>
-        <w:rPr>
-          <w:rFonts w:asciiTheme="minorEastAsia" w:hAnsiTheme="minorEastAsia" w:hint="eastAsia"/>
-        </w:rPr>
-        <w:t>①</w:t>
-      </w:r>
-    </w:p>
-    <w:p>
-      <w:pPr>
-        <w:rPr>
-          <w:rFonts w:asciiTheme="minorEastAsia" w:hAnsiTheme="minorEastAsia"/>
-        </w:rPr>
-      </w:pPr>
-      <w:r>
-        <w:rPr>
-          <w:rFonts w:asciiTheme="minorEastAsia" w:hAnsiTheme="minorEastAsia" w:hint="eastAsia"/>
-        </w:rPr>
-        <w:t>① 노멀 밴드 ② 뚜껑이 있는 엘보 ③ 서비스 엘보 ④ 유니버셜 엘보</w:t>
-      </w:r>
-    </w:p>
-    <w:p/>
-    <w:p>
-      <w:r>
-        <w:rPr>
-          <w:rFonts w:hint="eastAsia"/>
-        </w:rPr>
-        <w:t>43. RLC직렬공진 회로에서 최소가 되는 것은?</w:t>
-      </w:r>
-      <w:r>
-        <w:rPr>
-          <w:rFonts w:hint="eastAsia"/>
-        </w:rPr>
-        <w:t xml:space="preserve"> </w:t>
-      </w:r>
-      <w:r>
-        <w:rPr>
-          <w:rFonts w:asciiTheme="minorEastAsia" w:hAnsiTheme="minorEastAsia" w:hint="eastAsia"/>
-        </w:rPr>
-        <w:t>②</w:t>
-      </w:r>
-    </w:p>
-    <w:p>
-      <w:pPr>
-        <w:rPr>
-          <w:rFonts w:asciiTheme="minorEastAsia" w:hAnsiTheme="minorEastAsia"/>
-        </w:rPr>
-      </w:pPr>
-      <w:r>
-        <w:rPr>
-          <w:rFonts w:asciiTheme="minorEastAsia" w:hAnsiTheme="minorEastAsia" w:hint="eastAsia"/>
-        </w:rPr>
-        <w:t>① 저항 ② 임피던스 ③ 전류 ④ 전압</w:t>
-      </w:r>
-    </w:p>
-    <w:p/>
-    <w:p>
-      <w:r>
-        <w:rPr>
-          <w:rFonts w:hint="eastAsia"/>
-        </w:rPr>
-        <w:t>44. 교류 송전 방식의 장점이 아닌 것은?</w:t>
-      </w:r>
-      <w:r>
-        <w:rPr>
-          <w:rFonts w:hint="eastAsia"/>
-        </w:rPr>
-        <w:t xml:space="preserve"> </w:t>
-      </w:r>
-      <w:r>
-        <w:rPr>
-          <w:rFonts w:asciiTheme="minorEastAsia" w:hAnsiTheme="minorEastAsia" w:hint="eastAsia"/>
-        </w:rPr>
-        <w:t>③</w:t>
-      </w:r>
-    </w:p>
-    <w:p>
-      <w:pPr>
-        <w:rPr>
-          <w:rFonts w:asciiTheme="minorEastAsia" w:hAnsiTheme="minorEastAsia"/>
-        </w:rPr>
-      </w:pPr>
-      <w:r>
-        <w:rPr>
-          <w:rFonts w:asciiTheme="minorEastAsia" w:hAnsiTheme="minorEastAsia" w:hint="eastAsia"/>
-        </w:rPr>
-        <w:t>① 전압의 변환이 용이해 전력 전송을 합리적이고 경제적으로 운영할 수 있다.</w:t>
-      </w:r>
-    </w:p>
-    <w:p>
-      <w:pPr>
-        <w:ind w:left="440" w:hangingChars="200" w:hanging="440"/>
-        <w:rPr>
-          <w:rFonts w:asciiTheme="minorEastAsia" w:hAnsiTheme="minorEastAsia"/>
-        </w:rPr>
-      </w:pPr>
-      <w:r>
-        <w:rPr>
-          <w:rFonts w:asciiTheme="minorEastAsia" w:hAnsiTheme="minorEastAsia" w:hint="eastAsia"/>
-        </w:rPr>
-        <w:t xml:space="preserve">② 교류 발전기는 직류 발전기보다 구조가 간단하고, 효율이 좋으며, 3상 방식에서 회전 자기장을 쉽게 얻을 수 있다. </w:t>
-      </w:r>
-    </w:p>
-    <w:p>
-      <w:pPr>
-        <w:rPr>
-          <w:rFonts w:asciiTheme="minorEastAsia" w:hAnsiTheme="minorEastAsia"/>
-        </w:rPr>
-      </w:pPr>
-      <w:r>
-        <w:rPr>
-          <w:rFonts w:asciiTheme="minorEastAsia" w:hAnsiTheme="minorEastAsia" w:hint="eastAsia"/>
-        </w:rPr>
-        <w:t>③ 무효 전력이 나타나지 않으므로 전력 손실이나 전압변동이 적다.</w:t>
-      </w:r>
-    </w:p>
-    <w:p>
-      <w:pPr>
-        <w:rPr>
-          <w:rFonts w:asciiTheme="minorEastAsia" w:hAnsiTheme="minorEastAsia"/>
-        </w:rPr>
-      </w:pPr>
-      <w:r>
-        <w:rPr>
-          <w:rFonts w:asciiTheme="minorEastAsia" w:hAnsiTheme="minorEastAsia" w:hint="eastAsia"/>
-        </w:rPr>
-        <w:t>④ 교류 전류의 차단이 비교적 용이하다.</w:t>
-      </w:r>
-    </w:p>
-    <w:p>
-      <w:pPr>
-        <w:rPr>
-          <w:rFonts w:asciiTheme="minorEastAsia" w:hAnsiTheme="minorEastAsia"/>
-        </w:rPr>
-      </w:pPr>
-    </w:p>
-    <w:p>
-      <w:r>
-        <w:rPr>
-          <w:rFonts w:hint="eastAsia"/>
-        </w:rPr>
-        <w:t>45. 직류를 교류로 변환하는 장치는?</w:t>
-      </w:r>
-      <w:r>
-        <w:rPr>
-          <w:rFonts w:hint="eastAsia"/>
-        </w:rPr>
-        <w:t xml:space="preserve"> </w:t>
-      </w:r>
-      <w:r>
-        <w:rPr>
-          <w:rFonts w:asciiTheme="minorEastAsia" w:hAnsiTheme="minorEastAsia" w:hint="eastAsia"/>
-        </w:rPr>
-        <w:t>④</w:t>
-      </w:r>
-    </w:p>
-    <w:p>
-      <w:pPr>
-        <w:rPr>
-          <w:rFonts w:asciiTheme="minorEastAsia" w:hAnsiTheme="minorEastAsia"/>
-        </w:rPr>
-      </w:pPr>
-      <w:r>
-        <w:rPr>
-          <w:rFonts w:asciiTheme="minorEastAsia" w:hAnsiTheme="minorEastAsia" w:hint="eastAsia"/>
-        </w:rPr>
-        <w:t>① 정류기 ② 충전기 ③ 순변환 장치 ④ 역변환 장치</w:t>
-      </w:r>
-    </w:p>
-    <w:p/>
-    <w:p>
-      <w:pPr>
-        <w:ind w:left="440" w:hangingChars="200" w:hanging="440"/>
-      </w:pPr>
-      <w:r>
-        <w:rPr>
-          <w:rFonts w:hint="eastAsia"/>
-        </w:rPr>
-        <w:t>47. 슬립이 일정한 경우 유도 전동기의 공급 전압이 1/2배로 감소하면 토크는 처음에 비해 어떻게 되는가?</w:t>
-      </w:r>
-      <w:r>
-        <w:rPr>
-          <w:rFonts w:hint="eastAsia"/>
-        </w:rPr>
-        <w:t xml:space="preserve"> </w:t>
-      </w:r>
-      <w:r>
-        <w:rPr>
-          <w:rFonts w:asciiTheme="minorEastAsia" w:hAnsiTheme="minorEastAsia" w:hint="eastAsia"/>
-        </w:rPr>
-        <w:t>④</w:t>
-      </w:r>
-    </w:p>
-    <w:p>
-      <w:pPr>
-        <w:rPr>
-          <w:rFonts w:asciiTheme="minorEastAsia" w:hAnsiTheme="minorEastAsia"/>
-        </w:rPr>
-      </w:pPr>
-      <w:r>
-        <w:rPr>
-          <w:rFonts w:asciiTheme="minorEastAsia" w:hAnsiTheme="minorEastAsia" w:hint="eastAsia"/>
-        </w:rPr>
-        <w:t>① 2배가 된다. ② 1배가 된다. ③ 1/2배가 된다. ④ 1/4배가 된다.</w:t>
-      </w:r>
-    </w:p>
-    <w:p/>
-    <w:p>
-      <w:r>
-        <w:rPr>
-          <w:rFonts w:hint="eastAsia"/>
-        </w:rPr>
-        <w:t>48. 비정현파를 여러 개의 정현파의 합으로 표시하는 방법은?</w:t>
-      </w:r>
-      <w:r>
-        <w:rPr>
-          <w:rFonts w:hint="eastAsia"/>
-        </w:rPr>
-        <w:t xml:space="preserve"> </w:t>
-      </w:r>
-      <w:r>
-        <w:rPr>
-          <w:rFonts w:eastAsiaTheme="minorHAnsi"/>
-        </w:rPr>
-        <w:t>③</w:t>
-      </w:r>
-    </w:p>
-    <w:p>
-      <w:pPr>
-        <w:rPr>
-          <w:rFonts w:eastAsiaTheme="minorHAnsi"/>
-        </w:rPr>
-      </w:pPr>
-      <w:r>
-        <w:rPr>
-          <w:rFonts w:eastAsiaTheme="minorHAnsi"/>
-        </w:rPr>
-        <w:t>①</w:t>
-      </w:r>
-      <w:r>
-        <w:rPr>
-          <w:rFonts w:eastAsiaTheme="minorHAnsi" w:hint="eastAsia"/>
-        </w:rPr>
-        <w:t xml:space="preserve"> 키르히호프 법칙 </w:t>
-      </w:r>
-      <w:r>
-        <w:rPr>
-          <w:rFonts w:eastAsiaTheme="minorHAnsi"/>
-        </w:rPr>
-        <w:t>②</w:t>
-      </w:r>
-      <w:r>
-        <w:rPr>
-          <w:rFonts w:eastAsiaTheme="minorHAnsi" w:hint="eastAsia"/>
-        </w:rPr>
-        <w:t xml:space="preserve"> 뉴턴의 법칙 </w:t>
-      </w:r>
-      <w:r>
-        <w:rPr>
-          <w:rFonts w:eastAsiaTheme="minorHAnsi"/>
-        </w:rPr>
-        <w:t>③</w:t>
-      </w:r>
-      <w:r>
-        <w:rPr>
-          <w:rFonts w:eastAsiaTheme="minorHAnsi" w:hint="eastAsia"/>
-        </w:rPr>
-        <w:t xml:space="preserve"> 푸리에 분석 </w:t>
-      </w:r>
-      <w:r>
-        <w:rPr>
-          <w:rFonts w:eastAsiaTheme="minorHAnsi"/>
-        </w:rPr>
-        <w:t>④</w:t>
-      </w:r>
-      <w:r>
-        <w:rPr>
-          <w:rFonts w:eastAsiaTheme="minorHAnsi" w:hint="eastAsia"/>
-        </w:rPr>
-        <w:t xml:space="preserve"> 테일러의 분석 </w:t>
-      </w:r>
-    </w:p>
-    <w:p/>
-    <w:p>
-      <w:r>
-        <w:rPr>
-          <w:rFonts w:hint="eastAsia"/>
-        </w:rPr>
-        <w:t>49. 전주 외등을 전주에 부착하는 경우 전주 외등은 하단으로부터 몇[m] 이상 높이에 시설하여야 하는가?(단, 교통지장이 있는 경우이다.)</w:t>
-      </w:r>
-      <w:r>
-        <w:rPr>
-          <w:rFonts w:hint="eastAsia"/>
-        </w:rPr>
-        <w:t xml:space="preserve"> </w:t>
-      </w:r>
-      <w:r>
-        <w:rPr>
-          <w:rFonts w:asciiTheme="minorEastAsia" w:hAnsiTheme="minorEastAsia" w:hint="eastAsia"/>
-        </w:rPr>
-        <w:t>④</w:t>
-      </w:r>
-    </w:p>
-    <w:p>
-      <w:pPr>
-        <w:rPr>
-          <w:rFonts w:asciiTheme="minorEastAsia" w:hAnsiTheme="minorEastAsia"/>
-        </w:rPr>
-      </w:pPr>
-      <w:r>
-        <w:rPr>
-          <w:rFonts w:asciiTheme="minorEastAsia" w:hAnsiTheme="minorEastAsia" w:hint="eastAsia"/>
-        </w:rPr>
-        <w:lastRenderedPageBreak/>
-        <w:t>① 3.0 ② 3.5 ③ 4.0 ④ 4.5</w:t>
-      </w:r>
-    </w:p>
-    <w:p/>
-    <w:p>
-      <w:pPr>
-        <w:ind w:left="220" w:hangingChars="100" w:hanging="220"/>
-      </w:pPr>
-      <w:r>
-        <w:rPr>
-          <w:rFonts w:hint="eastAsia"/>
-        </w:rPr>
-        <w:t>52. 코드 상호 간 또는 캡타이어 케이블 상호 간을 접속하는 경우 가장 많이 사용되는 기구는?</w:t>
-      </w:r>
-      <w:r>
-        <w:rPr>
-          <w:rFonts w:hint="eastAsia"/>
-        </w:rPr>
-        <w:t xml:space="preserve"> </w:t>
-      </w:r>
-      <w:r>
-        <w:rPr>
-          <w:rFonts w:asciiTheme="minorEastAsia" w:hAnsiTheme="minorEastAsia" w:hint="eastAsia"/>
-        </w:rPr>
-        <w:t>②</w:t>
-      </w:r>
-    </w:p>
-    <w:p>
-      <w:pPr>
-        <w:rPr>
-          <w:rFonts w:asciiTheme="minorEastAsia" w:hAnsiTheme="minorEastAsia"/>
-        </w:rPr>
-      </w:pPr>
-      <w:r>
-        <w:rPr>
-          <w:rFonts w:asciiTheme="minorEastAsia" w:hAnsiTheme="minorEastAsia" w:hint="eastAsia"/>
-        </w:rPr>
-        <w:t>① T형 접속기 ② 코드 접속기 ③ 와이어 커넥터 ④ 박스용 커넥터</w:t>
-      </w:r>
-    </w:p>
-    <w:p/>
-    <w:p>
-      <w:r>
-        <w:rPr>
-          <w:rFonts w:hint="eastAsia"/>
-        </w:rPr>
-        <w:t xml:space="preserve">53. PN접합 다이오드의 대표적인 작용으로 옳은 것은? </w:t>
-      </w:r>
-      <w:r>
-        <w:rPr>
-          <w:rFonts w:asciiTheme="minorEastAsia" w:hAnsiTheme="minorEastAsia" w:hint="eastAsia"/>
-        </w:rPr>
-        <w:t>①</w:t>
-      </w:r>
-    </w:p>
-    <w:p>
-      <w:pPr>
-        <w:rPr>
-          <w:rFonts w:asciiTheme="minorEastAsia" w:hAnsiTheme="minorEastAsia"/>
-        </w:rPr>
-      </w:pPr>
-      <w:r>
-        <w:rPr>
-          <w:rFonts w:asciiTheme="minorEastAsia" w:hAnsiTheme="minorEastAsia" w:hint="eastAsia"/>
-        </w:rPr>
-        <w:t>① 정류작용 ② 변조작용 ③ 증폭작용 ④ 발진작용</w:t>
-      </w:r>
-    </w:p>
-    <w:p>
-      <w:pPr>
-        <w:rPr>
-          <w:rFonts w:asciiTheme="minorEastAsia" w:hAnsiTheme="minorEastAsia"/>
-        </w:rPr>
-      </w:pPr>
-    </w:p>
-    <w:p>
-      <w:r>
-        <w:rPr>
-          <w:rFonts w:hint="eastAsia"/>
-        </w:rPr>
-        <w:t xml:space="preserve">54. 일반적으로 절연체를 서로 마찰시키면 이들 물체는 전기를 띠게 된다. 이와 같은 현상은? </w:t>
-      </w:r>
-      <w:r>
-        <w:rPr>
-          <w:rFonts w:asciiTheme="minorEastAsia" w:hAnsiTheme="minorEastAsia" w:hint="eastAsia"/>
-        </w:rPr>
-        <w:t>②</w:t>
-      </w:r>
-    </w:p>
-    <w:p>
-      <w:pPr>
-        <w:rPr>
-          <w:rFonts w:asciiTheme="minorEastAsia" w:hAnsiTheme="minorEastAsia"/>
-        </w:rPr>
-      </w:pPr>
-      <w:r>
-        <w:rPr>
-          <w:rFonts w:asciiTheme="minorEastAsia" w:hAnsiTheme="minorEastAsia" w:hint="eastAsia"/>
-        </w:rPr>
-        <w:t>① 분극 ② 대전 ③ 정전 ④ 코로나</w:t>
-      </w:r>
-    </w:p>
-    <w:p/>
-    <w:p>
-      <w:pPr>
-        <w:ind w:left="220" w:hangingChars="100" w:hanging="220"/>
-      </w:pPr>
-      <w:r>
-        <w:rPr>
-          <w:rFonts w:hint="eastAsia"/>
-        </w:rPr>
-        <w:t>55. 사람이 접촉될 우려가 있는 곳에 시설하는 경우 접지극은 지하 몇[cm]이상의 깊이에 매설하여야 하는가?</w:t>
-      </w:r>
-      <w:r>
-        <w:rPr>
-          <w:rFonts w:hint="eastAsia"/>
-        </w:rPr>
-        <w:t xml:space="preserve"> </w:t>
-      </w:r>
-      <w:r>
-        <w:rPr>
-          <w:rFonts w:eastAsiaTheme="minorHAnsi"/>
-        </w:rPr>
-        <w:t>④</w:t>
-      </w:r>
-    </w:p>
-    <w:p>
-      <w:pPr>
-        <w:ind w:left="220" w:hangingChars="100" w:hanging="220"/>
-        <w:rPr>
-          <w:rFonts w:eastAsiaTheme="minorHAnsi"/>
-        </w:rPr>
-      </w:pPr>
-      <w:r>
-        <w:rPr>
-          <w:rFonts w:eastAsiaTheme="minorHAnsi"/>
-        </w:rPr>
-        <w:t>①</w:t>
-      </w:r>
-      <w:r>
-        <w:rPr>
-          <w:rFonts w:eastAsiaTheme="minorHAnsi" w:hint="eastAsia"/>
-        </w:rPr>
-        <w:t xml:space="preserve"> 30 </w:t>
-      </w:r>
-      <w:r>
-        <w:rPr>
-          <w:rFonts w:eastAsiaTheme="minorHAnsi"/>
-        </w:rPr>
-        <w:t>②</w:t>
-      </w:r>
-      <w:r>
-        <w:rPr>
-          <w:rFonts w:eastAsiaTheme="minorHAnsi" w:hint="eastAsia"/>
-        </w:rPr>
-        <w:t xml:space="preserve"> 45 </w:t>
-      </w:r>
-      <w:r>
-        <w:rPr>
-          <w:rFonts w:eastAsiaTheme="minorHAnsi"/>
-        </w:rPr>
-        <w:t>③</w:t>
-      </w:r>
-      <w:r>
-        <w:rPr>
-          <w:rFonts w:eastAsiaTheme="minorHAnsi" w:hint="eastAsia"/>
-        </w:rPr>
-        <w:t xml:space="preserve"> 50 </w:t>
-      </w:r>
-      <w:r>
-        <w:rPr>
-          <w:rFonts w:eastAsiaTheme="minorHAnsi"/>
-        </w:rPr>
-        <w:t>④</w:t>
-      </w:r>
-      <w:r>
-        <w:rPr>
-          <w:rFonts w:eastAsiaTheme="minorHAnsi" w:hint="eastAsia"/>
-        </w:rPr>
-        <w:t xml:space="preserve"> 75 </w:t>
-      </w:r>
-    </w:p>
-    <w:p>
-      <w:pPr>
-        <w:ind w:left="220" w:hangingChars="100" w:hanging="220"/>
-      </w:pPr>
-    </w:p>
-    <w:p>
-      <w:pPr>
-        <w:ind w:left="220" w:hangingChars="100" w:hanging="220"/>
-      </w:pPr>
-      <w:r>
-        <w:rPr>
-          <w:rFonts w:hint="eastAsia"/>
-        </w:rPr>
-        <w:t>56. 비사인파의 일반적인 구성이 아닌 것은?</w:t>
-      </w:r>
-      <w:r>
-        <w:rPr>
-          <w:rFonts w:hint="eastAsia"/>
-        </w:rPr>
-        <w:t xml:space="preserve"> </w:t>
-      </w:r>
-      <w:r>
-        <w:rPr>
-          <w:rFonts w:asciiTheme="minorEastAsia" w:hAnsiTheme="minorEastAsia" w:hint="eastAsia"/>
-        </w:rPr>
-        <w:t>①</w:t>
-      </w:r>
-    </w:p>
-    <w:p>
-      <w:pPr>
-        <w:ind w:left="220" w:hangingChars="100" w:hanging="220"/>
-        <w:rPr>
-          <w:rFonts w:asciiTheme="minorEastAsia" w:hAnsiTheme="minorEastAsia"/>
-        </w:rPr>
-      </w:pPr>
-      <w:r>
-        <w:rPr>
-          <w:rFonts w:asciiTheme="minorEastAsia" w:hAnsiTheme="minorEastAsia" w:hint="eastAsia"/>
-        </w:rPr>
-        <w:t xml:space="preserve">① 삼각파 ② 고조파 ③ 기본파 ④ 직류분 </w:t>
-      </w:r>
-    </w:p>
-    <w:p>
-      <w:pPr>
-        <w:ind w:left="220" w:hangingChars="100" w:hanging="220"/>
-      </w:pPr>
-    </w:p>
-    <w:p>
-      <w:pPr>
-        <w:ind w:left="220" w:hangingChars="100" w:hanging="220"/>
-      </w:pPr>
-      <w:r>
-        <w:rPr>
-          <w:rFonts w:hint="eastAsia"/>
-        </w:rPr>
-        <w:t xml:space="preserve">58. 디지털 </w:t>
-      </w:r>
-      <w:r>
-        <w:rPr>
-          <w:rFonts w:hint="eastAsia"/>
-        </w:rPr>
-        <w:t>시</w:t>
-      </w:r>
-      <w:r>
-        <w:rPr>
-          <w:rFonts w:hint="eastAsia"/>
-        </w:rPr>
-        <w:t>계 등을 표시하는 다이오드는?</w:t>
-      </w:r>
-      <w:r>
-        <w:rPr>
-          <w:rFonts w:asciiTheme="minorEastAsia" w:hAnsiTheme="minorEastAsia" w:hint="eastAsia"/>
-        </w:rPr>
-        <w:t xml:space="preserve"> </w:t>
-      </w:r>
-      <w:r>
-        <w:rPr>
-          <w:rFonts w:asciiTheme="minorEastAsia" w:hAnsiTheme="minorEastAsia" w:hint="eastAsia"/>
-        </w:rPr>
-        <w:t>②</w:t>
-      </w:r>
-    </w:p>
-    <w:p>
-      <w:pPr>
-        <w:ind w:left="220" w:hangingChars="100" w:hanging="220"/>
-        <w:rPr>
-          <w:rFonts w:asciiTheme="minorEastAsia" w:hAnsiTheme="minorEastAsia"/>
-        </w:rPr>
-      </w:pPr>
-      <w:r>
-        <w:rPr>
-          <w:rFonts w:asciiTheme="minorEastAsia" w:hAnsiTheme="minorEastAsia" w:hint="eastAsia"/>
-        </w:rPr>
-        <w:t>① 제너 다이오드 ② 발광 다이오드 ③ 쇼크레이 다이오드 ④ 대칭형 3층 다이오드</w:t>
+      <w:proofErr w:type="spellStart"/>
+      <w:r>
+        <w:rPr>
+          <w:rFonts w:asciiTheme="minorEastAsia" w:hAnsiTheme="minorEastAsia" w:hint="eastAsia"/>
+        </w:rPr>
+        <w:t>제너</w:t>
+      </w:r>
+      <w:proofErr w:type="spellEnd"/>
+      <w:r>
+        <w:rPr>
+          <w:rFonts w:asciiTheme="minorEastAsia" w:hAnsiTheme="minorEastAsia" w:hint="eastAsia"/>
+        </w:rPr>
+        <w:t xml:space="preserve"> 다이오드 ② 발광 다이오드 ③ </w:t>
+      </w:r>
+      <w:proofErr w:type="spellStart"/>
+      <w:r>
+        <w:rPr>
+          <w:rFonts w:asciiTheme="minorEastAsia" w:hAnsiTheme="minorEastAsia" w:hint="eastAsia"/>
+        </w:rPr>
+        <w:t>쇼크레이</w:t>
+      </w:r>
+      <w:proofErr w:type="spellEnd"/>
+      <w:r>
+        <w:rPr>
+          <w:rFonts w:asciiTheme="minorEastAsia" w:hAnsiTheme="minorEastAsia" w:hint="eastAsia"/>
+        </w:rPr>
+        <w:t xml:space="preserve"> 다이오드 ④ 대칭형 3층 다이오드</w:t>
       </w:r>
     </w:p>
     <w:p>
@@ -2137,14 +2757,27 @@
               <w:rPr>
                 <w:rFonts w:eastAsiaTheme="minorHAnsi"/>
               </w:rPr>
-              <w:lastRenderedPageBreak/>
               <w:t>㉡</w:t>
             </w:r>
             <w:r>
               <w:rPr>
                 <w:rFonts w:eastAsiaTheme="minorHAnsi" w:hint="eastAsia"/>
               </w:rPr>
-              <w:t xml:space="preserve"> 부식성 가스가 있는 장소</w:t>
+              <w:t xml:space="preserve"> </w:t>
+            </w:r>
+            <w:proofErr w:type="spellStart"/>
+            <w:r>
+              <w:rPr>
+                <w:rFonts w:eastAsiaTheme="minorHAnsi" w:hint="eastAsia"/>
+              </w:rPr>
+              <w:t>부식성</w:t>
+            </w:r>
+            <w:proofErr w:type="spellEnd"/>
+            <w:r>
+              <w:rPr>
+                <w:rFonts w:eastAsiaTheme="minorHAnsi" w:hint="eastAsia"/>
+              </w:rPr>
+              <w:t xml:space="preserve"> 가스가 있는 장소</w:t>
             </w:r>
           </w:p>
           <w:p>
@@ -2184,6 +2817,7 @@
               <w:rPr>
                 <w:rFonts w:asciiTheme="minorEastAsia" w:hAnsiTheme="minorEastAsia" w:hint="eastAsia"/>
               </w:rPr>
+              <w:lastRenderedPageBreak/>
               <w:t>㉤ 습기가 많은 장소</w:t>
             </w:r>
           </w:p>
@@ -2305,13 +2939,7 @@
         <w:t>㉤</w:t>
       </w:r>
     </w:p>
-    <w:p>
-      <w:pPr>
-        <w:rPr>
-          <w:rFonts w:hint="eastAsia"/>
-        </w:rPr>
-      </w:pPr>
-    </w:p>
+    <w:p/>
     <w:p>
       <w:r>
         <w:rPr>
@@ -2328,7 +2956,63 @@
         <w:rPr>
           <w:rFonts w:hint="eastAsia"/>
         </w:rPr>
-        <w:t>2. 그림과 같이 대전된 에보나이트 막대를 박검전기의 금속판에 닿지 않도록 가깝게 가져갔을 때 금박이 열렸다면 다음 중 옳은 것은?(단, A는 원판, B는 박, C는 에보나이트 막대이다.)</w:t>
+        <w:t xml:space="preserve">2. 그림과 같이 대전된 </w:t>
+      </w:r>
+      <w:proofErr w:type="spellStart"/>
+      <w:r>
+        <w:rPr>
+          <w:rFonts w:hint="eastAsia"/>
+        </w:rPr>
+        <w:t>에보나이트</w:t>
+      </w:r>
+      <w:proofErr w:type="spellEnd"/>
+      <w:r>
+        <w:rPr>
+          <w:rFonts w:hint="eastAsia"/>
+        </w:rPr>
+        <w:t xml:space="preserve"> 막대를 </w:t>
+      </w:r>
+      <w:proofErr w:type="spellStart"/>
+      <w:r>
+        <w:rPr>
+          <w:rFonts w:hint="eastAsia"/>
+        </w:rPr>
+        <w:t>박검전기의</w:t>
+      </w:r>
+      <w:proofErr w:type="spellEnd"/>
+      <w:r>
+        <w:rPr>
+          <w:rFonts w:hint="eastAsia"/>
+        </w:rPr>
+        <w:t xml:space="preserve"> 금속판에 닿지 않도록 가깝게 가져갔을 때 금박이 열렸다면 다음 중 옳은 </w:t>
+      </w:r>
+      <w:proofErr w:type="gramStart"/>
+      <w:r>
+        <w:rPr>
+          <w:rFonts w:hint="eastAsia"/>
+        </w:rPr>
+        <w:t>것은?(</w:t>
+      </w:r>
+      <w:proofErr w:type="gramEnd"/>
+      <w:r>
+        <w:rPr>
+          <w:rFonts w:hint="eastAsia"/>
+        </w:rPr>
+        <w:t xml:space="preserve">단, A는 원판, B는 박, C는 </w:t>
+      </w:r>
+      <w:proofErr w:type="spellStart"/>
+      <w:r>
+        <w:rPr>
+          <w:rFonts w:hint="eastAsia"/>
+        </w:rPr>
+        <w:t>에보나이트</w:t>
+      </w:r>
+      <w:proofErr w:type="spellEnd"/>
+      <w:r>
+        <w:rPr>
+          <w:rFonts w:hint="eastAsia"/>
+        </w:rPr>
+        <w:t xml:space="preserve"> 막대이다.)</w:t>
       </w:r>
       <w:r>
         <w:rPr>
@@ -2534,7 +3218,35 @@
         <w:rPr>
           <w:rFonts w:asciiTheme="minorEastAsia" w:hAnsiTheme="minorEastAsia" w:hint="eastAsia"/>
         </w:rPr>
-        <w:t xml:space="preserve">① 구형 애자 ② 곡핀 애자 ③ 인류 애자 ④ 핀애자 </w:t>
+        <w:t xml:space="preserve">① 구형 애자 ② </w:t>
+      </w:r>
+      <w:proofErr w:type="spellStart"/>
+      <w:r>
+        <w:rPr>
+          <w:rFonts w:asciiTheme="minorEastAsia" w:hAnsiTheme="minorEastAsia" w:hint="eastAsia"/>
+        </w:rPr>
+        <w:t>곡핀</w:t>
+      </w:r>
+      <w:proofErr w:type="spellEnd"/>
+      <w:r>
+        <w:rPr>
+          <w:rFonts w:asciiTheme="minorEastAsia" w:hAnsiTheme="minorEastAsia" w:hint="eastAsia"/>
+        </w:rPr>
+        <w:t xml:space="preserve"> 애자 ③ 인류 애자 ④ </w:t>
+      </w:r>
+      <w:proofErr w:type="spellStart"/>
+      <w:r>
+        <w:rPr>
+          <w:rFonts w:asciiTheme="minorEastAsia" w:hAnsiTheme="minorEastAsia" w:hint="eastAsia"/>
+        </w:rPr>
+        <w:t>핀애자</w:t>
+      </w:r>
+      <w:proofErr w:type="spellEnd"/>
+      <w:r>
+        <w:rPr>
+          <w:rFonts w:asciiTheme="minorEastAsia" w:hAnsiTheme="minorEastAsia" w:hint="eastAsia"/>
+        </w:rPr>
+        <w:t xml:space="preserve"> </w:t>
       </w:r>
     </w:p>
     <w:p/>
@@ -2543,7 +3255,21 @@
         <w:rPr>
           <w:rFonts w:hint="eastAsia"/>
         </w:rPr>
-        <w:t>11. 전력용 변압기의 내부 고장 보호용 계전 방식은?</w:t>
+        <w:t xml:space="preserve">11. 전력용 변압기의 내부 고장 보호용 </w:t>
+      </w:r>
+      <w:proofErr w:type="spellStart"/>
+      <w:r>
+        <w:rPr>
+          <w:rFonts w:hint="eastAsia"/>
+        </w:rPr>
+        <w:t>계전</w:t>
+      </w:r>
+      <w:proofErr w:type="spellEnd"/>
+      <w:r>
+        <w:rPr>
+          <w:rFonts w:hint="eastAsia"/>
+        </w:rPr>
+        <w:t xml:space="preserve"> 방식은?</w:t>
       </w:r>
       <w:r>
         <w:rPr>
@@ -2568,8 +3294,168 @@
         <w:rPr>
           <w:rFonts w:asciiTheme="minorEastAsia" w:hAnsiTheme="minorEastAsia" w:hint="eastAsia"/>
         </w:rPr>
+        <w:t xml:space="preserve">① 역상 </w:t>
+      </w:r>
+      <w:proofErr w:type="spellStart"/>
+      <w:r>
+        <w:rPr>
+          <w:rFonts w:asciiTheme="minorEastAsia" w:hAnsiTheme="minorEastAsia" w:hint="eastAsia"/>
+        </w:rPr>
+        <w:t>계전기</w:t>
+      </w:r>
+      <w:proofErr w:type="spellEnd"/>
+      <w:r>
+        <w:rPr>
+          <w:rFonts w:asciiTheme="minorEastAsia" w:hAnsiTheme="minorEastAsia" w:hint="eastAsia"/>
+        </w:rPr>
+        <w:t xml:space="preserve"> ② </w:t>
+      </w:r>
+      <w:proofErr w:type="spellStart"/>
+      <w:r>
+        <w:rPr>
+          <w:rFonts w:asciiTheme="minorEastAsia" w:hAnsiTheme="minorEastAsia" w:hint="eastAsia"/>
+        </w:rPr>
+        <w:t>차동</w:t>
+      </w:r>
+      <w:proofErr w:type="spellEnd"/>
+      <w:r>
+        <w:rPr>
+          <w:rFonts w:asciiTheme="minorEastAsia" w:hAnsiTheme="minorEastAsia" w:hint="eastAsia"/>
+        </w:rPr>
+        <w:t xml:space="preserve"> </w:t>
+      </w:r>
+      <w:proofErr w:type="spellStart"/>
+      <w:r>
+        <w:rPr>
+          <w:rFonts w:asciiTheme="minorEastAsia" w:hAnsiTheme="minorEastAsia" w:hint="eastAsia"/>
+        </w:rPr>
+        <w:t>계전기</w:t>
+      </w:r>
+      <w:proofErr w:type="spellEnd"/>
+      <w:r>
+        <w:rPr>
+          <w:rFonts w:asciiTheme="minorEastAsia" w:hAnsiTheme="minorEastAsia" w:hint="eastAsia"/>
+        </w:rPr>
+        <w:t xml:space="preserve"> ③ 접지 </w:t>
+      </w:r>
+      <w:proofErr w:type="spellStart"/>
+      <w:r>
+        <w:rPr>
+          <w:rFonts w:asciiTheme="minorEastAsia" w:hAnsiTheme="minorEastAsia" w:hint="eastAsia"/>
+        </w:rPr>
+        <w:t>계전기</w:t>
+      </w:r>
+      <w:proofErr w:type="spellEnd"/>
+      <w:r>
+        <w:rPr>
+          <w:rFonts w:asciiTheme="minorEastAsia" w:hAnsiTheme="minorEastAsia" w:hint="eastAsia"/>
+        </w:rPr>
+        <w:t xml:space="preserve"> ④ 과전류 </w:t>
+      </w:r>
+      <w:proofErr w:type="spellStart"/>
+      <w:r>
+        <w:rPr>
+          <w:rFonts w:asciiTheme="minorEastAsia" w:hAnsiTheme="minorEastAsia" w:hint="eastAsia"/>
+        </w:rPr>
+        <w:t>계전기</w:t>
+      </w:r>
+      <w:proofErr w:type="spellEnd"/>
+      <w:r>
+        <w:rPr>
+          <w:rFonts w:asciiTheme="minorEastAsia" w:hAnsiTheme="minorEastAsia" w:hint="eastAsia"/>
+        </w:rPr>
+        <w:t xml:space="preserve"> </w:t>
+      </w:r>
+    </w:p>
+    <w:p/>
+    <w:p>
+      <w:r>
+        <w:rPr>
+          <w:rFonts w:hint="eastAsia"/>
+        </w:rPr>
         <w:lastRenderedPageBreak/>
-        <w:t xml:space="preserve">① 역상 계전기 ② 차동 계전기 ③ 접지 계전기 ④ 과전류 계전기 </w:t>
+        <w:t xml:space="preserve">13. 한국전기설비규정에 의하여 애자 공사를 할 경우, 사용전압이 400[V] 이하일 때 전선 과 조영재의 </w:t>
+      </w:r>
+      <w:proofErr w:type="spellStart"/>
+      <w:r>
+        <w:rPr>
+          <w:rFonts w:hint="eastAsia"/>
+        </w:rPr>
+        <w:t>이격거리는</w:t>
+      </w:r>
+      <w:proofErr w:type="spellEnd"/>
+      <w:r>
+        <w:rPr>
+          <w:rFonts w:hint="eastAsia"/>
+        </w:rPr>
+        <w:t xml:space="preserve"> 몇[cm] 이상이어야 하는가?</w:t>
+      </w:r>
+      <w:r>
+        <w:rPr>
+          <w:rFonts w:hint="eastAsia"/>
+        </w:rPr>
+        <w:t xml:space="preserve"> </w:t>
+      </w:r>
+      <w:r>
+        <w:rPr>
+          <w:rFonts w:asciiTheme="minorEastAsia" w:hAnsiTheme="minorEastAsia" w:hint="eastAsia"/>
+        </w:rPr>
+        <w:t>②</w:t>
+      </w:r>
+    </w:p>
+    <w:p>
+      <w:pPr>
+        <w:rPr>
+          <w:rFonts w:eastAsiaTheme="minorHAnsi"/>
+        </w:rPr>
+      </w:pPr>
+      <w:r>
+        <w:rPr>
+          <w:rFonts w:eastAsiaTheme="minorHAnsi"/>
+        </w:rPr>
+        <w:t>①</w:t>
+      </w:r>
+      <w:r>
+        <w:rPr>
+          <w:rFonts w:eastAsiaTheme="minorHAnsi" w:hint="eastAsia"/>
+        </w:rPr>
+        <w:t xml:space="preserve"> 1 </w:t>
+      </w:r>
+      <w:r>
+        <w:rPr>
+          <w:rFonts w:eastAsiaTheme="minorHAnsi"/>
+        </w:rPr>
+        <w:t>②</w:t>
+      </w:r>
+      <w:r>
+        <w:rPr>
+          <w:rFonts w:eastAsiaTheme="minorHAnsi" w:hint="eastAsia"/>
+        </w:rPr>
+        <w:t xml:space="preserve"> 2.5 </w:t>
+      </w:r>
+      <w:r>
+        <w:rPr>
+          <w:rFonts w:eastAsiaTheme="minorHAnsi"/>
+        </w:rPr>
+        <w:t>③</w:t>
+      </w:r>
+      <w:r>
+        <w:rPr>
+          <w:rFonts w:eastAsiaTheme="minorHAnsi" w:hint="eastAsia"/>
+        </w:rPr>
+        <w:t xml:space="preserve"> 4 </w:t>
+      </w:r>
+      <w:r>
+        <w:rPr>
+          <w:rFonts w:eastAsiaTheme="minorHAnsi"/>
+        </w:rPr>
+        <w:t>④</w:t>
+      </w:r>
+      <w:r>
+        <w:rPr>
+          <w:rFonts w:eastAsiaTheme="minorHAnsi" w:hint="eastAsia"/>
+        </w:rPr>
+        <w:t xml:space="preserve"> 6 </w:t>
       </w:r>
     </w:p>
     <w:p/>
@@ -2578,13 +3464,156 @@
         <w:rPr>
           <w:rFonts w:hint="eastAsia"/>
         </w:rPr>
-        <w:t>13. 한국전기설비규정에 의하여 애자 공사를 할 경우, 사용전압이 400[V] 이하일 때 전선 과 조영재의 이격거리는 몇[cm] 이상이어야 하는가?</w:t>
-      </w:r>
-      <w:r>
-        <w:rPr>
-          <w:rFonts w:hint="eastAsia"/>
-        </w:rPr>
-        <w:t xml:space="preserve"> </w:t>
+        <w:t>14. 피시 테이프(Fish Tape)의 용도는?</w:t>
+      </w:r>
+      <w:r>
+        <w:rPr>
+          <w:rFonts w:hint="eastAsia"/>
+        </w:rPr>
+        <w:t xml:space="preserve"> </w:t>
+      </w:r>
+      <w:r>
+        <w:rPr>
+          <w:rFonts w:asciiTheme="minorEastAsia" w:hAnsiTheme="minorEastAsia" w:hint="eastAsia"/>
+        </w:rPr>
+        <w:t>③</w:t>
+      </w:r>
+    </w:p>
+    <w:p>
+      <w:pPr>
+        <w:rPr>
+          <w:rFonts w:asciiTheme="minorEastAsia" w:hAnsiTheme="minorEastAsia"/>
+        </w:rPr>
+      </w:pPr>
+      <w:r>
+        <w:rPr>
+          <w:rFonts w:asciiTheme="minorEastAsia" w:hAnsiTheme="minorEastAsia" w:hint="eastAsia"/>
+        </w:rPr>
+        <w:t xml:space="preserve">① 전선을 </w:t>
+      </w:r>
+      <w:proofErr w:type="spellStart"/>
+      <w:r>
+        <w:rPr>
+          <w:rFonts w:asciiTheme="minorEastAsia" w:hAnsiTheme="minorEastAsia" w:hint="eastAsia"/>
+        </w:rPr>
+        <w:t>테이핑하기</w:t>
+      </w:r>
+      <w:proofErr w:type="spellEnd"/>
+      <w:r>
+        <w:rPr>
+          <w:rFonts w:asciiTheme="minorEastAsia" w:hAnsiTheme="minorEastAsia" w:hint="eastAsia"/>
+        </w:rPr>
+        <w:t xml:space="preserve"> 위해서 사용</w:t>
+      </w:r>
+    </w:p>
+    <w:p>
+      <w:pPr>
+        <w:rPr>
+          <w:rFonts w:asciiTheme="minorEastAsia" w:hAnsiTheme="minorEastAsia"/>
+        </w:rPr>
+      </w:pPr>
+      <w:r>
+        <w:rPr>
+          <w:rFonts w:asciiTheme="minorEastAsia" w:hAnsiTheme="minorEastAsia" w:hint="eastAsia"/>
+        </w:rPr>
+        <w:t>② 전선관의 끝마무리를 위해서 사용</w:t>
+      </w:r>
+    </w:p>
+    <w:p>
+      <w:pPr>
+        <w:rPr>
+          <w:rFonts w:asciiTheme="minorEastAsia" w:hAnsiTheme="minorEastAsia"/>
+        </w:rPr>
+      </w:pPr>
+      <w:r>
+        <w:rPr>
+          <w:rFonts w:asciiTheme="minorEastAsia" w:hAnsiTheme="minorEastAsia" w:hint="eastAsia"/>
+        </w:rPr>
+        <w:t>③ 배관에 전선을 넣을 때 사용</w:t>
+      </w:r>
+    </w:p>
+    <w:p>
+      <w:pPr>
+        <w:rPr>
+          <w:rFonts w:asciiTheme="minorEastAsia" w:hAnsiTheme="minorEastAsia"/>
+        </w:rPr>
+      </w:pPr>
+      <w:r>
+        <w:rPr>
+          <w:rFonts w:asciiTheme="minorEastAsia" w:hAnsiTheme="minorEastAsia" w:hint="eastAsia"/>
+        </w:rPr>
+        <w:t>④ 합성수지관을 구부릴 때 사용</w:t>
+      </w:r>
+    </w:p>
+    <w:p/>
+    <w:p>
+      <w:r>
+        <w:rPr>
+          <w:rFonts w:hint="eastAsia"/>
+        </w:rPr>
+        <w:t>17. 전선의 굵기를 측정하는 공구는?</w:t>
+      </w:r>
+      <w:r>
+        <w:rPr>
+          <w:rFonts w:hint="eastAsia"/>
+        </w:rPr>
+        <w:t xml:space="preserve"> </w:t>
+      </w:r>
+      <w:r>
+        <w:rPr>
+          <w:rFonts w:asciiTheme="minorEastAsia" w:hAnsiTheme="minorEastAsia" w:hint="eastAsia"/>
+        </w:rPr>
+        <w:t>③</w:t>
+      </w:r>
+    </w:p>
+    <w:p>
+      <w:pPr>
+        <w:rPr>
+          <w:rFonts w:asciiTheme="minorEastAsia" w:hAnsiTheme="minorEastAsia"/>
+        </w:rPr>
+      </w:pPr>
+      <w:r>
+        <w:rPr>
+          <w:rFonts w:asciiTheme="minorEastAsia" w:hAnsiTheme="minorEastAsia" w:hint="eastAsia"/>
+        </w:rPr>
+        <w:t xml:space="preserve">① </w:t>
+      </w:r>
+      <w:proofErr w:type="spellStart"/>
+      <w:r>
+        <w:rPr>
+          <w:rFonts w:asciiTheme="minorEastAsia" w:hAnsiTheme="minorEastAsia" w:hint="eastAsia"/>
+        </w:rPr>
+        <w:t>권척</w:t>
+      </w:r>
+      <w:proofErr w:type="spellEnd"/>
+      <w:r>
+        <w:rPr>
+          <w:rFonts w:asciiTheme="minorEastAsia" w:hAnsiTheme="minorEastAsia" w:hint="eastAsia"/>
+        </w:rPr>
+        <w:t xml:space="preserve"> ② </w:t>
+      </w:r>
+      <w:proofErr w:type="spellStart"/>
+      <w:r>
+        <w:rPr>
+          <w:rFonts w:asciiTheme="minorEastAsia" w:hAnsiTheme="minorEastAsia" w:hint="eastAsia"/>
+        </w:rPr>
+        <w:t>메거</w:t>
+      </w:r>
+      <w:proofErr w:type="spellEnd"/>
+      <w:r>
+        <w:rPr>
+          <w:rFonts w:asciiTheme="minorEastAsia" w:hAnsiTheme="minorEastAsia" w:hint="eastAsia"/>
+        </w:rPr>
+        <w:t xml:space="preserve"> ③ 와이어 게이지 ④ 와이어 스트리퍼</w:t>
+      </w:r>
+    </w:p>
+    <w:p/>
+    <w:p>
+      <w:r>
+        <w:rPr>
+          <w:rFonts w:hint="eastAsia"/>
+        </w:rPr>
+        <w:t xml:space="preserve">18. 전해액에 전류가 흘러 화학변화를 일으키는 현상을 무엇이라 하는가? </w:t>
       </w:r>
       <w:r>
         <w:rPr>
@@ -2596,6 +3625,34 @@
     <w:p>
       <w:pPr>
         <w:rPr>
+          <w:rFonts w:asciiTheme="minorEastAsia" w:hAnsiTheme="minorEastAsia"/>
+        </w:rPr>
+      </w:pPr>
+      <w:r>
+        <w:rPr>
+          <w:rFonts w:asciiTheme="minorEastAsia" w:hAnsiTheme="minorEastAsia" w:hint="eastAsia"/>
+        </w:rPr>
+        <w:t>① 전리 ② 전기분해 ③ 화학분해 ④ 전기변화</w:t>
+      </w:r>
+    </w:p>
+    <w:p/>
+    <w:p>
+      <w:r>
+        <w:rPr>
+          <w:rFonts w:hint="eastAsia"/>
+        </w:rPr>
+        <w:t xml:space="preserve">21. 한국전기설비규정에 의하여 조명용 전등을 아파트 현관에 설치할 경우 최대 몇 분 이내 소등되는 타임스위치를 시설하여야 하는가? </w:t>
+      </w:r>
+      <w:r>
+        <w:rPr>
+          <w:rFonts w:eastAsiaTheme="minorHAnsi"/>
+        </w:rPr>
+        <w:t>②</w:t>
+      </w:r>
+    </w:p>
+    <w:p>
+      <w:pPr>
+        <w:rPr>
           <w:rFonts w:eastAsiaTheme="minorHAnsi"/>
         </w:rPr>
       </w:pPr>
@@ -2609,7 +3666,7 @@
         <w:rPr>
           <w:rFonts w:eastAsiaTheme="minorHAnsi" w:hint="eastAsia"/>
         </w:rPr>
-        <w:t xml:space="preserve"> 1 </w:t>
+        <w:t xml:space="preserve"> 1분 </w:t>
       </w:r>
       <w:r>
         <w:rPr>
@@ -2621,7 +3678,7 @@
         <w:rPr>
           <w:rFonts w:eastAsiaTheme="minorHAnsi" w:hint="eastAsia"/>
         </w:rPr>
-        <w:t xml:space="preserve"> 2.5 </w:t>
+        <w:t xml:space="preserve"> 3분 </w:t>
       </w:r>
       <w:r>
         <w:rPr>
@@ -2633,7 +3690,7 @@
         <w:rPr>
           <w:rFonts w:eastAsiaTheme="minorHAnsi" w:hint="eastAsia"/>
         </w:rPr>
-        <w:t xml:space="preserve"> 4 </w:t>
+        <w:t xml:space="preserve"> 0.5분 </w:t>
       </w:r>
       <w:r>
         <w:rPr>
@@ -2645,7 +3702,7 @@
         <w:rPr>
           <w:rFonts w:eastAsiaTheme="minorHAnsi" w:hint="eastAsia"/>
         </w:rPr>
-        <w:t xml:space="preserve"> 6 </w:t>
+        <w:t xml:space="preserve"> 5분</w:t>
       </w:r>
     </w:p>
     <w:p/>
@@ -2654,20 +3711,352 @@
         <w:rPr>
           <w:rFonts w:hint="eastAsia"/>
         </w:rPr>
-        <w:t>14. 피시 테이프(Fish Tape)의 용도는?</w:t>
-      </w:r>
-      <w:r>
-        <w:rPr>
-          <w:rFonts w:hint="eastAsia"/>
-        </w:rPr>
-        <w:t xml:space="preserve"> </w:t>
-      </w:r>
-      <w:r>
-        <w:rPr>
-          <w:rFonts w:asciiTheme="minorEastAsia" w:hAnsiTheme="minorEastAsia" w:hint="eastAsia"/>
+        <w:t xml:space="preserve">24. 다음 중 </w:t>
+      </w:r>
+      <w:proofErr w:type="spellStart"/>
+      <w:r>
+        <w:rPr>
+          <w:rFonts w:hint="eastAsia"/>
+        </w:rPr>
+        <w:t>저항값이</w:t>
+      </w:r>
+      <w:proofErr w:type="spellEnd"/>
+      <w:r>
+        <w:rPr>
+          <w:rFonts w:hint="eastAsia"/>
+        </w:rPr>
+        <w:t xml:space="preserve"> 클수록 좋은 것은? </w:t>
+      </w:r>
+      <w:r>
+        <w:rPr>
+          <w:rFonts w:asciiTheme="minorEastAsia" w:hAnsiTheme="minorEastAsia" w:hint="eastAsia"/>
+        </w:rPr>
+        <w:t>②</w:t>
+      </w:r>
+    </w:p>
+    <w:p>
+      <w:pPr>
+        <w:rPr>
+          <w:rFonts w:asciiTheme="minorEastAsia" w:hAnsiTheme="minorEastAsia"/>
+        </w:rPr>
+      </w:pPr>
+      <w:r>
+        <w:rPr>
+          <w:rFonts w:asciiTheme="minorEastAsia" w:hAnsiTheme="minorEastAsia" w:hint="eastAsia"/>
+        </w:rPr>
+        <w:t>① 접지저항 ② 절연저항 ③ 도체저항 ④ 접촉저항</w:t>
+      </w:r>
+    </w:p>
+    <w:p/>
+    <w:p>
+      <w:r>
+        <w:rPr>
+          <w:rFonts w:hint="eastAsia"/>
+        </w:rPr>
+        <w:t xml:space="preserve">25. 동기 발전기를 회전 계자형으로 하는 이유가 아닌 것은? </w:t>
+      </w:r>
+      <w:r>
+        <w:rPr>
+          <w:rFonts w:asciiTheme="minorEastAsia" w:hAnsiTheme="minorEastAsia" w:hint="eastAsia"/>
+        </w:rPr>
+        <w:t>④</w:t>
+      </w:r>
+    </w:p>
+    <w:p>
+      <w:pPr>
+        <w:rPr>
+          <w:rFonts w:asciiTheme="minorEastAsia" w:hAnsiTheme="minorEastAsia"/>
+        </w:rPr>
+      </w:pPr>
+      <w:r>
+        <w:rPr>
+          <w:rFonts w:asciiTheme="minorEastAsia" w:hAnsiTheme="minorEastAsia" w:hint="eastAsia"/>
+        </w:rPr>
+        <w:t>① 고전압에 견딜 수 있게 전기자 권선을 절연하기가 쉽다.</w:t>
+      </w:r>
+    </w:p>
+    <w:p>
+      <w:pPr>
+        <w:rPr>
+          <w:rFonts w:asciiTheme="minorEastAsia" w:hAnsiTheme="minorEastAsia"/>
+        </w:rPr>
+      </w:pPr>
+      <w:r>
+        <w:rPr>
+          <w:rFonts w:asciiTheme="minorEastAsia" w:hAnsiTheme="minorEastAsia" w:hint="eastAsia"/>
+        </w:rPr>
+        <w:t xml:space="preserve">② 전기자 단자에 발생한 고전압을 </w:t>
+      </w:r>
+      <w:proofErr w:type="spellStart"/>
+      <w:r>
+        <w:rPr>
+          <w:rFonts w:asciiTheme="minorEastAsia" w:hAnsiTheme="minorEastAsia" w:hint="eastAsia"/>
+        </w:rPr>
+        <w:t>슬립링</w:t>
+      </w:r>
+      <w:proofErr w:type="spellEnd"/>
+      <w:r>
+        <w:rPr>
+          <w:rFonts w:asciiTheme="minorEastAsia" w:hAnsiTheme="minorEastAsia" w:hint="eastAsia"/>
+        </w:rPr>
+        <w:t xml:space="preserve"> 없이 간단하게 외부 회로에 인가할 수 있다.</w:t>
+      </w:r>
+    </w:p>
+    <w:p>
+      <w:pPr>
+        <w:rPr>
+          <w:rFonts w:asciiTheme="minorEastAsia" w:hAnsiTheme="minorEastAsia"/>
+        </w:rPr>
+      </w:pPr>
+      <w:r>
+        <w:rPr>
+          <w:rFonts w:asciiTheme="minorEastAsia" w:hAnsiTheme="minorEastAsia" w:hint="eastAsia"/>
+        </w:rPr>
+        <w:lastRenderedPageBreak/>
+        <w:t>③ 기계적으로 튼튼하게 만드는데 용이하다.</w:t>
+      </w:r>
+    </w:p>
+    <w:p>
+      <w:pPr>
+        <w:rPr>
+          <w:rFonts w:asciiTheme="minorEastAsia" w:hAnsiTheme="minorEastAsia"/>
+        </w:rPr>
+      </w:pPr>
+      <w:r>
+        <w:rPr>
+          <w:rFonts w:asciiTheme="minorEastAsia" w:hAnsiTheme="minorEastAsia" w:hint="eastAsia"/>
+        </w:rPr>
+        <w:t>④ 전기자 고정되어 있지 않아 제작비용이 저렴하다.</w:t>
+      </w:r>
+    </w:p>
+    <w:p/>
+    <w:p>
+      <w:r>
+        <w:rPr>
+          <w:rFonts w:hint="eastAsia"/>
+        </w:rPr>
+        <w:t>26. 다음 중 자기저항에 영향을 미치는 성질이 아닌 것은?</w:t>
+      </w:r>
+      <w:r>
+        <w:rPr>
+          <w:rFonts w:hint="eastAsia"/>
+        </w:rPr>
+        <w:t xml:space="preserve"> </w:t>
+      </w:r>
+      <w:r>
+        <w:rPr>
+          <w:rFonts w:eastAsiaTheme="minorHAnsi"/>
+        </w:rPr>
+        <w:t>④</w:t>
+      </w:r>
+    </w:p>
+    <w:p>
+      <w:pPr>
+        <w:rPr>
+          <w:rFonts w:eastAsiaTheme="minorHAnsi"/>
+        </w:rPr>
+      </w:pPr>
+      <w:r>
+        <w:rPr>
+          <w:rFonts w:hint="eastAsia"/>
+        </w:rPr>
+        <w:t xml:space="preserve"> </w:t>
+      </w:r>
+      <w:r>
+        <w:rPr>
+          <w:rFonts w:eastAsiaTheme="minorHAnsi"/>
+        </w:rPr>
+        <w:t>①</w:t>
+      </w:r>
+      <w:r>
+        <w:rPr>
+          <w:rFonts w:eastAsiaTheme="minorHAnsi" w:hint="eastAsia"/>
+        </w:rPr>
+        <w:t xml:space="preserve"> 길이 </w:t>
+      </w:r>
+      <w:r>
+        <w:rPr>
+          <w:rFonts w:eastAsiaTheme="minorHAnsi"/>
+        </w:rPr>
+        <w:t>②</w:t>
+      </w:r>
+      <w:r>
+        <w:rPr>
+          <w:rFonts w:eastAsiaTheme="minorHAnsi" w:hint="eastAsia"/>
+        </w:rPr>
+        <w:t xml:space="preserve"> 면적 </w:t>
+      </w:r>
+      <w:r>
+        <w:rPr>
+          <w:rFonts w:eastAsiaTheme="minorHAnsi"/>
         </w:rPr>
         <w:t>③</w:t>
       </w:r>
+      <w:r>
+        <w:rPr>
+          <w:rFonts w:eastAsiaTheme="minorHAnsi" w:hint="eastAsia"/>
+        </w:rPr>
+        <w:t xml:space="preserve"> 투자율 </w:t>
+      </w:r>
+      <w:r>
+        <w:rPr>
+          <w:rFonts w:eastAsiaTheme="minorHAnsi"/>
+        </w:rPr>
+        <w:t>④</w:t>
+      </w:r>
+      <w:r>
+        <w:rPr>
+          <w:rFonts w:eastAsiaTheme="minorHAnsi" w:hint="eastAsia"/>
+        </w:rPr>
+        <w:t xml:space="preserve"> 전류 </w:t>
+      </w:r>
+    </w:p>
+    <w:p/>
+    <w:p>
+      <w:r>
+        <w:rPr>
+          <w:rFonts w:hint="eastAsia"/>
+        </w:rPr>
+        <w:t xml:space="preserve">27. </w:t>
+      </w:r>
+      <w:proofErr w:type="spellStart"/>
+      <w:r>
+        <w:rPr>
+          <w:rFonts w:hint="eastAsia"/>
+        </w:rPr>
+        <w:t>알카리</w:t>
+      </w:r>
+      <w:proofErr w:type="spellEnd"/>
+      <w:r>
+        <w:rPr>
+          <w:rFonts w:hint="eastAsia"/>
+        </w:rPr>
+        <w:t xml:space="preserve"> 축전지의 대표적인 축전지로 널리 사용되고 있는 2차 전지는?</w:t>
+      </w:r>
+      <w:r>
+        <w:rPr>
+          <w:rFonts w:hint="eastAsia"/>
+        </w:rPr>
+        <w:t xml:space="preserve"> </w:t>
+      </w:r>
+      <w:r>
+        <w:rPr>
+          <w:rFonts w:eastAsiaTheme="minorHAnsi"/>
+        </w:rPr>
+        <w:t>④</w:t>
+      </w:r>
+    </w:p>
+    <w:p>
+      <w:pPr>
+        <w:rPr>
+          <w:rFonts w:eastAsiaTheme="minorHAnsi"/>
+        </w:rPr>
+      </w:pPr>
+      <w:r>
+        <w:rPr>
+          <w:rFonts w:eastAsiaTheme="minorHAnsi"/>
+        </w:rPr>
+        <w:t>①</w:t>
+      </w:r>
+      <w:r>
+        <w:rPr>
+          <w:rFonts w:hint="eastAsia"/>
+        </w:rPr>
+        <w:t xml:space="preserve"> 납축전지 </w:t>
+      </w:r>
+      <w:r>
+        <w:rPr>
+          <w:rFonts w:eastAsiaTheme="minorHAnsi"/>
+        </w:rPr>
+        <w:t>②</w:t>
+      </w:r>
+      <w:r>
+        <w:rPr>
+          <w:rFonts w:eastAsiaTheme="minorHAnsi" w:hint="eastAsia"/>
+        </w:rPr>
+        <w:t xml:space="preserve"> </w:t>
+      </w:r>
+      <w:proofErr w:type="spellStart"/>
+      <w:r>
+        <w:rPr>
+          <w:rFonts w:eastAsiaTheme="minorHAnsi" w:hint="eastAsia"/>
+        </w:rPr>
+        <w:t>산화은전지</w:t>
+      </w:r>
+      <w:proofErr w:type="spellEnd"/>
+      <w:r>
+        <w:rPr>
+          <w:rFonts w:eastAsiaTheme="minorHAnsi" w:hint="eastAsia"/>
+        </w:rPr>
+        <w:t xml:space="preserve"> </w:t>
+      </w:r>
+      <w:r>
+        <w:rPr>
+          <w:rFonts w:eastAsiaTheme="minorHAnsi"/>
+        </w:rPr>
+        <w:t>③</w:t>
+      </w:r>
+      <w:r>
+        <w:rPr>
+          <w:rFonts w:eastAsiaTheme="minorHAnsi" w:hint="eastAsia"/>
+        </w:rPr>
+        <w:t xml:space="preserve"> </w:t>
+      </w:r>
+      <w:proofErr w:type="spellStart"/>
+      <w:r>
+        <w:rPr>
+          <w:rFonts w:eastAsiaTheme="minorHAnsi" w:hint="eastAsia"/>
+        </w:rPr>
+        <w:t>리튬이온전지</w:t>
+      </w:r>
+      <w:proofErr w:type="spellEnd"/>
+      <w:r>
+        <w:rPr>
+          <w:rFonts w:eastAsiaTheme="minorHAnsi" w:hint="eastAsia"/>
+        </w:rPr>
+        <w:t xml:space="preserve"> </w:t>
+      </w:r>
+      <w:r>
+        <w:rPr>
+          <w:rFonts w:eastAsiaTheme="minorHAnsi"/>
+        </w:rPr>
+        <w:t>④</w:t>
+      </w:r>
+      <w:r>
+        <w:rPr>
+          <w:rFonts w:eastAsiaTheme="minorHAnsi" w:hint="eastAsia"/>
+        </w:rPr>
+        <w:t xml:space="preserve"> </w:t>
+      </w:r>
+      <w:proofErr w:type="spellStart"/>
+      <w:r>
+        <w:rPr>
+          <w:rFonts w:eastAsiaTheme="minorHAnsi" w:hint="eastAsia"/>
+        </w:rPr>
+        <w:t>니켈카드뮴전지</w:t>
+      </w:r>
+      <w:proofErr w:type="spellEnd"/>
+    </w:p>
+    <w:p/>
+    <w:p>
+      <w:r>
+        <w:rPr>
+          <w:rFonts w:hint="eastAsia"/>
+        </w:rPr>
+        <w:t>29. ACSR 약호의 품명은?</w:t>
+      </w:r>
+      <w:r>
+        <w:rPr>
+          <w:rFonts w:hint="eastAsia"/>
+        </w:rPr>
+        <w:t xml:space="preserve"> </w:t>
+      </w:r>
+      <w:r>
+        <w:rPr>
+          <w:rFonts w:eastAsiaTheme="minorHAnsi"/>
+        </w:rPr>
+        <w:t>④</w:t>
+      </w:r>
     </w:p>
     <w:p>
       <w:pPr>
@@ -2679,7 +4068,62 @@
         <w:rPr>
           <w:rFonts w:asciiTheme="minorEastAsia" w:hAnsiTheme="minorEastAsia" w:hint="eastAsia"/>
         </w:rPr>
-        <w:t>① 전선을 테이핑하기 위해서 사용</w:t>
+        <w:t xml:space="preserve">① </w:t>
+      </w:r>
+      <w:proofErr w:type="spellStart"/>
+      <w:r>
+        <w:rPr>
+          <w:rFonts w:asciiTheme="minorEastAsia" w:hAnsiTheme="minorEastAsia" w:hint="eastAsia"/>
+        </w:rPr>
+        <w:t>경동연선</w:t>
+      </w:r>
+      <w:proofErr w:type="spellEnd"/>
+      <w:r>
+        <w:rPr>
+          <w:rFonts w:asciiTheme="minorEastAsia" w:hAnsiTheme="minorEastAsia" w:hint="eastAsia"/>
+        </w:rPr>
+        <w:t xml:space="preserve"> ② 중공연선 ③ 알루미늄선 ④ 강심 알루미늄 연선</w:t>
+      </w:r>
+    </w:p>
+    <w:p/>
+    <w:p>
+      <w:r>
+        <w:rPr>
+          <w:rFonts w:hint="eastAsia"/>
+        </w:rPr>
+        <w:t xml:space="preserve">30. </w:t>
+      </w:r>
+      <w:proofErr w:type="spellStart"/>
+      <w:r>
+        <w:rPr>
+          <w:rFonts w:hint="eastAsia"/>
+        </w:rPr>
+        <w:t>수</w:t>
+      </w:r>
+      <w:r>
+        <w:rPr>
+          <w:rFonts w:asciiTheme="minorEastAsia" w:hAnsiTheme="minorEastAsia" w:hint="eastAsia"/>
+        </w:rPr>
+        <w:t>·</w:t>
+      </w:r>
+      <w:r>
+        <w:rPr>
+          <w:rFonts w:hint="eastAsia"/>
+        </w:rPr>
+        <w:t>변전</w:t>
+      </w:r>
+      <w:proofErr w:type="spellEnd"/>
+      <w:r>
+        <w:rPr>
+          <w:rFonts w:hint="eastAsia"/>
+        </w:rPr>
+        <w:t xml:space="preserve"> 설비의 고압 회로에 걸리는 전압을 표시하기 위해 전압계를 시설할 때 고압 회로와 전압계 사이에 시설하는 것은? </w:t>
+      </w:r>
+      <w:r>
+        <w:rPr>
+          <w:rFonts w:asciiTheme="minorEastAsia" w:hAnsiTheme="minorEastAsia" w:hint="eastAsia"/>
+        </w:rPr>
+        <w:t>③</w:t>
       </w:r>
     </w:p>
     <w:p>
@@ -2692,7 +4136,45 @@
         <w:rPr>
           <w:rFonts w:asciiTheme="minorEastAsia" w:hAnsiTheme="minorEastAsia" w:hint="eastAsia"/>
         </w:rPr>
-        <w:t>② 전선관의 끝마무리를 위해서 사용</w:t>
+        <w:t>① 수전용 변압기 ② 계기용 변류기 ③ 계기용 변압기 ④ 권선형 변류기</w:t>
+      </w:r>
+    </w:p>
+    <w:p/>
+    <w:p>
+      <w:r>
+        <w:rPr>
+          <w:rFonts w:hint="eastAsia"/>
+        </w:rPr>
+        <w:t>2025년도 제3회 문제</w:t>
+      </w:r>
+    </w:p>
+    <w:p/>
+    <w:p>
+      <w:r>
+        <w:rPr>
+          <w:rFonts w:hint="eastAsia"/>
+        </w:rPr>
+        <w:t xml:space="preserve">42. 동기 발전기의 </w:t>
+      </w:r>
+      <w:proofErr w:type="spellStart"/>
+      <w:r>
+        <w:rPr>
+          <w:rFonts w:hint="eastAsia"/>
+        </w:rPr>
+        <w:t>무부하</w:t>
+      </w:r>
+      <w:proofErr w:type="spellEnd"/>
+      <w:r>
+        <w:rPr>
+          <w:rFonts w:hint="eastAsia"/>
+        </w:rPr>
+        <w:t xml:space="preserve"> 포화 곡선에 대한 설명으로 옳은 것은? </w:t>
+      </w:r>
+      <w:r>
+        <w:rPr>
+          <w:rFonts w:eastAsiaTheme="minorHAnsi"/>
+        </w:rPr>
+        <w:t>④</w:t>
       </w:r>
     </w:p>
     <w:p>
@@ -2705,7 +4187,85 @@
         <w:rPr>
           <w:rFonts w:asciiTheme="minorEastAsia" w:hAnsiTheme="minorEastAsia" w:hint="eastAsia"/>
         </w:rPr>
-        <w:t>③ 배관에 전선을 넣을 때 사용</w:t>
+        <w:t xml:space="preserve">① 정격전류와 단자전압의 관계이다. </w:t>
+      </w:r>
+    </w:p>
+    <w:p>
+      <w:pPr>
+        <w:rPr>
+          <w:rFonts w:eastAsiaTheme="minorHAnsi"/>
+        </w:rPr>
+      </w:pPr>
+      <w:r>
+        <w:rPr>
+          <w:rFonts w:eastAsiaTheme="minorHAnsi"/>
+        </w:rPr>
+        <w:t>②</w:t>
+      </w:r>
+      <w:r>
+        <w:rPr>
+          <w:rFonts w:eastAsiaTheme="minorHAnsi" w:hint="eastAsia"/>
+        </w:rPr>
+        <w:t xml:space="preserve"> 정격전류와 정격전압의 관계이다.</w:t>
+      </w:r>
+    </w:p>
+    <w:p>
+      <w:pPr>
+        <w:rPr>
+          <w:rFonts w:eastAsiaTheme="minorHAnsi"/>
+        </w:rPr>
+      </w:pPr>
+      <w:r>
+        <w:rPr>
+          <w:rFonts w:eastAsiaTheme="minorHAnsi"/>
+        </w:rPr>
+        <w:t>③</w:t>
+      </w:r>
+      <w:r>
+        <w:rPr>
+          <w:rFonts w:eastAsiaTheme="minorHAnsi" w:hint="eastAsia"/>
+        </w:rPr>
+        <w:t xml:space="preserve"> 계자전류와 정격전압의 관계이다.</w:t>
+      </w:r>
+    </w:p>
+    <w:p>
+      <w:pPr>
+        <w:rPr>
+          <w:rFonts w:eastAsiaTheme="minorHAnsi"/>
+        </w:rPr>
+      </w:pPr>
+      <w:r>
+        <w:rPr>
+          <w:rFonts w:eastAsiaTheme="minorHAnsi"/>
+        </w:rPr>
+        <w:t>④</w:t>
+      </w:r>
+      <w:r>
+        <w:rPr>
+          <w:rFonts w:eastAsiaTheme="minorHAnsi" w:hint="eastAsia"/>
+        </w:rPr>
+        <w:t xml:space="preserve"> 계자전류와 단자전압의 관계이다.</w:t>
+      </w:r>
+    </w:p>
+    <w:p/>
+    <w:p>
+      <w:r>
+        <w:rPr>
+          <w:rFonts w:hint="eastAsia"/>
+        </w:rPr>
+        <w:t>43. 게이트(gate)에 신호를 가해야만 동작하는 소자는?</w:t>
+      </w:r>
+      <w:r>
+        <w:rPr>
+          <w:rFonts w:hint="eastAsia"/>
+        </w:rPr>
+        <w:t xml:space="preserve"> </w:t>
+      </w:r>
+      <w:r>
+        <w:rPr>
+          <w:rFonts w:asciiTheme="minorEastAsia" w:hAnsiTheme="minorEastAsia" w:hint="eastAsia"/>
+        </w:rPr>
+        <w:t>①</w:t>
       </w:r>
     </w:p>
     <w:p>
@@ -2718,7 +4278,8 @@
         <w:rPr>
           <w:rFonts w:asciiTheme="minorEastAsia" w:hAnsiTheme="minorEastAsia" w:hint="eastAsia"/>
         </w:rPr>
-        <w:t>④ 합성수지관을 구부릴 때 사용</w:t>
+        <w:lastRenderedPageBreak/>
+        <w:t>① SCR ② MPS ③ UJT ④DIAC</w:t>
       </w:r>
     </w:p>
     <w:p/>
@@ -2727,13 +4288,7 @@
         <w:rPr>
           <w:rFonts w:hint="eastAsia"/>
         </w:rPr>
-        <w:t>17. 전선의 굵기를 측정하는 공구는?</w:t>
-      </w:r>
-      <w:r>
-        <w:rPr>
-          <w:rFonts w:hint="eastAsia"/>
-        </w:rPr>
-        <w:t xml:space="preserve"> </w:t>
+        <w:t xml:space="preserve">44. 금속관 공사에서 금속관을 콘크리트에 매입할 경우 관의 두께는 몇[mm]이상의 것이어야 하는가? </w:t>
       </w:r>
       <w:r>
         <w:rPr>
@@ -2743,6 +4298,71 @@
       </w:r>
     </w:p>
     <w:p>
+      <w:r>
+        <w:rPr>
+          <w:rFonts w:asciiTheme="minorEastAsia" w:hAnsiTheme="minorEastAsia" w:hint="eastAsia"/>
+        </w:rPr>
+        <w:t>① 0.8</w:t>
+      </w:r>
+      <w:r>
+        <w:rPr>
+          <w:rFonts w:hint="eastAsia"/>
+        </w:rPr>
+        <w:t xml:space="preserve">[mm] </w:t>
+      </w:r>
+      <w:r>
+        <w:rPr>
+          <w:rFonts w:asciiTheme="minorEastAsia" w:hAnsiTheme="minorEastAsia" w:hint="eastAsia"/>
+        </w:rPr>
+        <w:t>② 1.0</w:t>
+      </w:r>
+      <w:r>
+        <w:rPr>
+          <w:rFonts w:hint="eastAsia"/>
+        </w:rPr>
+        <w:t xml:space="preserve">[mm] </w:t>
+      </w:r>
+      <w:r>
+        <w:rPr>
+          <w:rFonts w:asciiTheme="minorEastAsia" w:hAnsiTheme="minorEastAsia" w:hint="eastAsia"/>
+        </w:rPr>
+        <w:t>③ 1.2</w:t>
+      </w:r>
+      <w:r>
+        <w:rPr>
+          <w:rFonts w:hint="eastAsia"/>
+        </w:rPr>
+        <w:t xml:space="preserve">[mm] </w:t>
+      </w:r>
+      <w:r>
+        <w:rPr>
+          <w:rFonts w:asciiTheme="minorEastAsia" w:hAnsiTheme="minorEastAsia" w:hint="eastAsia"/>
+        </w:rPr>
+        <w:t>④ 1.5</w:t>
+      </w:r>
+      <w:r>
+        <w:rPr>
+          <w:rFonts w:hint="eastAsia"/>
+        </w:rPr>
+        <w:t>[mm]</w:t>
+      </w:r>
+    </w:p>
+    <w:p/>
+    <w:p>
+      <w:r>
+        <w:rPr>
+          <w:rFonts w:hint="eastAsia"/>
+        </w:rPr>
+        <w:t xml:space="preserve">47. 금속전선관 공사에서 금속관과 접속함을 접속하는 경우 녹아웃 구멍이 금속관보다 클 때 사용하는 부품은? </w:t>
+      </w:r>
+      <w:r>
+        <w:rPr>
+          <w:rFonts w:asciiTheme="minorEastAsia" w:hAnsiTheme="minorEastAsia" w:hint="eastAsia"/>
+        </w:rPr>
+        <w:t>④</w:t>
+      </w:r>
+    </w:p>
+    <w:p>
       <w:pPr>
         <w:rPr>
           <w:rFonts w:asciiTheme="minorEastAsia" w:hAnsiTheme="minorEastAsia"/>
@@ -2752,8 +4372,30 @@
         <w:rPr>
           <w:rFonts w:asciiTheme="minorEastAsia" w:hAnsiTheme="minorEastAsia" w:hint="eastAsia"/>
         </w:rPr>
-        <w:t>① 권척 ② 메거 ③ 와이어 게이지 ④ 와이어 스트리퍼</w:t>
-      </w:r>
+        <w:t xml:space="preserve">① 록 너트(로크 너트) ② </w:t>
+      </w:r>
+      <w:proofErr w:type="spellStart"/>
+      <w:r>
+        <w:rPr>
+          <w:rFonts w:asciiTheme="minorEastAsia" w:hAnsiTheme="minorEastAsia" w:hint="eastAsia"/>
+        </w:rPr>
+        <w:t>부싱</w:t>
+      </w:r>
+      <w:proofErr w:type="spellEnd"/>
+      <w:r>
+        <w:rPr>
+          <w:rFonts w:asciiTheme="minorEastAsia" w:hAnsiTheme="minorEastAsia" w:hint="eastAsia"/>
+        </w:rPr>
+        <w:t xml:space="preserve"> ③ 새들 ④ 링 </w:t>
+      </w:r>
+      <w:proofErr w:type="spellStart"/>
+      <w:r>
+        <w:rPr>
+          <w:rFonts w:asciiTheme="minorEastAsia" w:hAnsiTheme="minorEastAsia" w:hint="eastAsia"/>
+        </w:rPr>
+        <w:t>리듀서</w:t>
+      </w:r>
+      <w:proofErr w:type="spellEnd"/>
     </w:p>
     <w:p/>
     <w:p>
@@ -2761,7 +4403,165 @@
         <w:rPr>
           <w:rFonts w:hint="eastAsia"/>
         </w:rPr>
-        <w:t xml:space="preserve">18. 전해액에 전류가 흘러 화학변화를 일으키는 현상을 무엇이라 하는가? </w:t>
+        <w:t xml:space="preserve">49. 다음 중 인류 또는 </w:t>
+      </w:r>
+      <w:proofErr w:type="spellStart"/>
+      <w:r>
+        <w:rPr>
+          <w:rFonts w:hint="eastAsia"/>
+        </w:rPr>
+        <w:t>내장주</w:t>
+      </w:r>
+      <w:proofErr w:type="spellEnd"/>
+      <w:r>
+        <w:rPr>
+          <w:rFonts w:hint="eastAsia"/>
+        </w:rPr>
+        <w:t xml:space="preserve"> 선로에서 </w:t>
+      </w:r>
+      <w:proofErr w:type="spellStart"/>
+      <w:r>
+        <w:rPr>
+          <w:rFonts w:hint="eastAsia"/>
+        </w:rPr>
+        <w:t>활선</w:t>
+      </w:r>
+      <w:proofErr w:type="spellEnd"/>
+      <w:r>
+        <w:rPr>
+          <w:rFonts w:hint="eastAsia"/>
+        </w:rPr>
+        <w:t xml:space="preserve"> 공법을 할 때 작업자가 </w:t>
+      </w:r>
+      <w:proofErr w:type="spellStart"/>
+      <w:r>
+        <w:rPr>
+          <w:rFonts w:hint="eastAsia"/>
+        </w:rPr>
+        <w:t>현수애자</w:t>
+      </w:r>
+      <w:proofErr w:type="spellEnd"/>
+      <w:r>
+        <w:rPr>
+          <w:rFonts w:hint="eastAsia"/>
+        </w:rPr>
+        <w:t xml:space="preserve"> 등에 접촉되어 생기는 안전사고를 예방하기 위해 사용하는 것은?</w:t>
+      </w:r>
+      <w:r>
+        <w:rPr>
+          <w:rFonts w:hint="eastAsia"/>
+        </w:rPr>
+        <w:t xml:space="preserve"> </w:t>
+      </w:r>
+      <w:r>
+        <w:rPr>
+          <w:rFonts w:asciiTheme="minorEastAsia" w:hAnsiTheme="minorEastAsia" w:hint="eastAsia"/>
+        </w:rPr>
+        <w:t>③</w:t>
+      </w:r>
+    </w:p>
+    <w:p>
+      <w:pPr>
+        <w:rPr>
+          <w:rFonts w:asciiTheme="minorEastAsia" w:hAnsiTheme="minorEastAsia"/>
+        </w:rPr>
+      </w:pPr>
+      <w:r>
+        <w:rPr>
+          <w:rFonts w:asciiTheme="minorEastAsia" w:hAnsiTheme="minorEastAsia" w:hint="eastAsia"/>
+        </w:rPr>
+        <w:t xml:space="preserve">① </w:t>
+      </w:r>
+      <w:proofErr w:type="spellStart"/>
+      <w:r>
+        <w:rPr>
+          <w:rFonts w:asciiTheme="minorEastAsia" w:hAnsiTheme="minorEastAsia" w:hint="eastAsia"/>
+        </w:rPr>
+        <w:t>활선커버</w:t>
+      </w:r>
+      <w:proofErr w:type="spellEnd"/>
+      <w:r>
+        <w:rPr>
+          <w:rFonts w:asciiTheme="minorEastAsia" w:hAnsiTheme="minorEastAsia" w:hint="eastAsia"/>
+        </w:rPr>
+        <w:t xml:space="preserve"> ② 가스개폐기 ③ </w:t>
+      </w:r>
+      <w:proofErr w:type="spellStart"/>
+      <w:r>
+        <w:rPr>
+          <w:rFonts w:asciiTheme="minorEastAsia" w:hAnsiTheme="minorEastAsia" w:hint="eastAsia"/>
+        </w:rPr>
+        <w:t>데드엔드커버</w:t>
+      </w:r>
+      <w:proofErr w:type="spellEnd"/>
+      <w:r>
+        <w:rPr>
+          <w:rFonts w:asciiTheme="minorEastAsia" w:hAnsiTheme="minorEastAsia" w:hint="eastAsia"/>
+        </w:rPr>
+        <w:t xml:space="preserve"> ④ 프로텍터차단기</w:t>
+      </w:r>
+    </w:p>
+    <w:p/>
+    <w:p>
+      <w:r>
+        <w:rPr>
+          <w:rFonts w:hint="eastAsia"/>
+        </w:rPr>
+        <w:t>50. 애자사용공사에 사용하는 애자가 갖추어야 할 성징과 가장 거리가 먼 것은?</w:t>
+      </w:r>
+      <w:r>
+        <w:rPr>
+          <w:rFonts w:hint="eastAsia"/>
+        </w:rPr>
+        <w:t xml:space="preserve"> </w:t>
+      </w:r>
+      <w:r>
+        <w:rPr>
+          <w:rFonts w:asciiTheme="minorEastAsia" w:hAnsiTheme="minorEastAsia" w:hint="eastAsia"/>
+        </w:rPr>
+        <w:t>④</w:t>
+      </w:r>
+    </w:p>
+    <w:p>
+      <w:pPr>
+        <w:rPr>
+          <w:rFonts w:asciiTheme="minorEastAsia" w:hAnsiTheme="minorEastAsia"/>
+        </w:rPr>
+      </w:pPr>
+      <w:r>
+        <w:rPr>
+          <w:rFonts w:asciiTheme="minorEastAsia" w:hAnsiTheme="minorEastAsia" w:hint="eastAsia"/>
+        </w:rPr>
+        <w:t xml:space="preserve">① 절연성 ② </w:t>
+      </w:r>
+      <w:proofErr w:type="spellStart"/>
+      <w:r>
+        <w:rPr>
+          <w:rFonts w:asciiTheme="minorEastAsia" w:hAnsiTheme="minorEastAsia" w:hint="eastAsia"/>
+        </w:rPr>
+        <w:t>난연성</w:t>
+      </w:r>
+      <w:proofErr w:type="spellEnd"/>
+      <w:r>
+        <w:rPr>
+          <w:rFonts w:asciiTheme="minorEastAsia" w:hAnsiTheme="minorEastAsia" w:hint="eastAsia"/>
+        </w:rPr>
+        <w:t xml:space="preserve"> ③ 내수성 ④ 유연성</w:t>
+      </w:r>
+    </w:p>
+    <w:p/>
+    <w:p>
+      <w:r>
+        <w:rPr>
+          <w:rFonts w:hint="eastAsia"/>
+        </w:rPr>
+        <w:t>51. 다음 중 전기 용접기용 발전기로 가장 적당한 것은?</w:t>
+      </w:r>
+      <w:r>
+        <w:rPr>
+          <w:rFonts w:hint="eastAsia"/>
+        </w:rPr>
+        <w:t xml:space="preserve"> </w:t>
       </w:r>
       <w:r>
         <w:rPr>
@@ -2780,92 +4580,7 @@
         <w:rPr>
           <w:rFonts w:asciiTheme="minorEastAsia" w:hAnsiTheme="minorEastAsia" w:hint="eastAsia"/>
         </w:rPr>
-        <w:t>① 전리 ② 전기분해 ③ 화학분해 ④ 전기변화</w:t>
-      </w:r>
-    </w:p>
-    <w:p/>
-    <w:p>
-      <w:r>
-        <w:rPr>
-          <w:rFonts w:hint="eastAsia"/>
-        </w:rPr>
-        <w:t xml:space="preserve">21. 한국전기설비규정에 의하여 조명용 전등을 아파트 현관에 설치할 경우 최대 몇 분 이내 소등되는 타임스위치를 시설하여야 하는가? </w:t>
-      </w:r>
-      <w:r>
-        <w:rPr>
-          <w:rFonts w:eastAsiaTheme="minorHAnsi"/>
-        </w:rPr>
-        <w:t>②</w:t>
-      </w:r>
-    </w:p>
-    <w:p>
-      <w:pPr>
-        <w:rPr>
-          <w:rFonts w:eastAsiaTheme="minorHAnsi"/>
-        </w:rPr>
-      </w:pPr>
-      <w:r>
-        <w:rPr>
-          <w:rFonts w:eastAsiaTheme="minorHAnsi"/>
-        </w:rPr>
-        <w:t>①</w:t>
-      </w:r>
-      <w:r>
-        <w:rPr>
-          <w:rFonts w:eastAsiaTheme="minorHAnsi" w:hint="eastAsia"/>
-        </w:rPr>
-        <w:t xml:space="preserve"> 1분 </w:t>
-      </w:r>
-      <w:r>
-        <w:rPr>
-          <w:rFonts w:eastAsiaTheme="minorHAnsi"/>
-        </w:rPr>
-        <w:t>②</w:t>
-      </w:r>
-      <w:r>
-        <w:rPr>
-          <w:rFonts w:eastAsiaTheme="minorHAnsi" w:hint="eastAsia"/>
-        </w:rPr>
-        <w:t xml:space="preserve"> 3분 </w:t>
-      </w:r>
-      <w:r>
-        <w:rPr>
-          <w:rFonts w:eastAsiaTheme="minorHAnsi"/>
-        </w:rPr>
-        <w:t>③</w:t>
-      </w:r>
-      <w:r>
-        <w:rPr>
-          <w:rFonts w:eastAsiaTheme="minorHAnsi" w:hint="eastAsia"/>
-        </w:rPr>
-        <w:t xml:space="preserve"> 0.5분 </w:t>
-      </w:r>
-      <w:r>
-        <w:rPr>
-          <w:rFonts w:eastAsiaTheme="minorHAnsi"/>
-        </w:rPr>
-        <w:t>④</w:t>
-      </w:r>
-      <w:r>
-        <w:rPr>
-          <w:rFonts w:eastAsiaTheme="minorHAnsi" w:hint="eastAsia"/>
-        </w:rPr>
-        <w:t xml:space="preserve"> 5분</w:t>
-      </w:r>
-    </w:p>
-    <w:p/>
-    <w:p>
-      <w:r>
-        <w:rPr>
-          <w:rFonts w:hint="eastAsia"/>
-        </w:rPr>
-        <w:t xml:space="preserve">24. 다음 중 저항값이 클수록 좋은 것은? </w:t>
-      </w:r>
-      <w:r>
-        <w:rPr>
-          <w:rFonts w:asciiTheme="minorEastAsia" w:hAnsiTheme="minorEastAsia" w:hint="eastAsia"/>
-        </w:rPr>
-        <w:t>②</w:t>
+        <w:t>① 직류분권형 발전기</w:t>
       </w:r>
     </w:p>
     <w:p>
@@ -2878,22 +4593,21 @@
         <w:rPr>
           <w:rFonts w:asciiTheme="minorEastAsia" w:hAnsiTheme="minorEastAsia" w:hint="eastAsia"/>
         </w:rPr>
-        <w:t>① 접지저항 ② 절연저항 ③ 도체저항 ④ 접촉저항</w:t>
-      </w:r>
-    </w:p>
-    <w:p/>
-    <w:p>
-      <w:r>
-        <w:rPr>
-          <w:rFonts w:hint="eastAsia"/>
-        </w:rPr>
-        <w:t xml:space="preserve">25. 동기 발전기를 회전 계자형으로 하는 이유가 아닌 것은? </w:t>
-      </w:r>
-      <w:r>
-        <w:rPr>
-          <w:rFonts w:asciiTheme="minorEastAsia" w:hAnsiTheme="minorEastAsia" w:hint="eastAsia"/>
-        </w:rPr>
-        <w:t>④</w:t>
+        <w:t xml:space="preserve">② </w:t>
+      </w:r>
+      <w:proofErr w:type="spellStart"/>
+      <w:r>
+        <w:rPr>
+          <w:rFonts w:asciiTheme="minorEastAsia" w:hAnsiTheme="minorEastAsia" w:hint="eastAsia"/>
+        </w:rPr>
+        <w:t>차동복권형</w:t>
+      </w:r>
+      <w:proofErr w:type="spellEnd"/>
+      <w:r>
+        <w:rPr>
+          <w:rFonts w:asciiTheme="minorEastAsia" w:hAnsiTheme="minorEastAsia" w:hint="eastAsia"/>
+        </w:rPr>
+        <w:t xml:space="preserve"> 발전기</w:t>
       </w:r>
     </w:p>
     <w:p>
@@ -2906,8 +4620,7 @@
         <w:rPr>
           <w:rFonts w:asciiTheme="minorEastAsia" w:hAnsiTheme="minorEastAsia" w:hint="eastAsia"/>
         </w:rPr>
-        <w:lastRenderedPageBreak/>
-        <w:t>① 고전압에 견딜 수 있게 전기자 권선을 절연하기가 쉽다.</w:t>
+        <w:t>③ 가동복권형 발전기</w:t>
       </w:r>
     </w:p>
     <w:p>
@@ -2920,627 +4633,21 @@
         <w:rPr>
           <w:rFonts w:asciiTheme="minorEastAsia" w:hAnsiTheme="minorEastAsia" w:hint="eastAsia"/>
         </w:rPr>
-        <w:t>② 전기자 단자에 발생한 고전압을 슬립링 없이 간단하게 외부 회로에 인가할 수 있다.</w:t>
-      </w:r>
-    </w:p>
-    <w:p>
-      <w:pPr>
-        <w:rPr>
-          <w:rFonts w:asciiTheme="minorEastAsia" w:hAnsiTheme="minorEastAsia"/>
-        </w:rPr>
-      </w:pPr>
-      <w:r>
-        <w:rPr>
-          <w:rFonts w:asciiTheme="minorEastAsia" w:hAnsiTheme="minorEastAsia" w:hint="eastAsia"/>
-        </w:rPr>
-        <w:t>③ 기계적으로 튼튼하게 만드는데 용이하다.</w:t>
-      </w:r>
-    </w:p>
-    <w:p>
-      <w:pPr>
-        <w:rPr>
-          <w:rFonts w:asciiTheme="minorEastAsia" w:hAnsiTheme="minorEastAsia"/>
-        </w:rPr>
-      </w:pPr>
-      <w:r>
-        <w:rPr>
-          <w:rFonts w:asciiTheme="minorEastAsia" w:hAnsiTheme="minorEastAsia" w:hint="eastAsia"/>
-        </w:rPr>
-        <w:t>④ 전기자 고정되어 있지 않아 제작비용이 저렴하다.</w:t>
-      </w:r>
-    </w:p>
-    <w:p/>
-    <w:p>
-      <w:r>
-        <w:rPr>
-          <w:rFonts w:hint="eastAsia"/>
-        </w:rPr>
-        <w:t>26. 다음 중 자기저항에 영향을 미치는 성질이 아닌 것은?</w:t>
-      </w:r>
-      <w:r>
-        <w:rPr>
-          <w:rFonts w:hint="eastAsia"/>
-        </w:rPr>
-        <w:t xml:space="preserve"> </w:t>
-      </w:r>
-      <w:r>
-        <w:rPr>
-          <w:rFonts w:eastAsiaTheme="minorHAnsi"/>
-        </w:rPr>
-        <w:t>④</w:t>
-      </w:r>
-    </w:p>
-    <w:p>
-      <w:pPr>
-        <w:rPr>
-          <w:rFonts w:eastAsiaTheme="minorHAnsi"/>
-        </w:rPr>
-      </w:pPr>
-      <w:r>
-        <w:rPr>
-          <w:rFonts w:hint="eastAsia"/>
-        </w:rPr>
-        <w:t xml:space="preserve"> </w:t>
-      </w:r>
-      <w:r>
-        <w:rPr>
-          <w:rFonts w:eastAsiaTheme="minorHAnsi"/>
-        </w:rPr>
-        <w:t>①</w:t>
-      </w:r>
-      <w:r>
-        <w:rPr>
-          <w:rFonts w:eastAsiaTheme="minorHAnsi" w:hint="eastAsia"/>
-        </w:rPr>
-        <w:t xml:space="preserve"> 길이 </w:t>
-      </w:r>
-      <w:r>
-        <w:rPr>
-          <w:rFonts w:eastAsiaTheme="minorHAnsi"/>
-        </w:rPr>
-        <w:t>②</w:t>
-      </w:r>
-      <w:r>
-        <w:rPr>
-          <w:rFonts w:eastAsiaTheme="minorHAnsi" w:hint="eastAsia"/>
-        </w:rPr>
-        <w:t xml:space="preserve"> 면적 </w:t>
-      </w:r>
-      <w:r>
-        <w:rPr>
-          <w:rFonts w:eastAsiaTheme="minorHAnsi"/>
-        </w:rPr>
-        <w:t>③</w:t>
-      </w:r>
-      <w:r>
-        <w:rPr>
-          <w:rFonts w:eastAsiaTheme="minorHAnsi" w:hint="eastAsia"/>
-        </w:rPr>
-        <w:t xml:space="preserve"> 투자율 </w:t>
-      </w:r>
-      <w:r>
-        <w:rPr>
-          <w:rFonts w:eastAsiaTheme="minorHAnsi"/>
-        </w:rPr>
-        <w:t>④</w:t>
-      </w:r>
-      <w:r>
-        <w:rPr>
-          <w:rFonts w:eastAsiaTheme="minorHAnsi" w:hint="eastAsia"/>
-        </w:rPr>
-        <w:t xml:space="preserve"> 전류 </w:t>
-      </w:r>
-    </w:p>
-    <w:p/>
-    <w:p>
-      <w:r>
-        <w:rPr>
-          <w:rFonts w:hint="eastAsia"/>
-        </w:rPr>
-        <w:t>27. 알카리 축전지의 대표적인 축전지로 널리 사용되고 있는 2차 전지는?</w:t>
-      </w:r>
-      <w:r>
-        <w:rPr>
-          <w:rFonts w:hint="eastAsia"/>
-        </w:rPr>
-        <w:t xml:space="preserve"> </w:t>
-      </w:r>
-      <w:r>
-        <w:rPr>
-          <w:rFonts w:eastAsiaTheme="minorHAnsi"/>
-        </w:rPr>
-        <w:t>④</w:t>
-      </w:r>
-    </w:p>
-    <w:p>
-      <w:pPr>
-        <w:rPr>
-          <w:rFonts w:eastAsiaTheme="minorHAnsi"/>
-        </w:rPr>
-      </w:pPr>
-      <w:r>
-        <w:rPr>
-          <w:rFonts w:eastAsiaTheme="minorHAnsi"/>
-        </w:rPr>
-        <w:t>①</w:t>
-      </w:r>
-      <w:r>
-        <w:rPr>
-          <w:rFonts w:hint="eastAsia"/>
-        </w:rPr>
-        <w:t xml:space="preserve"> 납축전지 </w:t>
-      </w:r>
-      <w:r>
-        <w:rPr>
-          <w:rFonts w:eastAsiaTheme="minorHAnsi"/>
-        </w:rPr>
-        <w:t>②</w:t>
-      </w:r>
-      <w:r>
-        <w:rPr>
-          <w:rFonts w:eastAsiaTheme="minorHAnsi" w:hint="eastAsia"/>
-        </w:rPr>
-        <w:t xml:space="preserve"> 산화은전지 </w:t>
-      </w:r>
-      <w:r>
-        <w:rPr>
-          <w:rFonts w:eastAsiaTheme="minorHAnsi"/>
-        </w:rPr>
-        <w:t>③</w:t>
-      </w:r>
-      <w:r>
-        <w:rPr>
-          <w:rFonts w:eastAsiaTheme="minorHAnsi" w:hint="eastAsia"/>
-        </w:rPr>
-        <w:t xml:space="preserve"> 리튬이온전지 </w:t>
-      </w:r>
-      <w:r>
-        <w:rPr>
-          <w:rFonts w:eastAsiaTheme="minorHAnsi"/>
-        </w:rPr>
-        <w:t>④</w:t>
-      </w:r>
-      <w:r>
-        <w:rPr>
-          <w:rFonts w:eastAsiaTheme="minorHAnsi" w:hint="eastAsia"/>
-        </w:rPr>
-        <w:t xml:space="preserve"> 니켈카드뮴전지</w:t>
-      </w:r>
-    </w:p>
-    <w:p/>
-    <w:p>
-      <w:r>
-        <w:rPr>
-          <w:rFonts w:hint="eastAsia"/>
-        </w:rPr>
-        <w:t>29. ACSR 약호의 품명은?</w:t>
-      </w:r>
-      <w:r>
-        <w:rPr>
-          <w:rFonts w:hint="eastAsia"/>
-        </w:rPr>
-        <w:t xml:space="preserve"> </w:t>
-      </w:r>
-      <w:r>
-        <w:rPr>
-          <w:rFonts w:eastAsiaTheme="minorHAnsi"/>
-        </w:rPr>
-        <w:t>④</w:t>
-      </w:r>
-    </w:p>
-    <w:p>
-      <w:pPr>
-        <w:rPr>
-          <w:rFonts w:asciiTheme="minorEastAsia" w:hAnsiTheme="minorEastAsia"/>
-        </w:rPr>
-      </w:pPr>
-      <w:r>
-        <w:rPr>
-          <w:rFonts w:asciiTheme="minorEastAsia" w:hAnsiTheme="minorEastAsia" w:hint="eastAsia"/>
-        </w:rPr>
-        <w:t>① 경동연선 ② 중공연선 ③ 알루미늄선 ④ 강심 알루미늄 연선</w:t>
-      </w:r>
-    </w:p>
-    <w:p/>
-    <w:p>
-      <w:r>
-        <w:rPr>
-          <w:rFonts w:hint="eastAsia"/>
-        </w:rPr>
-        <w:t>30. 수</w:t>
-      </w:r>
-      <w:r>
-        <w:rPr>
-          <w:rFonts w:asciiTheme="minorEastAsia" w:hAnsiTheme="minorEastAsia" w:hint="eastAsia"/>
-        </w:rPr>
-        <w:t>·</w:t>
-      </w:r>
-      <w:r>
-        <w:rPr>
-          <w:rFonts w:hint="eastAsia"/>
-        </w:rPr>
-        <w:t xml:space="preserve">변전 설비의 고압 회로에 걸리는 전압을 표시하기 위해 전압계를 시설할 때 고압 회로와 전압계 사이에 시설하는 것은? </w:t>
-      </w:r>
-      <w:r>
-        <w:rPr>
-          <w:rFonts w:asciiTheme="minorEastAsia" w:hAnsiTheme="minorEastAsia" w:hint="eastAsia"/>
-        </w:rPr>
-        <w:t>③</w:t>
-      </w:r>
-    </w:p>
-    <w:p>
-      <w:pPr>
-        <w:rPr>
-          <w:rFonts w:asciiTheme="minorEastAsia" w:hAnsiTheme="minorEastAsia"/>
-        </w:rPr>
-      </w:pPr>
-      <w:r>
-        <w:rPr>
-          <w:rFonts w:asciiTheme="minorEastAsia" w:hAnsiTheme="minorEastAsia" w:hint="eastAsia"/>
-        </w:rPr>
-        <w:t>① 수전용 변압기 ② 계기용 변류기 ③ 계기용 변압기 ④ 권선형 변류기</w:t>
-      </w:r>
-    </w:p>
-    <w:p/>
-    <w:p>
-      <w:r>
-        <w:rPr>
-          <w:rFonts w:hint="eastAsia"/>
-        </w:rPr>
-        <w:t>2025년도 제3회 문제</w:t>
-      </w:r>
-    </w:p>
-    <w:p/>
-    <w:p>
-      <w:r>
-        <w:rPr>
-          <w:rFonts w:hint="eastAsia"/>
-        </w:rPr>
-        <w:t xml:space="preserve">42. 동기 발전기의 무부하 포화 곡선에 대한 설명으로 옳은 것은? </w:t>
-      </w:r>
-      <w:r>
-        <w:rPr>
-          <w:rFonts w:eastAsiaTheme="minorHAnsi"/>
-        </w:rPr>
-        <w:t>④</w:t>
-      </w:r>
-    </w:p>
-    <w:p>
-      <w:pPr>
-        <w:rPr>
-          <w:rFonts w:asciiTheme="minorEastAsia" w:hAnsiTheme="minorEastAsia"/>
-        </w:rPr>
-      </w:pPr>
-      <w:r>
-        <w:rPr>
-          <w:rFonts w:asciiTheme="minorEastAsia" w:hAnsiTheme="minorEastAsia" w:hint="eastAsia"/>
-        </w:rPr>
-        <w:t xml:space="preserve">① 정격전류와 단자전압의 관계이다. </w:t>
-      </w:r>
-    </w:p>
-    <w:p>
-      <w:pPr>
-        <w:rPr>
-          <w:rFonts w:eastAsiaTheme="minorHAnsi"/>
-        </w:rPr>
-      </w:pPr>
-      <w:r>
-        <w:rPr>
-          <w:rFonts w:eastAsiaTheme="minorHAnsi"/>
-        </w:rPr>
-        <w:t>②</w:t>
-      </w:r>
-      <w:r>
-        <w:rPr>
-          <w:rFonts w:eastAsiaTheme="minorHAnsi" w:hint="eastAsia"/>
-        </w:rPr>
-        <w:t xml:space="preserve"> 정격전류와 정격전압의 관계이다.</w:t>
-      </w:r>
-    </w:p>
-    <w:p>
-      <w:pPr>
-        <w:rPr>
-          <w:rFonts w:eastAsiaTheme="minorHAnsi"/>
-        </w:rPr>
-      </w:pPr>
-      <w:r>
-        <w:rPr>
-          <w:rFonts w:eastAsiaTheme="minorHAnsi"/>
-        </w:rPr>
-        <w:t>③</w:t>
-      </w:r>
-      <w:r>
-        <w:rPr>
-          <w:rFonts w:eastAsiaTheme="minorHAnsi" w:hint="eastAsia"/>
-        </w:rPr>
-        <w:t xml:space="preserve"> 계자전류와 정격전압의 관계이다.</w:t>
-      </w:r>
-    </w:p>
-    <w:p>
-      <w:pPr>
-        <w:rPr>
-          <w:rFonts w:eastAsiaTheme="minorHAnsi"/>
-        </w:rPr>
-      </w:pPr>
-      <w:r>
-        <w:rPr>
-          <w:rFonts w:eastAsiaTheme="minorHAnsi"/>
-        </w:rPr>
-        <w:t>④</w:t>
-      </w:r>
-      <w:r>
-        <w:rPr>
-          <w:rFonts w:eastAsiaTheme="minorHAnsi" w:hint="eastAsia"/>
-        </w:rPr>
-        <w:t xml:space="preserve"> 계자전류와 단자전압의 관계이다.</w:t>
-      </w:r>
-    </w:p>
-    <w:p/>
-    <w:p>
-      <w:r>
-        <w:rPr>
-          <w:rFonts w:hint="eastAsia"/>
-        </w:rPr>
-        <w:t>43. 게이트(gate)에 신호를 가해야만 동작하는 소자는?</w:t>
-      </w:r>
-      <w:r>
-        <w:rPr>
-          <w:rFonts w:hint="eastAsia"/>
-        </w:rPr>
-        <w:t xml:space="preserve"> </w:t>
-      </w:r>
-      <w:r>
-        <w:rPr>
-          <w:rFonts w:asciiTheme="minorEastAsia" w:hAnsiTheme="minorEastAsia" w:hint="eastAsia"/>
-        </w:rPr>
-        <w:t>①</w:t>
-      </w:r>
-    </w:p>
-    <w:p>
-      <w:pPr>
-        <w:rPr>
-          <w:rFonts w:asciiTheme="minorEastAsia" w:hAnsiTheme="minorEastAsia"/>
-        </w:rPr>
-      </w:pPr>
-      <w:r>
-        <w:rPr>
-          <w:rFonts w:asciiTheme="minorEastAsia" w:hAnsiTheme="minorEastAsia" w:hint="eastAsia"/>
-        </w:rPr>
-        <w:t>① SCR ② MPS ③ UJT ④DIAC</w:t>
-      </w:r>
-    </w:p>
-    <w:p/>
-    <w:p>
-      <w:r>
-        <w:rPr>
-          <w:rFonts w:hint="eastAsia"/>
-        </w:rPr>
-        <w:t xml:space="preserve">44. 금속관 공사에서 금속관을 콘크리트에 매입할 경우 관의 두께는 몇[mm]이상의 것이어야 하는가? </w:t>
-      </w:r>
-      <w:r>
-        <w:rPr>
-          <w:rFonts w:asciiTheme="minorEastAsia" w:hAnsiTheme="minorEastAsia" w:hint="eastAsia"/>
-        </w:rPr>
-        <w:t>③</w:t>
-      </w:r>
-    </w:p>
-    <w:p>
-      <w:r>
-        <w:rPr>
-          <w:rFonts w:asciiTheme="minorEastAsia" w:hAnsiTheme="minorEastAsia" w:hint="eastAsia"/>
-        </w:rPr>
-        <w:t>① 0.8</w:t>
-      </w:r>
-      <w:r>
-        <w:rPr>
-          <w:rFonts w:hint="eastAsia"/>
-        </w:rPr>
-        <w:t xml:space="preserve">[mm] </w:t>
-      </w:r>
-      <w:r>
-        <w:rPr>
-          <w:rFonts w:asciiTheme="minorEastAsia" w:hAnsiTheme="minorEastAsia" w:hint="eastAsia"/>
-        </w:rPr>
-        <w:t>② 1.0</w:t>
-      </w:r>
-      <w:r>
-        <w:rPr>
-          <w:rFonts w:hint="eastAsia"/>
-        </w:rPr>
-        <w:t xml:space="preserve">[mm] </w:t>
-      </w:r>
-      <w:r>
-        <w:rPr>
-          <w:rFonts w:asciiTheme="minorEastAsia" w:hAnsiTheme="minorEastAsia" w:hint="eastAsia"/>
-        </w:rPr>
-        <w:t>③ 1.2</w:t>
-      </w:r>
-      <w:r>
-        <w:rPr>
-          <w:rFonts w:hint="eastAsia"/>
-        </w:rPr>
-        <w:t xml:space="preserve">[mm] </w:t>
-      </w:r>
-      <w:r>
-        <w:rPr>
-          <w:rFonts w:asciiTheme="minorEastAsia" w:hAnsiTheme="minorEastAsia" w:hint="eastAsia"/>
-        </w:rPr>
-        <w:t>④ 1.5</w:t>
-      </w:r>
-      <w:r>
-        <w:rPr>
-          <w:rFonts w:hint="eastAsia"/>
-        </w:rPr>
-        <w:t>[mm]</w:t>
-      </w:r>
-    </w:p>
-    <w:p/>
-    <w:p>
-      <w:r>
-        <w:rPr>
-          <w:rFonts w:hint="eastAsia"/>
-        </w:rPr>
-        <w:t xml:space="preserve">47. 금속전선관 공사에서 금속관과 접속함을 접속하는 경우 녹아웃 구멍이 금속관보다 클 때 사용하는 부품은? </w:t>
-      </w:r>
-      <w:r>
-        <w:rPr>
-          <w:rFonts w:asciiTheme="minorEastAsia" w:hAnsiTheme="minorEastAsia" w:hint="eastAsia"/>
-        </w:rPr>
-        <w:t>④</w:t>
-      </w:r>
-    </w:p>
-    <w:p>
-      <w:pPr>
-        <w:rPr>
-          <w:rFonts w:asciiTheme="minorEastAsia" w:hAnsiTheme="minorEastAsia"/>
-        </w:rPr>
-      </w:pPr>
-      <w:r>
-        <w:rPr>
-          <w:rFonts w:asciiTheme="minorEastAsia" w:hAnsiTheme="minorEastAsia" w:hint="eastAsia"/>
-        </w:rPr>
-        <w:t>① 록 너트(로크 너트) ② 부싱 ③ 새들 ④ 링 리듀서</w:t>
-      </w:r>
-    </w:p>
-    <w:p/>
-    <w:p>
-      <w:r>
-        <w:rPr>
-          <w:rFonts w:hint="eastAsia"/>
-        </w:rPr>
-        <w:t>49. 다음 중 인류 또는 내장주 선로에서 활선 공법을 할 때 작업자가 현수애자 등에 접촉되어 생기는 안전사고를 예방하기 위해 사용하는 것은?</w:t>
-      </w:r>
-      <w:r>
-        <w:rPr>
-          <w:rFonts w:hint="eastAsia"/>
-        </w:rPr>
-        <w:t xml:space="preserve"> </w:t>
-      </w:r>
-      <w:r>
-        <w:rPr>
-          <w:rFonts w:asciiTheme="minorEastAsia" w:hAnsiTheme="minorEastAsia" w:hint="eastAsia"/>
-        </w:rPr>
-        <w:t>③</w:t>
-      </w:r>
-    </w:p>
-    <w:p>
-      <w:pPr>
-        <w:rPr>
-          <w:rFonts w:asciiTheme="minorEastAsia" w:hAnsiTheme="minorEastAsia"/>
-        </w:rPr>
-      </w:pPr>
-      <w:r>
-        <w:rPr>
-          <w:rFonts w:asciiTheme="minorEastAsia" w:hAnsiTheme="minorEastAsia" w:hint="eastAsia"/>
-        </w:rPr>
-        <w:t>① 활선커버 ② 가스개폐기 ③ 데드엔드커버 ④ 프로텍터차단기</w:t>
-      </w:r>
-    </w:p>
-    <w:p/>
-    <w:p>
-      <w:r>
-        <w:rPr>
-          <w:rFonts w:hint="eastAsia"/>
-        </w:rPr>
-        <w:t>50. 애자사용공사에 사용하는 애자가 갖추어야 할 성징과 가장 거리가 먼 것은?</w:t>
-      </w:r>
-      <w:r>
-        <w:rPr>
-          <w:rFonts w:hint="eastAsia"/>
-        </w:rPr>
-        <w:t xml:space="preserve"> </w:t>
-      </w:r>
-      <w:r>
-        <w:rPr>
-          <w:rFonts w:asciiTheme="minorEastAsia" w:hAnsiTheme="minorEastAsia" w:hint="eastAsia"/>
-        </w:rPr>
-        <w:t>④</w:t>
-      </w:r>
-    </w:p>
-    <w:p>
-      <w:pPr>
-        <w:rPr>
-          <w:rFonts w:asciiTheme="minorEastAsia" w:hAnsiTheme="minorEastAsia"/>
-        </w:rPr>
-      </w:pPr>
-      <w:r>
-        <w:rPr>
-          <w:rFonts w:asciiTheme="minorEastAsia" w:hAnsiTheme="minorEastAsia" w:hint="eastAsia"/>
-        </w:rPr>
-        <w:t>① 절연성 ② 난연성 ③ 내수성 ④ 유연성</w:t>
-      </w:r>
-    </w:p>
-    <w:p/>
-    <w:p>
-      <w:r>
-        <w:rPr>
-          <w:rFonts w:hint="eastAsia"/>
-        </w:rPr>
-        <w:t>51. 다음 중 전기 용접기용 발전기로 가장 적당한 것은?</w:t>
-      </w:r>
-      <w:r>
-        <w:rPr>
-          <w:rFonts w:hint="eastAsia"/>
-        </w:rPr>
-        <w:t xml:space="preserve"> </w:t>
-      </w:r>
-      <w:r>
-        <w:rPr>
-          <w:rFonts w:asciiTheme="minorEastAsia" w:hAnsiTheme="minorEastAsia" w:hint="eastAsia"/>
-        </w:rPr>
-        <w:t>②</w:t>
-      </w:r>
-    </w:p>
-    <w:p>
-      <w:pPr>
-        <w:rPr>
-          <w:rFonts w:asciiTheme="minorEastAsia" w:hAnsiTheme="minorEastAsia"/>
-        </w:rPr>
-      </w:pPr>
-      <w:r>
-        <w:rPr>
-          <w:rFonts w:asciiTheme="minorEastAsia" w:hAnsiTheme="minorEastAsia" w:hint="eastAsia"/>
-        </w:rPr>
-        <w:t>① 직류분권형 발전기</w:t>
-      </w:r>
-    </w:p>
-    <w:p>
-      <w:pPr>
-        <w:rPr>
-          <w:rFonts w:asciiTheme="minorEastAsia" w:hAnsiTheme="minorEastAsia"/>
-        </w:rPr>
-      </w:pPr>
-      <w:r>
-        <w:rPr>
-          <w:rFonts w:asciiTheme="minorEastAsia" w:hAnsiTheme="minorEastAsia" w:hint="eastAsia"/>
-        </w:rPr>
-        <w:t>② 차동복권형 발전기</w:t>
-      </w:r>
-    </w:p>
-    <w:p>
-      <w:pPr>
-        <w:rPr>
-          <w:rFonts w:asciiTheme="minorEastAsia" w:hAnsiTheme="minorEastAsia"/>
-        </w:rPr>
-      </w:pPr>
-      <w:r>
-        <w:rPr>
-          <w:rFonts w:asciiTheme="minorEastAsia" w:hAnsiTheme="minorEastAsia" w:hint="eastAsia"/>
-        </w:rPr>
-        <w:t>③ 가동복권형 발전기</w:t>
-      </w:r>
-    </w:p>
-    <w:p>
-      <w:pPr>
-        <w:rPr>
-          <w:rFonts w:asciiTheme="minorEastAsia" w:hAnsiTheme="minorEastAsia"/>
-        </w:rPr>
-      </w:pPr>
-      <w:r>
-        <w:rPr>
-          <w:rFonts w:asciiTheme="minorEastAsia" w:hAnsiTheme="minorEastAsia" w:hint="eastAsia"/>
-        </w:rPr>
-        <w:t>④ 직류타여자식 발전기</w:t>
+        <w:t xml:space="preserve">④ </w:t>
+      </w:r>
+      <w:proofErr w:type="spellStart"/>
+      <w:r>
+        <w:rPr>
+          <w:rFonts w:asciiTheme="minorEastAsia" w:hAnsiTheme="minorEastAsia" w:hint="eastAsia"/>
+        </w:rPr>
+        <w:t>직류타여자식</w:t>
+      </w:r>
+      <w:proofErr w:type="spellEnd"/>
+      <w:r>
+        <w:rPr>
+          <w:rFonts w:asciiTheme="minorEastAsia" w:hAnsiTheme="minorEastAsia" w:hint="eastAsia"/>
+        </w:rPr>
+        <w:t xml:space="preserve"> 발전기</w:t>
       </w:r>
     </w:p>
     <w:p/>
@@ -3611,7 +4718,49 @@
         <w:rPr>
           <w:rFonts w:asciiTheme="minorEastAsia" w:hAnsiTheme="minorEastAsia" w:hint="eastAsia"/>
         </w:rPr>
-        <w:t>① 파워퓨즈 ② 단로기 ③ 피뢰기 ④ 고압 컷아웃 스위치</w:t>
+        <w:t xml:space="preserve">① </w:t>
+      </w:r>
+      <w:proofErr w:type="spellStart"/>
+      <w:r>
+        <w:rPr>
+          <w:rFonts w:asciiTheme="minorEastAsia" w:hAnsiTheme="minorEastAsia" w:hint="eastAsia"/>
+        </w:rPr>
+        <w:t>파워퓨즈</w:t>
+      </w:r>
+      <w:proofErr w:type="spellEnd"/>
+      <w:r>
+        <w:rPr>
+          <w:rFonts w:asciiTheme="minorEastAsia" w:hAnsiTheme="minorEastAsia" w:hint="eastAsia"/>
+        </w:rPr>
+        <w:t xml:space="preserve"> ② </w:t>
+      </w:r>
+      <w:proofErr w:type="spellStart"/>
+      <w:r>
+        <w:rPr>
+          <w:rFonts w:asciiTheme="minorEastAsia" w:hAnsiTheme="minorEastAsia" w:hint="eastAsia"/>
+        </w:rPr>
+        <w:t>단로기</w:t>
+      </w:r>
+      <w:proofErr w:type="spellEnd"/>
+      <w:r>
+        <w:rPr>
+          <w:rFonts w:asciiTheme="minorEastAsia" w:hAnsiTheme="minorEastAsia" w:hint="eastAsia"/>
+        </w:rPr>
+        <w:t xml:space="preserve"> ③ 피뢰기 ④ 고압 </w:t>
+      </w:r>
+      <w:proofErr w:type="spellStart"/>
+      <w:r>
+        <w:rPr>
+          <w:rFonts w:asciiTheme="minorEastAsia" w:hAnsiTheme="minorEastAsia" w:hint="eastAsia"/>
+        </w:rPr>
+        <w:t>컷아웃</w:t>
+      </w:r>
+      <w:proofErr w:type="spellEnd"/>
+      <w:r>
+        <w:rPr>
+          <w:rFonts w:asciiTheme="minorEastAsia" w:hAnsiTheme="minorEastAsia" w:hint="eastAsia"/>
+        </w:rPr>
+        <w:t xml:space="preserve"> 스위치</w:t>
       </w:r>
     </w:p>
     <w:p/>
@@ -3645,7 +4794,35 @@
         <w:rPr>
           <w:rFonts w:asciiTheme="minorEastAsia" w:hAnsiTheme="minorEastAsia" w:hint="eastAsia"/>
         </w:rPr>
-        <w:t>① 분권계자를 단락한다.</w:t>
+        <w:t xml:space="preserve">① </w:t>
+      </w:r>
+      <w:proofErr w:type="spellStart"/>
+      <w:r>
+        <w:rPr>
+          <w:rFonts w:asciiTheme="minorEastAsia" w:hAnsiTheme="minorEastAsia" w:hint="eastAsia"/>
+        </w:rPr>
+        <w:t>분권계자를</w:t>
+      </w:r>
+      <w:proofErr w:type="spellEnd"/>
+      <w:r>
+        <w:rPr>
+          <w:rFonts w:asciiTheme="minorEastAsia" w:hAnsiTheme="minorEastAsia" w:hint="eastAsia"/>
+        </w:rPr>
+        <w:t xml:space="preserve"> </w:t>
+      </w:r>
+      <w:proofErr w:type="spellStart"/>
+      <w:r>
+        <w:rPr>
+          <w:rFonts w:asciiTheme="minorEastAsia" w:hAnsiTheme="minorEastAsia" w:hint="eastAsia"/>
+        </w:rPr>
+        <w:t>단락한다</w:t>
+      </w:r>
+      <w:proofErr w:type="spellEnd"/>
+      <w:r>
+        <w:rPr>
+          <w:rFonts w:asciiTheme="minorEastAsia" w:hAnsiTheme="minorEastAsia" w:hint="eastAsia"/>
+        </w:rPr>
+        <w:t>.</w:t>
       </w:r>
     </w:p>
     <w:p>
@@ -3658,7 +4835,21 @@
         <w:rPr>
           <w:rFonts w:asciiTheme="minorEastAsia" w:hAnsiTheme="minorEastAsia" w:hint="eastAsia"/>
         </w:rPr>
-        <w:t>② 부하단자를 단락한다.</w:t>
+        <w:t xml:space="preserve">② 부하단자를 </w:t>
+      </w:r>
+      <w:proofErr w:type="spellStart"/>
+      <w:r>
+        <w:rPr>
+          <w:rFonts w:asciiTheme="minorEastAsia" w:hAnsiTheme="minorEastAsia" w:hint="eastAsia"/>
+        </w:rPr>
+        <w:t>단락한다</w:t>
+      </w:r>
+      <w:proofErr w:type="spellEnd"/>
+      <w:r>
+        <w:rPr>
+          <w:rFonts w:asciiTheme="minorEastAsia" w:hAnsiTheme="minorEastAsia" w:hint="eastAsia"/>
+        </w:rPr>
+        <w:t>.</w:t>
       </w:r>
     </w:p>
     <w:p>
@@ -3671,7 +4862,35 @@
         <w:rPr>
           <w:rFonts w:asciiTheme="minorEastAsia" w:hAnsiTheme="minorEastAsia" w:hint="eastAsia"/>
         </w:rPr>
-        <w:t>③ 직권계자를 단락한다.</w:t>
+        <w:t xml:space="preserve">③ </w:t>
+      </w:r>
+      <w:proofErr w:type="spellStart"/>
+      <w:r>
+        <w:rPr>
+          <w:rFonts w:asciiTheme="minorEastAsia" w:hAnsiTheme="minorEastAsia" w:hint="eastAsia"/>
+        </w:rPr>
+        <w:t>직권계자를</w:t>
+      </w:r>
+      <w:proofErr w:type="spellEnd"/>
+      <w:r>
+        <w:rPr>
+          <w:rFonts w:asciiTheme="minorEastAsia" w:hAnsiTheme="minorEastAsia" w:hint="eastAsia"/>
+        </w:rPr>
+        <w:t xml:space="preserve"> </w:t>
+      </w:r>
+      <w:proofErr w:type="spellStart"/>
+      <w:r>
+        <w:rPr>
+          <w:rFonts w:asciiTheme="minorEastAsia" w:hAnsiTheme="minorEastAsia" w:hint="eastAsia"/>
+        </w:rPr>
+        <w:t>단락한다</w:t>
+      </w:r>
+      <w:proofErr w:type="spellEnd"/>
+      <w:r>
+        <w:rPr>
+          <w:rFonts w:asciiTheme="minorEastAsia" w:hAnsiTheme="minorEastAsia" w:hint="eastAsia"/>
+        </w:rPr>
+        <w:t>.</w:t>
       </w:r>
     </w:p>
     <w:p>
@@ -3684,7 +4903,21 @@
         <w:rPr>
           <w:rFonts w:asciiTheme="minorEastAsia" w:hAnsiTheme="minorEastAsia" w:hint="eastAsia"/>
         </w:rPr>
-        <w:t>④ 전기자를 단락한다.</w:t>
+        <w:t xml:space="preserve">④ 전기자를 </w:t>
+      </w:r>
+      <w:proofErr w:type="spellStart"/>
+      <w:r>
+        <w:rPr>
+          <w:rFonts w:asciiTheme="minorEastAsia" w:hAnsiTheme="minorEastAsia" w:hint="eastAsia"/>
+        </w:rPr>
+        <w:t>단락한다</w:t>
+      </w:r>
+      <w:proofErr w:type="spellEnd"/>
+      <w:r>
+        <w:rPr>
+          <w:rFonts w:asciiTheme="minorEastAsia" w:hAnsiTheme="minorEastAsia" w:hint="eastAsia"/>
+        </w:rPr>
+        <w:t>.</w:t>
       </w:r>
     </w:p>
     <w:p/>
@@ -3764,7 +4997,14 @@
               <w:rPr>
                 <w:rFonts w:hint="eastAsia"/>
               </w:rPr>
-              <w:t xml:space="preserve">자기저항은 자기 회로의 길이에 (  </w:t>
+              <w:t xml:space="preserve">자기저항은 자기 회로의 길이에 </w:t>
+            </w:r>
+            <w:proofErr w:type="gramStart"/>
+            <w:r>
+              <w:rPr>
+                <w:rFonts w:hint="eastAsia"/>
+              </w:rPr>
+              <w:t xml:space="preserve">(  </w:t>
             </w:r>
             <w:r>
               <w:rPr>
@@ -3772,11 +5012,26 @@
               </w:rPr>
               <w:t>ⓐ</w:t>
             </w:r>
+            <w:proofErr w:type="gramEnd"/>
             <w:r>
               <w:rPr>
                 <w:rFonts w:eastAsiaTheme="minorHAnsi" w:hint="eastAsia"/>
               </w:rPr>
-              <w:t xml:space="preserve">  )하고 자로의 단면적과 투자율의 곱에 (   </w:t>
+              <w:t xml:space="preserve">  )하고 자로의 단면적과 투자율의 곱에 </w:t>
+            </w:r>
+            <w:proofErr w:type="gramStart"/>
+            <w:r>
+              <w:rPr>
+                <w:rFonts w:eastAsiaTheme="minorHAnsi" w:hint="eastAsia"/>
+              </w:rPr>
+              <w:t xml:space="preserve">(  </w:t>
+            </w:r>
+            <w:proofErr w:type="gramEnd"/>
+            <w:r>
+              <w:rPr>
+                <w:rFonts w:eastAsiaTheme="minorHAnsi" w:hint="eastAsia"/>
+              </w:rPr>
+              <w:t xml:space="preserve"> </w:t>
             </w:r>
             <w:r>
               <w:rPr>
@@ -4003,11 +5258,19 @@
         </w:rPr>
         <w:t>㉡</w:t>
       </w:r>
-      <w:r>
-        <w:rPr>
-          <w:rFonts w:eastAsiaTheme="minorHAnsi" w:hint="eastAsia"/>
-        </w:rPr>
-        <w:t>에 들어갈 내용으로 알맞은 것은?</w:t>
+      <w:proofErr w:type="spellStart"/>
+      <w:r>
+        <w:rPr>
+          <w:rFonts w:eastAsiaTheme="minorHAnsi" w:hint="eastAsia"/>
+        </w:rPr>
+        <w:t>에</w:t>
+      </w:r>
+      <w:proofErr w:type="spellEnd"/>
+      <w:r>
+        <w:rPr>
+          <w:rFonts w:eastAsiaTheme="minorHAnsi" w:hint="eastAsia"/>
+        </w:rPr>
+        <w:t xml:space="preserve"> 들어갈 내용으로 알맞은 것은?</w:t>
       </w:r>
       <w:r>
         <w:rPr>
@@ -4047,7 +5310,14 @@
               <w:rPr>
                 <w:rFonts w:hint="eastAsia"/>
               </w:rPr>
-              <w:t xml:space="preserve">2차 전지의 대표적인 것으로 납축전지가 있다. 전해액으로 비중 약(  </w:t>
+              <w:t xml:space="preserve">2차 전지의 대표적인 것으로 납축전지가 있다. 전해액으로 비중 </w:t>
+            </w:r>
+            <w:proofErr w:type="gramStart"/>
+            <w:r>
+              <w:rPr>
+                <w:rFonts w:hint="eastAsia"/>
+              </w:rPr>
+              <w:t xml:space="preserve">약(  </w:t>
             </w:r>
             <w:r>
               <w:rPr>
@@ -4059,7 +5329,21 @@
               <w:rPr>
                 <w:rFonts w:eastAsiaTheme="minorHAnsi" w:hint="eastAsia"/>
               </w:rPr>
-              <w:t xml:space="preserve">  ) 정도의 (  </w:t>
+              <w:t xml:space="preserve">  )</w:t>
+            </w:r>
+            <w:proofErr w:type="gramEnd"/>
+            <w:r>
+              <w:rPr>
+                <w:rFonts w:eastAsiaTheme="minorHAnsi" w:hint="eastAsia"/>
+              </w:rPr>
+              <w:t xml:space="preserve"> 정도의 </w:t>
+            </w:r>
+            <w:proofErr w:type="gramStart"/>
+            <w:r>
+              <w:rPr>
+                <w:rFonts w:eastAsiaTheme="minorHAnsi" w:hint="eastAsia"/>
+              </w:rPr>
+              <w:t xml:space="preserve">(  </w:t>
             </w:r>
             <w:r>
               <w:rPr>
@@ -4067,6 +5351,7 @@
               </w:rPr>
               <w:t>㉡</w:t>
             </w:r>
+            <w:proofErr w:type="gramEnd"/>
             <w:r>
               <w:rPr>
                 <w:rFonts w:eastAsiaTheme="minorHAnsi" w:hint="eastAsia"/>
@@ -4105,7 +5390,14 @@
         <w:rPr>
           <w:rFonts w:eastAsiaTheme="minorHAnsi" w:hint="eastAsia"/>
         </w:rPr>
-        <w:t xml:space="preserve">1.15 ~ 1.21  </w:t>
+        <w:t xml:space="preserve">1.15 ~ </w:t>
+      </w:r>
+      <w:proofErr w:type="gramStart"/>
+      <w:r>
+        <w:rPr>
+          <w:rFonts w:eastAsiaTheme="minorHAnsi" w:hint="eastAsia"/>
+        </w:rPr>
+        <w:t xml:space="preserve">1.21  </w:t>
       </w:r>
       <w:r>
         <w:rPr>
@@ -4113,6 +5405,7 @@
         </w:rPr>
         <w:t>㉡</w:t>
       </w:r>
+      <w:proofErr w:type="gramEnd"/>
       <w:r>
         <w:rPr>
           <w:rFonts w:eastAsiaTheme="minorHAnsi" w:hint="eastAsia"/>
@@ -4142,7 +5435,14 @@
         <w:rPr>
           <w:rFonts w:eastAsiaTheme="minorHAnsi" w:hint="eastAsia"/>
         </w:rPr>
-        <w:t xml:space="preserve">1.25 ~ 1.36  </w:t>
+        <w:t xml:space="preserve">1.25 ~ </w:t>
+      </w:r>
+      <w:proofErr w:type="gramStart"/>
+      <w:r>
+        <w:rPr>
+          <w:rFonts w:eastAsiaTheme="minorHAnsi" w:hint="eastAsia"/>
+        </w:rPr>
+        <w:t xml:space="preserve">1.36  </w:t>
       </w:r>
       <w:r>
         <w:rPr>
@@ -4150,6 +5450,7 @@
         </w:rPr>
         <w:t>㉡</w:t>
       </w:r>
+      <w:proofErr w:type="gramEnd"/>
       <w:r>
         <w:rPr>
           <w:rFonts w:eastAsiaTheme="minorHAnsi" w:hint="eastAsia"/>
@@ -4180,7 +5481,14 @@
         <w:rPr>
           <w:rFonts w:eastAsiaTheme="minorHAnsi" w:hint="eastAsia"/>
         </w:rPr>
-        <w:t xml:space="preserve">1.01 ~ 1.15  </w:t>
+        <w:t xml:space="preserve">1.01 ~ </w:t>
+      </w:r>
+      <w:proofErr w:type="gramStart"/>
+      <w:r>
+        <w:rPr>
+          <w:rFonts w:eastAsiaTheme="minorHAnsi" w:hint="eastAsia"/>
+        </w:rPr>
+        <w:t xml:space="preserve">1.15  </w:t>
       </w:r>
       <w:r>
         <w:rPr>
@@ -4188,6 +5496,7 @@
         </w:rPr>
         <w:t>㉡</w:t>
       </w:r>
+      <w:proofErr w:type="gramEnd"/>
       <w:r>
         <w:rPr>
           <w:rFonts w:eastAsiaTheme="minorHAnsi" w:hint="eastAsia"/>
@@ -4217,7 +5526,14 @@
         <w:rPr>
           <w:rFonts w:eastAsiaTheme="minorHAnsi" w:hint="eastAsia"/>
         </w:rPr>
-        <w:t xml:space="preserve">1.23 ~ 1.36  </w:t>
+        <w:t xml:space="preserve">1.23 ~ </w:t>
+      </w:r>
+      <w:proofErr w:type="gramStart"/>
+      <w:r>
+        <w:rPr>
+          <w:rFonts w:eastAsiaTheme="minorHAnsi" w:hint="eastAsia"/>
+        </w:rPr>
+        <w:t xml:space="preserve">1.36  </w:t>
       </w:r>
       <w:r>
         <w:rPr>
@@ -4225,6 +5541,7 @@
         </w:rPr>
         <w:t>㉡</w:t>
       </w:r>
+      <w:proofErr w:type="gramEnd"/>
       <w:r>
         <w:rPr>
           <w:rFonts w:eastAsiaTheme="minorHAnsi" w:hint="eastAsia"/>
@@ -4325,7 +5642,21 @@
         <w:rPr>
           <w:rFonts w:asciiTheme="minorEastAsia" w:hAnsiTheme="minorEastAsia" w:hint="eastAsia"/>
         </w:rPr>
-        <w:t>① 한시 계전기 접점</w:t>
+        <w:t xml:space="preserve">① 한시 </w:t>
+      </w:r>
+      <w:proofErr w:type="spellStart"/>
+      <w:r>
+        <w:rPr>
+          <w:rFonts w:asciiTheme="minorEastAsia" w:hAnsiTheme="minorEastAsia" w:hint="eastAsia"/>
+        </w:rPr>
+        <w:t>계전기</w:t>
+      </w:r>
+      <w:proofErr w:type="spellEnd"/>
+      <w:r>
+        <w:rPr>
+          <w:rFonts w:asciiTheme="minorEastAsia" w:hAnsiTheme="minorEastAsia" w:hint="eastAsia"/>
+        </w:rPr>
+        <w:t xml:space="preserve"> 접점</w:t>
       </w:r>
     </w:p>
     <w:p>
@@ -4344,7 +5675,21 @@
         <w:rPr>
           <w:rFonts w:eastAsiaTheme="minorHAnsi" w:hint="eastAsia"/>
         </w:rPr>
-        <w:t xml:space="preserve"> 전자 접촉기 접점</w:t>
+        <w:t xml:space="preserve"> 전자 </w:t>
+      </w:r>
+      <w:proofErr w:type="spellStart"/>
+      <w:r>
+        <w:rPr>
+          <w:rFonts w:eastAsiaTheme="minorHAnsi" w:hint="eastAsia"/>
+        </w:rPr>
+        <w:t>접촉기</w:t>
+      </w:r>
+      <w:proofErr w:type="spellEnd"/>
+      <w:r>
+        <w:rPr>
+          <w:rFonts w:eastAsiaTheme="minorHAnsi" w:hint="eastAsia"/>
+        </w:rPr>
+        <w:t xml:space="preserve"> 접점</w:t>
       </w:r>
     </w:p>
     <w:p>
@@ -4423,7 +5768,35 @@
         <w:rPr>
           <w:rFonts w:eastAsiaTheme="minorHAnsi" w:hint="eastAsia"/>
         </w:rPr>
-        <w:t>2. 지중에 매설되어 잇는 금속제 수도관로는 접지공사의 접지극으로 사용할 수 있다. 이때 수도관로는 대지와의 전기저항치가 얼마 이하여야 하는가?</w:t>
+        <w:t xml:space="preserve">2. 지중에 매설되어 잇는 금속제 </w:t>
+      </w:r>
+      <w:proofErr w:type="spellStart"/>
+      <w:r>
+        <w:rPr>
+          <w:rFonts w:eastAsiaTheme="minorHAnsi" w:hint="eastAsia"/>
+        </w:rPr>
+        <w:t>수도관로는</w:t>
+      </w:r>
+      <w:proofErr w:type="spellEnd"/>
+      <w:r>
+        <w:rPr>
+          <w:rFonts w:eastAsiaTheme="minorHAnsi" w:hint="eastAsia"/>
+        </w:rPr>
+        <w:t xml:space="preserve"> 접지공사의 접지극으로 사용할 수 있다. 이때 </w:t>
+      </w:r>
+      <w:proofErr w:type="spellStart"/>
+      <w:r>
+        <w:rPr>
+          <w:rFonts w:eastAsiaTheme="minorHAnsi" w:hint="eastAsia"/>
+        </w:rPr>
+        <w:t>수도관로는</w:t>
+      </w:r>
+      <w:proofErr w:type="spellEnd"/>
+      <w:r>
+        <w:rPr>
+          <w:rFonts w:eastAsiaTheme="minorHAnsi" w:hint="eastAsia"/>
+        </w:rPr>
+        <w:t xml:space="preserve"> 대지와의 전기저항치가 얼마 이하여야 하는가?</w:t>
       </w:r>
       <w:r>
         <w:rPr>
@@ -4645,7 +6018,21 @@
         <w:rPr>
           <w:rFonts w:eastAsiaTheme="minorHAnsi" w:hint="eastAsia"/>
         </w:rPr>
-        <w:t xml:space="preserve">5. 변압기의 철시멩서 실제 철의 단면적과 철심의 유효 면적과의 비를 무엇이라고 하는가? </w:t>
+        <w:t xml:space="preserve">5. 변압기의 </w:t>
+      </w:r>
+      <w:proofErr w:type="spellStart"/>
+      <w:r>
+        <w:rPr>
+          <w:rFonts w:eastAsiaTheme="minorHAnsi" w:hint="eastAsia"/>
+        </w:rPr>
+        <w:t>철시멩서</w:t>
+      </w:r>
+      <w:proofErr w:type="spellEnd"/>
+      <w:r>
+        <w:rPr>
+          <w:rFonts w:eastAsiaTheme="minorHAnsi" w:hint="eastAsia"/>
+        </w:rPr>
+        <w:t xml:space="preserve"> 실제 철의 단면적과 철심의 유효 면적과의 비를 무엇이라고 하는가? </w:t>
       </w:r>
       <w:r>
         <w:rPr>
@@ -4682,7 +6069,21 @@
         <w:rPr>
           <w:rFonts w:eastAsiaTheme="minorHAnsi" w:hint="eastAsia"/>
         </w:rPr>
-        <w:t xml:space="preserve"> 변류비 </w:t>
+        <w:t xml:space="preserve"> </w:t>
+      </w:r>
+      <w:proofErr w:type="spellStart"/>
+      <w:r>
+        <w:rPr>
+          <w:rFonts w:eastAsiaTheme="minorHAnsi" w:hint="eastAsia"/>
+        </w:rPr>
+        <w:t>변류비</w:t>
+      </w:r>
+      <w:proofErr w:type="spellEnd"/>
+      <w:r>
+        <w:rPr>
+          <w:rFonts w:eastAsiaTheme="minorHAnsi" w:hint="eastAsia"/>
+        </w:rPr>
+        <w:t xml:space="preserve"> </w:t>
       </w:r>
       <w:r>
         <w:rPr>
@@ -4706,8 +6107,16 @@
         <w:rPr>
           <w:rFonts w:eastAsiaTheme="minorHAnsi" w:hint="eastAsia"/>
         </w:rPr>
-        <w:t xml:space="preserve"> 점적률</w:t>
-      </w:r>
+        <w:t xml:space="preserve"> </w:t>
+      </w:r>
+      <w:proofErr w:type="spellStart"/>
+      <w:r>
+        <w:rPr>
+          <w:rFonts w:eastAsiaTheme="minorHAnsi" w:hint="eastAsia"/>
+        </w:rPr>
+        <w:t>점적률</w:t>
+      </w:r>
+      <w:proofErr w:type="spellEnd"/>
     </w:p>
     <w:p>
       <w:pPr>
@@ -4769,7 +6178,21 @@
         <w:rPr>
           <w:rFonts w:eastAsiaTheme="minorHAnsi" w:hint="eastAsia"/>
         </w:rPr>
-        <w:t xml:space="preserve"> 스필릿 커플링 </w:t>
+        <w:t xml:space="preserve"> </w:t>
+      </w:r>
+      <w:proofErr w:type="spellStart"/>
+      <w:r>
+        <w:rPr>
+          <w:rFonts w:eastAsiaTheme="minorHAnsi" w:hint="eastAsia"/>
+        </w:rPr>
+        <w:t>스필릿</w:t>
+      </w:r>
+      <w:proofErr w:type="spellEnd"/>
+      <w:r>
+        <w:rPr>
+          <w:rFonts w:eastAsiaTheme="minorHAnsi" w:hint="eastAsia"/>
+        </w:rPr>
+        <w:t xml:space="preserve"> 커플링 </w:t>
       </w:r>
       <w:r>
         <w:rPr>
@@ -4873,7 +6296,21 @@
         <w:rPr>
           <w:rFonts w:eastAsiaTheme="minorHAnsi" w:hint="eastAsia"/>
         </w:rPr>
-        <w:t xml:space="preserve"> 철손이 증가한다.</w:t>
+        <w:t xml:space="preserve"> </w:t>
+      </w:r>
+      <w:proofErr w:type="spellStart"/>
+      <w:r>
+        <w:rPr>
+          <w:rFonts w:eastAsiaTheme="minorHAnsi" w:hint="eastAsia"/>
+        </w:rPr>
+        <w:t>철손이</w:t>
+      </w:r>
+      <w:proofErr w:type="spellEnd"/>
+      <w:r>
+        <w:rPr>
+          <w:rFonts w:eastAsiaTheme="minorHAnsi" w:hint="eastAsia"/>
+        </w:rPr>
+        <w:t xml:space="preserve"> 증가한다.</w:t>
       </w:r>
     </w:p>
     <w:p>
@@ -4893,7 +6330,21 @@
         <w:rPr>
           <w:rFonts w:eastAsiaTheme="minorHAnsi" w:hint="eastAsia"/>
         </w:rPr>
-        <w:t xml:space="preserve"> 누설 리액턴스가 증가한다.</w:t>
+        <w:t xml:space="preserve"> 누설 </w:t>
+      </w:r>
+      <w:proofErr w:type="spellStart"/>
+      <w:r>
+        <w:rPr>
+          <w:rFonts w:eastAsiaTheme="minorHAnsi" w:hint="eastAsia"/>
+        </w:rPr>
+        <w:t>리액턴스가</w:t>
+      </w:r>
+      <w:proofErr w:type="spellEnd"/>
+      <w:r>
+        <w:rPr>
+          <w:rFonts w:eastAsiaTheme="minorHAnsi" w:hint="eastAsia"/>
+        </w:rPr>
+        <w:t xml:space="preserve"> 증가한다.</w:t>
       </w:r>
     </w:p>
     <w:p>
@@ -5054,7 +6505,21 @@
         <w:rPr>
           <w:rFonts w:eastAsiaTheme="minorHAnsi" w:hint="eastAsia"/>
         </w:rPr>
-        <w:t xml:space="preserve"> 제너 다이오드</w:t>
+        <w:t xml:space="preserve"> </w:t>
+      </w:r>
+      <w:proofErr w:type="spellStart"/>
+      <w:r>
+        <w:rPr>
+          <w:rFonts w:eastAsiaTheme="minorHAnsi" w:hint="eastAsia"/>
+        </w:rPr>
+        <w:t>제너</w:t>
+      </w:r>
+      <w:proofErr w:type="spellEnd"/>
+      <w:r>
+        <w:rPr>
+          <w:rFonts w:eastAsiaTheme="minorHAnsi" w:hint="eastAsia"/>
+        </w:rPr>
+        <w:t xml:space="preserve"> 다이오드</w:t>
       </w:r>
     </w:p>
     <w:p>
@@ -5094,7 +6559,21 @@
         <w:rPr>
           <w:rFonts w:eastAsiaTheme="minorHAnsi" w:hint="eastAsia"/>
         </w:rPr>
-        <w:t xml:space="preserve"> 레귤레이터 78XX 시리즈</w:t>
+        <w:t xml:space="preserve"> </w:t>
+      </w:r>
+      <w:proofErr w:type="spellStart"/>
+      <w:r>
+        <w:rPr>
+          <w:rFonts w:eastAsiaTheme="minorHAnsi" w:hint="eastAsia"/>
+        </w:rPr>
+        <w:t>레귤레이터</w:t>
+      </w:r>
+      <w:proofErr w:type="spellEnd"/>
+      <w:r>
+        <w:rPr>
+          <w:rFonts w:eastAsiaTheme="minorHAnsi" w:hint="eastAsia"/>
+        </w:rPr>
+        <w:t xml:space="preserve"> 78XX 시리즈</w:t>
       </w:r>
     </w:p>
     <w:p>
@@ -5116,7 +6595,21 @@
         <w:rPr>
           <w:rFonts w:eastAsiaTheme="minorHAnsi" w:hint="eastAsia"/>
         </w:rPr>
-        <w:t>10. 반송보호 계전방식의 이점을 설명한 것으로 틀린 것은?</w:t>
+        <w:t xml:space="preserve">10. 반송보호 </w:t>
+      </w:r>
+      <w:proofErr w:type="spellStart"/>
+      <w:r>
+        <w:rPr>
+          <w:rFonts w:eastAsiaTheme="minorHAnsi" w:hint="eastAsia"/>
+        </w:rPr>
+        <w:t>계전방식의</w:t>
+      </w:r>
+      <w:proofErr w:type="spellEnd"/>
+      <w:r>
+        <w:rPr>
+          <w:rFonts w:eastAsiaTheme="minorHAnsi" w:hint="eastAsia"/>
+        </w:rPr>
+        <w:t xml:space="preserve"> 이점을 설명한 것으로 틀린 것은?</w:t>
       </w:r>
       <w:r>
         <w:rPr>
@@ -5315,7 +6808,21 @@
         <w:rPr>
           <w:rFonts w:eastAsiaTheme="minorHAnsi" w:hint="eastAsia"/>
         </w:rPr>
-        <w:t>12. 측정이나 계산으로 구할 수 없는 손실로 부하 전류가 흐를 때 도체 또는 철림 내부</w:t>
+        <w:t xml:space="preserve">12. 측정이나 계산으로 구할 수 없는 손실로 부하 전류가 흐를 때 도체 또는 </w:t>
+      </w:r>
+      <w:proofErr w:type="spellStart"/>
+      <w:r>
+        <w:rPr>
+          <w:rFonts w:eastAsiaTheme="minorHAnsi" w:hint="eastAsia"/>
+        </w:rPr>
+        <w:t>철림</w:t>
+      </w:r>
+      <w:proofErr w:type="spellEnd"/>
+      <w:r>
+        <w:rPr>
+          <w:rFonts w:eastAsiaTheme="minorHAnsi" w:hint="eastAsia"/>
+        </w:rPr>
+        <w:t xml:space="preserve"> 내부</w:t>
       </w:r>
       <w:r>
         <w:rPr>
@@ -5348,7 +6855,21 @@
         <w:rPr>
           <w:rFonts w:eastAsiaTheme="minorHAnsi" w:hint="eastAsia"/>
         </w:rPr>
-        <w:t xml:space="preserve"> 구리손 </w:t>
+        <w:t xml:space="preserve"> </w:t>
+      </w:r>
+      <w:proofErr w:type="spellStart"/>
+      <w:r>
+        <w:rPr>
+          <w:rFonts w:eastAsiaTheme="minorHAnsi" w:hint="eastAsia"/>
+        </w:rPr>
+        <w:t>구리손</w:t>
+      </w:r>
+      <w:proofErr w:type="spellEnd"/>
+      <w:r>
+        <w:rPr>
+          <w:rFonts w:eastAsiaTheme="minorHAnsi" w:hint="eastAsia"/>
+        </w:rPr>
+        <w:t xml:space="preserve"> </w:t>
       </w:r>
       <w:r>
         <w:rPr>
@@ -5360,7 +6881,21 @@
         <w:rPr>
           <w:rFonts w:eastAsiaTheme="minorHAnsi" w:hint="eastAsia"/>
         </w:rPr>
-        <w:t xml:space="preserve"> 히스테리시스손 </w:t>
+        <w:t xml:space="preserve"> </w:t>
+      </w:r>
+      <w:proofErr w:type="spellStart"/>
+      <w:r>
+        <w:rPr>
+          <w:rFonts w:eastAsiaTheme="minorHAnsi" w:hint="eastAsia"/>
+        </w:rPr>
+        <w:t>히스테리시스손</w:t>
+      </w:r>
+      <w:proofErr w:type="spellEnd"/>
+      <w:r>
+        <w:rPr>
+          <w:rFonts w:eastAsiaTheme="minorHAnsi" w:hint="eastAsia"/>
+        </w:rPr>
+        <w:t xml:space="preserve"> </w:t>
       </w:r>
       <w:r>
         <w:rPr>
@@ -5372,7 +6907,21 @@
         <w:rPr>
           <w:rFonts w:eastAsiaTheme="minorHAnsi" w:hint="eastAsia"/>
         </w:rPr>
-        <w:t xml:space="preserve"> 맴돌이 전류손 </w:t>
+        <w:t xml:space="preserve"> 맴돌이 </w:t>
+      </w:r>
+      <w:proofErr w:type="spellStart"/>
+      <w:r>
+        <w:rPr>
+          <w:rFonts w:eastAsiaTheme="minorHAnsi" w:hint="eastAsia"/>
+        </w:rPr>
+        <w:t>전류손</w:t>
+      </w:r>
+      <w:proofErr w:type="spellEnd"/>
+      <w:r>
+        <w:rPr>
+          <w:rFonts w:eastAsiaTheme="minorHAnsi" w:hint="eastAsia"/>
+        </w:rPr>
+        <w:t xml:space="preserve"> </w:t>
       </w:r>
       <w:r>
         <w:rPr>
@@ -5384,14 +6933,36 @@
         <w:rPr>
           <w:rFonts w:eastAsiaTheme="minorHAnsi" w:hint="eastAsia"/>
         </w:rPr>
-        <w:t xml:space="preserve"> 표유 부하손</w:t>
-      </w:r>
+        <w:t xml:space="preserve"> </w:t>
+      </w:r>
+      <w:proofErr w:type="spellStart"/>
+      <w:r>
+        <w:rPr>
+          <w:rFonts w:eastAsiaTheme="minorHAnsi" w:hint="eastAsia"/>
+        </w:rPr>
+        <w:t>표유</w:t>
+      </w:r>
+      <w:proofErr w:type="spellEnd"/>
+      <w:r>
+        <w:rPr>
+          <w:rFonts w:eastAsiaTheme="minorHAnsi" w:hint="eastAsia"/>
+        </w:rPr>
+        <w:t xml:space="preserve"> </w:t>
+      </w:r>
+      <w:proofErr w:type="spellStart"/>
+      <w:r>
+        <w:rPr>
+          <w:rFonts w:eastAsiaTheme="minorHAnsi" w:hint="eastAsia"/>
+        </w:rPr>
+        <w:t>부하손</w:t>
+      </w:r>
+      <w:proofErr w:type="spellEnd"/>
     </w:p>
     <w:p>
       <w:pPr>
         <w:ind w:left="220" w:hangingChars="100" w:hanging="220"/>
         <w:rPr>
-          <w:rFonts w:eastAsiaTheme="minorHAnsi" w:hint="eastAsia"/>
+          <w:rFonts w:eastAsiaTheme="minorHAnsi"/>
         </w:rPr>
       </w:pPr>
     </w:p>
@@ -5406,7 +6977,77 @@
         <w:rPr>
           <w:rFonts w:eastAsiaTheme="minorHAnsi" w:hint="eastAsia"/>
         </w:rPr>
-        <w:t xml:space="preserve">13. 라이팅 덕트 공서에 의한 저압 옥내배선 시 덕트의 지지점 간 거리는 몇[m]이하로 해야 하는가? </w:t>
+        <w:t xml:space="preserve">13. </w:t>
+      </w:r>
+      <w:proofErr w:type="spellStart"/>
+      <w:r>
+        <w:rPr>
+          <w:rFonts w:eastAsiaTheme="minorHAnsi" w:hint="eastAsia"/>
+        </w:rPr>
+        <w:t>라이팅</w:t>
+      </w:r>
+      <w:proofErr w:type="spellEnd"/>
+      <w:r>
+        <w:rPr>
+          <w:rFonts w:eastAsiaTheme="minorHAnsi" w:hint="eastAsia"/>
+        </w:rPr>
+        <w:t xml:space="preserve"> </w:t>
+      </w:r>
+      <w:proofErr w:type="spellStart"/>
+      <w:r>
+        <w:rPr>
+          <w:rFonts w:eastAsiaTheme="minorHAnsi" w:hint="eastAsia"/>
+        </w:rPr>
+        <w:t>덕트</w:t>
+      </w:r>
+      <w:proofErr w:type="spellEnd"/>
+      <w:r>
+        <w:rPr>
+          <w:rFonts w:eastAsiaTheme="minorHAnsi" w:hint="eastAsia"/>
+        </w:rPr>
+        <w:t xml:space="preserve"> </w:t>
+      </w:r>
+      <w:proofErr w:type="spellStart"/>
+      <w:r>
+        <w:rPr>
+          <w:rFonts w:eastAsiaTheme="minorHAnsi" w:hint="eastAsia"/>
+        </w:rPr>
+        <w:t>공서에</w:t>
+      </w:r>
+      <w:proofErr w:type="spellEnd"/>
+      <w:r>
+        <w:rPr>
+          <w:rFonts w:eastAsiaTheme="minorHAnsi" w:hint="eastAsia"/>
+        </w:rPr>
+        <w:t xml:space="preserve"> 의한 저압 옥내배선 시 </w:t>
+      </w:r>
+      <w:proofErr w:type="spellStart"/>
+      <w:r>
+        <w:rPr>
+          <w:rFonts w:eastAsiaTheme="minorHAnsi" w:hint="eastAsia"/>
+        </w:rPr>
+        <w:t>덕트의</w:t>
+      </w:r>
+      <w:proofErr w:type="spellEnd"/>
+      <w:r>
+        <w:rPr>
+          <w:rFonts w:eastAsiaTheme="minorHAnsi" w:hint="eastAsia"/>
+        </w:rPr>
+        <w:t xml:space="preserve"> </w:t>
+      </w:r>
+      <w:proofErr w:type="spellStart"/>
+      <w:r>
+        <w:rPr>
+          <w:rFonts w:eastAsiaTheme="minorHAnsi" w:hint="eastAsia"/>
+        </w:rPr>
+        <w:t>지지점</w:t>
+      </w:r>
+      <w:proofErr w:type="spellEnd"/>
+      <w:r>
+        <w:rPr>
+          <w:rFonts w:eastAsiaTheme="minorHAnsi" w:hint="eastAsia"/>
+        </w:rPr>
+        <w:t xml:space="preserve"> 간 거리는 몇[m]이하로 해야 하는가? </w:t>
       </w:r>
       <w:r>
         <w:rPr>
@@ -5516,7 +7157,21 @@
         <w:rPr>
           <w:rFonts w:eastAsiaTheme="minorHAnsi" w:hint="eastAsia"/>
         </w:rPr>
-        <w:t xml:space="preserve"> 단락시킨다.</w:t>
+        <w:t xml:space="preserve"> </w:t>
+      </w:r>
+      <w:proofErr w:type="spellStart"/>
+      <w:r>
+        <w:rPr>
+          <w:rFonts w:eastAsiaTheme="minorHAnsi" w:hint="eastAsia"/>
+        </w:rPr>
+        <w:t>단락시킨다</w:t>
+      </w:r>
+      <w:proofErr w:type="spellEnd"/>
+      <w:r>
+        <w:rPr>
+          <w:rFonts w:eastAsiaTheme="minorHAnsi" w:hint="eastAsia"/>
+        </w:rPr>
+        <w:t>.</w:t>
       </w:r>
     </w:p>
     <w:p>
@@ -5536,7 +7191,21 @@
         <w:rPr>
           <w:rFonts w:eastAsiaTheme="minorHAnsi" w:hint="eastAsia"/>
         </w:rPr>
-        <w:t xml:space="preserve"> 개방시킨다.</w:t>
+        <w:t xml:space="preserve"> </w:t>
+      </w:r>
+      <w:proofErr w:type="spellStart"/>
+      <w:r>
+        <w:rPr>
+          <w:rFonts w:eastAsiaTheme="minorHAnsi" w:hint="eastAsia"/>
+        </w:rPr>
+        <w:t>개방시킨다</w:t>
+      </w:r>
+      <w:proofErr w:type="spellEnd"/>
+      <w:r>
+        <w:rPr>
+          <w:rFonts w:eastAsiaTheme="minorHAnsi" w:hint="eastAsia"/>
+        </w:rPr>
+        <w:t>.</w:t>
       </w:r>
     </w:p>
     <w:p>
@@ -5714,7 +7383,21 @@
         <w:rPr>
           <w:rFonts w:eastAsiaTheme="minorHAnsi" w:hint="eastAsia"/>
         </w:rPr>
-        <w:t xml:space="preserve"> 스코트 결선 </w:t>
+        <w:t xml:space="preserve"> </w:t>
+      </w:r>
+      <w:proofErr w:type="spellStart"/>
+      <w:r>
+        <w:rPr>
+          <w:rFonts w:eastAsiaTheme="minorHAnsi" w:hint="eastAsia"/>
+        </w:rPr>
+        <w:t>스코트</w:t>
+      </w:r>
+      <w:proofErr w:type="spellEnd"/>
+      <w:r>
+        <w:rPr>
+          <w:rFonts w:eastAsiaTheme="minorHAnsi" w:hint="eastAsia"/>
+        </w:rPr>
+        <w:t xml:space="preserve"> 결선 </w:t>
       </w:r>
       <w:r>
         <w:rPr>
@@ -5946,7 +7629,7 @@
     <w:p>
       <w:pPr>
         <w:rPr>
-          <w:rFonts w:eastAsiaTheme="minorHAnsi" w:hint="eastAsia"/>
+          <w:rFonts w:eastAsiaTheme="minorHAnsi"/>
         </w:rPr>
       </w:pPr>
     </w:p>
@@ -8952,6 +10635,25 @@
 </file>
 
 <file path=customXml/item1.xml><?xml version="1.0" encoding="utf-8"?>
+<p:properties xmlns:p="http://schemas.microsoft.com/office/2006/metadata/properties" xmlns:xsi="http://www.w3.org/2001/XMLSchema-instance" xmlns:pc="http://schemas.microsoft.com/office/infopath/2007/PartnerControls">
+  <documentManagement/>
+</p:properties>
+</file>
+
+<file path=customXml/item2.xml><?xml version="1.0" encoding="utf-8"?>
+<?mso-contentType ?>
+<FormTemplates xmlns="http://schemas.microsoft.com/sharepoint/v3/contenttype/forms">
+  <Display>DocumentLibraryForm</Display>
+  <Edit>DocumentLibraryForm</Edit>
+  <New>DocumentLibraryForm</New>
+</FormTemplates>
+</file>
+
+<file path=customXml/item3.xml><?xml version="1.0" encoding="utf-8"?>
+<b:Sources xmlns:b="http://schemas.openxmlformats.org/officeDocument/2006/bibliography" xmlns="http://schemas.openxmlformats.org/officeDocument/2006/bibliography" SelectedStyle="\APASixthEditionOfficeOnline.xsl" StyleName="APA" Version="6"/>
+</file>
+
+<file path=customXml/item4.xml><?xml version="1.0" encoding="utf-8"?>
 <ct:contentTypeSchema xmlns:ct="http://schemas.microsoft.com/office/2006/metadata/contentType" xmlns:ma="http://schemas.microsoft.com/office/2006/metadata/properties/metaAttributes" ct:_="" ma:_="" ma:contentTypeName="문서" ma:contentTypeID="0x0101002386B8A276A15B498DF23BF4CD72FF79" ma:contentTypeVersion="5" ma:contentTypeDescription="새 문서를 만듭니다." ma:contentTypeScope="" ma:versionID="4666ab7c0e576dcb0998524e580ecac4">
   <xsd:schema xmlns:xsd="http://www.w3.org/2001/XMLSchema" xmlns:xs="http://www.w3.org/2001/XMLSchema" xmlns:p="http://schemas.microsoft.com/office/2006/metadata/properties" xmlns:ns3="1c923739-d5a4-46c9-bd45-a873090ed6f2" targetNamespace="http://schemas.microsoft.com/office/2006/metadata/properties" ma:root="true" ma:fieldsID="48a770e3c6325c47e886d9d219cc36df" ns3:_="">
     <xsd:import namespace="1c923739-d5a4-46c9-bd45-a873090ed6f2"/>
@@ -9101,26 +10803,32 @@
 </ct:contentTypeSchema>
 </file>
 
-<file path=customXml/item2.xml><?xml version="1.0" encoding="utf-8"?>
-<b:Sources xmlns:b="http://schemas.openxmlformats.org/officeDocument/2006/bibliography" xmlns="http://schemas.openxmlformats.org/officeDocument/2006/bibliography" SelectedStyle="\APASixthEditionOfficeOnline.xsl" StyleName="APA" Version="6"/>
+<file path=customXml/itemProps1.xml><?xml version="1.0" encoding="utf-8"?>
+<ds:datastoreItem xmlns:ds="http://schemas.openxmlformats.org/officeDocument/2006/customXml" ds:itemID="{17D99C83-6042-434E-A673-60333170A0C9}">
+  <ds:schemaRefs>
+    <ds:schemaRef ds:uri="http://schemas.microsoft.com/office/2006/metadata/properties"/>
+    <ds:schemaRef ds:uri="http://schemas.microsoft.com/office/infopath/2007/PartnerControls"/>
+  </ds:schemaRefs>
+</ds:datastoreItem>
 </file>
 
-<file path=customXml/item3.xml><?xml version="1.0" encoding="utf-8"?>
-<?mso-contentType ?>
-<FormTemplates xmlns="http://schemas.microsoft.com/sharepoint/v3/contenttype/forms">
-  <Display>DocumentLibraryForm</Display>
-  <Edit>DocumentLibraryForm</Edit>
-  <New>DocumentLibraryForm</New>
-</FormTemplates>
+<file path=customXml/itemProps2.xml><?xml version="1.0" encoding="utf-8"?>
+<ds:datastoreItem xmlns:ds="http://schemas.openxmlformats.org/officeDocument/2006/customXml" ds:itemID="{05787A61-D1A6-496B-B42E-A741891C27FB}">
+  <ds:schemaRefs>
+    <ds:schemaRef ds:uri="http://schemas.microsoft.com/sharepoint/v3/contenttype/forms"/>
+  </ds:schemaRefs>
+</ds:datastoreItem>
 </file>
 
-<file path=customXml/item4.xml><?xml version="1.0" encoding="utf-8"?>
-<p:properties xmlns:p="http://schemas.microsoft.com/office/2006/metadata/properties" xmlns:xsi="http://www.w3.org/2001/XMLSchema-instance" xmlns:pc="http://schemas.microsoft.com/office/infopath/2007/PartnerControls">
-  <documentManagement/>
-</p:properties>
+<file path=customXml/itemProps3.xml><?xml version="1.0" encoding="utf-8"?>
+<ds:datastoreItem xmlns:ds="http://schemas.openxmlformats.org/officeDocument/2006/customXml" ds:itemID="{AD898D58-ACEB-4D3F-94CA-64E78AE2FF3E}">
+  <ds:schemaRefs>
+    <ds:schemaRef ds:uri="http://schemas.openxmlformats.org/officeDocument/2006/bibliography"/>
+  </ds:schemaRefs>
+</ds:datastoreItem>
 </file>
 
-<file path=customXml/itemProps1.xml><?xml version="1.0" encoding="utf-8"?>
+<file path=customXml/itemProps4.xml><?xml version="1.0" encoding="utf-8"?>
 <ds:datastoreItem xmlns:ds="http://schemas.openxmlformats.org/officeDocument/2006/customXml" ds:itemID="{6B7D580C-3864-4E44-86DD-5BF5EFBB463C}">
   <ds:schemaRefs>
     <ds:schemaRef ds:uri="http://schemas.microsoft.com/office/2006/metadata/contentType"/>
@@ -9136,29 +10844,4 @@
     <ds:schemaRef ds:uri="http://schemas.microsoft.com/internal/obd"/>
   </ds:schemaRefs>
 </ds:datastoreItem>
-</file>
-
-<file path=customXml/itemProps2.xml><?xml version="1.0" encoding="utf-8"?>
-<ds:datastoreItem xmlns:ds="http://schemas.openxmlformats.org/officeDocument/2006/customXml" ds:itemID="{AD898D58-ACEB-4D3F-94CA-64E78AE2FF3E}">
-  <ds:schemaRefs>
-    <ds:schemaRef ds:uri="http://schemas.openxmlformats.org/officeDocument/2006/bibliography"/>
-  </ds:schemaRefs>
-</ds:datastoreItem>
-</file>
-
-<file path=customXml/itemProps3.xml><?xml version="1.0" encoding="utf-8"?>
-<ds:datastoreItem xmlns:ds="http://schemas.openxmlformats.org/officeDocument/2006/customXml" ds:itemID="{05787A61-D1A6-496B-B42E-A741891C27FB}">
-  <ds:schemaRefs>
-    <ds:schemaRef ds:uri="http://schemas.microsoft.com/sharepoint/v3/contenttype/forms"/>
-  </ds:schemaRefs>
-</ds:datastoreItem>
-</file>
-
-<file path=customXml/itemProps4.xml><?xml version="1.0" encoding="utf-8"?>
-<ds:datastoreItem xmlns:ds="http://schemas.openxmlformats.org/officeDocument/2006/customXml" ds:itemID="{17D99C83-6042-434E-A673-60333170A0C9}">
-  <ds:schemaRefs>
-    <ds:schemaRef ds:uri="http://schemas.microsoft.com/office/2006/metadata/properties"/>
-    <ds:schemaRef ds:uri="http://schemas.microsoft.com/office/infopath/2007/PartnerControls"/>
-  </ds:schemaRefs>
-</ds:datastoreItem>
 </file>